--- a/XPS_TO_PDF_SERVICE_DOCUMENTATION.docx
+++ b/XPS_TO_PDF_SERVICE_DOCUMENTATION.docx
@@ -773,7 +773,7 @@
       </w:pPr>
       <w:r>
         <w:rPr/>
-        <w:t>Tiempo del trabajo XPS: 2.44 s | C:\XPS_OUT\document.xps</w:t>
+        <w:t>XPS job time: 2.44 s | C:\XPS_OUT\document.xps</w:t>
       </w:r>
     </w:p>
     <w:p>

--- a/XPS_TO_PDF_SERVICE_DOCUMENTATION.docx
+++ b/XPS_TO_PDF_SERVICE_DOCUMENTATION.docx
@@ -243,7 +243,472 @@
       </w:pPr>
       <w:r>
         <w:rPr/>
-        <w:t>The name is then used when the XPS save dialog appears. The fallback order is:</w:t>
+        <w:t xml:space="preserve">The name is then used when the XPS save dialog appears. Tytan's </w:t>
+      </w:r>
+      <w:r>
+        <w:rPr>
+          <w:rFonts w:ascii="Liberation Mono" w:hAnsi="Liberation Mono"/>
+        </w:rPr>
+        <w:t>Printing</w:t>
+      </w:r>
+      <w:r>
+        <w:rPr/>
+        <w:t> window is the authoritative source. The Windows print queue is retained only as a technical fallback if the modal window is missed. The XPS-proposed name and the source application window title are not used as document names.</w:t>
+      </w:r>
+    </w:p>
+    <w:p>
+      <w:pPr>
+        <w:pStyle w:val="BodyText"/>
+        <w:bidi w:val="0"/>
+        <w:jc w:val="start"/>
+        <w:rPr/>
+      </w:pPr>
+      <w:r>
+        <w:rPr/>
+        <w:t>The save dialog is made transparent, filled automatically, and confirmed:</w:t>
+      </w:r>
+    </w:p>
+    <w:p>
+      <w:pPr>
+        <w:pStyle w:val="PreformattedText"/>
+        <w:shd w:fill="E1E1E1" w:val="clear"/>
+        <w:bidi w:val="0"/>
+        <w:spacing w:before="0" w:after="283"/>
+        <w:jc w:val="start"/>
+        <w:rPr/>
+      </w:pPr>
+      <w:r>
+        <w:rPr/>
+        <w:t>WinSetTransparent(0, "ahk_id " hwnd)</w:t>
+        <w:br/>
+        <w:t>ControlSetText(filePath, "Edit1", "ahk_id " hwnd)</w:t>
+        <w:br/>
+        <w:t>ControlSend("{Enter}", , "ahk_id " hwnd)</w:t>
+      </w:r>
+    </w:p>
+    <w:p>
+      <w:pPr>
+        <w:pStyle w:val="BodyText"/>
+        <w:bidi w:val="0"/>
+        <w:jc w:val="start"/>
+        <w:rPr/>
+      </w:pPr>
+      <w:r>
+        <w:rPr/>
+        <w:t xml:space="preserve">The script selects classic XPS when available, preventing the driver from defaulting to </w:t>
+      </w:r>
+      <w:r>
+        <w:rPr>
+          <w:rFonts w:ascii="Liberation Mono" w:hAnsi="Liberation Mono"/>
+        </w:rPr>
+        <w:t>.oxps</w:t>
+      </w:r>
+      <w:r>
+        <w:rPr/>
+        <w:t>.</w:t>
+      </w:r>
+    </w:p>
+    <w:p>
+      <w:pPr>
+        <w:pStyle w:val="Heading2"/>
+        <w:bidi w:val="0"/>
+        <w:ind w:hanging="0" w:start="0"/>
+        <w:jc w:val="start"/>
+        <w:rPr/>
+      </w:pPr>
+      <w:r>
+        <w:rPr/>
+        <w:t>2. XPS service</w:t>
+      </w:r>
+    </w:p>
+    <w:p>
+      <w:pPr>
+        <w:pStyle w:val="BodyText"/>
+        <w:bidi w:val="0"/>
+        <w:jc w:val="start"/>
+        <w:rPr/>
+      </w:pPr>
+      <w:r>
+        <w:rPr/>
+        <w:t xml:space="preserve">File: </w:t>
+      </w:r>
+      <w:r>
+        <w:rPr>
+          <w:rFonts w:ascii="Liberation Mono" w:hAnsi="Liberation Mono"/>
+        </w:rPr>
+        <w:t>Worker.cs</w:t>
+      </w:r>
+    </w:p>
+    <w:p>
+      <w:pPr>
+        <w:pStyle w:val="BodyText"/>
+        <w:bidi w:val="0"/>
+        <w:jc w:val="start"/>
+        <w:rPr/>
+      </w:pPr>
+      <w:r>
+        <w:rPr/>
+        <w:t xml:space="preserve">The service watches </w:t>
+      </w:r>
+      <w:r>
+        <w:rPr>
+          <w:rFonts w:ascii="Liberation Mono" w:hAnsi="Liberation Mono"/>
+        </w:rPr>
+        <w:t>C:\XPS_OUT</w:t>
+      </w:r>
+      <w:r>
+        <w:rPr/>
+        <w:t xml:space="preserve"> and accepts both </w:t>
+      </w:r>
+      <w:r>
+        <w:rPr>
+          <w:rFonts w:ascii="Liberation Mono" w:hAnsi="Liberation Mono"/>
+        </w:rPr>
+        <w:t>.xps</w:t>
+      </w:r>
+      <w:r>
+        <w:rPr/>
+        <w:t xml:space="preserve"> and </w:t>
+      </w:r>
+      <w:r>
+        <w:rPr>
+          <w:rFonts w:ascii="Liberation Mono" w:hAnsi="Liberation Mono"/>
+        </w:rPr>
+        <w:t>.oxps</w:t>
+      </w:r>
+      <w:r>
+        <w:rPr/>
+        <w:t xml:space="preserve"> files:</w:t>
+      </w:r>
+    </w:p>
+    <w:p>
+      <w:pPr>
+        <w:pStyle w:val="PreformattedText"/>
+        <w:shd w:fill="E1E1E1" w:val="clear"/>
+        <w:bidi w:val="0"/>
+        <w:spacing w:before="0" w:after="283"/>
+        <w:jc w:val="start"/>
+        <w:rPr/>
+      </w:pPr>
+      <w:r>
+        <w:rPr/>
+        <w:t>if (!e.FullPath.EndsWith(".xps", StringComparison.OrdinalIgnoreCase) &amp;&amp;</w:t>
+        <w:br/>
+        <w:t xml:space="preserve">    !e.FullPath.EndsWith(".oxps", StringComparison.OrdinalIgnoreCase))</w:t>
+        <w:br/>
+        <w:t xml:space="preserve">    return;</w:t>
+      </w:r>
+    </w:p>
+    <w:p>
+      <w:pPr>
+        <w:pStyle w:val="BodyText"/>
+        <w:bidi w:val="0"/>
+        <w:jc w:val="start"/>
+        <w:rPr/>
+      </w:pPr>
+      <w:r>
+        <w:rPr/>
+        <w:t>Before conversion, it verifies that the file exists, is non-empty, can be opened exclusively, and remains stable across two quick checks. This prevents GhostXPS from reading an incomplete package.</w:t>
+      </w:r>
+    </w:p>
+    <w:p>
+      <w:pPr>
+        <w:pStyle w:val="BodyText"/>
+        <w:bidi w:val="0"/>
+        <w:jc w:val="start"/>
+        <w:rPr/>
+      </w:pPr>
+      <w:r>
+        <w:rPr/>
+        <w:t xml:space="preserve">GhostXPS is started with the </w:t>
+      </w:r>
+      <w:r>
+        <w:rPr>
+          <w:rFonts w:ascii="Liberation Mono" w:hAnsi="Liberation Mono"/>
+        </w:rPr>
+        <w:t>pdfwrite</w:t>
+      </w:r>
+      <w:r>
+        <w:rPr/>
+        <w:t xml:space="preserve"> device:</w:t>
+      </w:r>
+    </w:p>
+    <w:p>
+      <w:pPr>
+        <w:pStyle w:val="PreformattedText"/>
+        <w:shd w:fill="E1E1E1" w:val="clear"/>
+        <w:bidi w:val="0"/>
+        <w:spacing w:before="0" w:after="283"/>
+        <w:jc w:val="start"/>
+        <w:rPr/>
+      </w:pPr>
+      <w:r>
+        <w:rPr/>
+        <w:t>psi.ArgumentList.Add("-dSAFER");</w:t>
+        <w:br/>
+        <w:t>psi.ArgumentList.Add("-dBATCH");</w:t>
+        <w:br/>
+        <w:t>psi.ArgumentList.Add("-dNOPAUSE");</w:t>
+        <w:br/>
+        <w:t>psi.ArgumentList.Add("-sDEVICE=pdfwrite");</w:t>
+        <w:br/>
+        <w:t>psi.ArgumentList.Add($"-sOutputFile={ghostOutputFile}");</w:t>
+        <w:br/>
+        <w:t>psi.ArgumentList.Add(xpsFile);</w:t>
+      </w:r>
+    </w:p>
+    <w:p>
+      <w:pPr>
+        <w:pStyle w:val="Heading3"/>
+        <w:bidi w:val="0"/>
+        <w:ind w:hanging="0" w:start="0"/>
+        <w:jc w:val="start"/>
+        <w:rPr/>
+      </w:pPr>
+      <w:r>
+        <w:rPr/>
+        <w:t>Percent signs in names</w:t>
+      </w:r>
+    </w:p>
+    <w:p>
+      <w:pPr>
+        <w:pStyle w:val="BodyText"/>
+        <w:bidi w:val="0"/>
+        <w:jc w:val="start"/>
+        <w:rPr/>
+      </w:pPr>
+      <w:r>
+        <w:rPr/>
+        <w:t xml:space="preserve">Tytan identifiers can begin with </w:t>
+      </w:r>
+      <w:r>
+        <w:rPr>
+          <w:rFonts w:ascii="Liberation Mono" w:hAnsi="Liberation Mono"/>
+        </w:rPr>
+        <w:t>%</w:t>
+      </w:r>
+      <w:r>
+        <w:rPr/>
+        <w:t xml:space="preserve">. GhostXPS treats </w:t>
+      </w:r>
+      <w:r>
+        <w:rPr>
+          <w:rFonts w:ascii="Liberation Mono" w:hAnsi="Liberation Mono"/>
+        </w:rPr>
+        <w:t>%</w:t>
+      </w:r>
+      <w:r>
+        <w:rPr/>
+        <w:t xml:space="preserve"> in an output path as a pattern marker, so it is escaped only for the process argument:</w:t>
+      </w:r>
+    </w:p>
+    <w:p>
+      <w:pPr>
+        <w:pStyle w:val="PreformattedText"/>
+        <w:shd w:fill="E1E1E1" w:val="clear"/>
+        <w:bidi w:val="0"/>
+        <w:spacing w:before="0" w:after="283"/>
+        <w:jc w:val="start"/>
+        <w:rPr/>
+      </w:pPr>
+      <w:r>
+        <w:rPr/>
+        <w:t>string ghostOutputFile = temporaryPdfFile.Replace("%", "%%");</w:t>
+      </w:r>
+    </w:p>
+    <w:p>
+      <w:pPr>
+        <w:pStyle w:val="BodyText"/>
+        <w:bidi w:val="0"/>
+        <w:jc w:val="start"/>
+        <w:rPr/>
+      </w:pPr>
+      <w:r>
+        <w:rPr/>
+        <w:t>The actual filename on disk remains unchanged.</w:t>
+      </w:r>
+    </w:p>
+    <w:p>
+      <w:pPr>
+        <w:pStyle w:val="Heading3"/>
+        <w:bidi w:val="0"/>
+        <w:ind w:hanging="0" w:start="0"/>
+        <w:jc w:val="start"/>
+        <w:rPr/>
+      </w:pPr>
+      <w:r>
+        <w:rPr/>
+        <w:t>Temporary PDF</w:t>
+      </w:r>
+    </w:p>
+    <w:p>
+      <w:pPr>
+        <w:pStyle w:val="BodyText"/>
+        <w:bidi w:val="0"/>
+        <w:jc w:val="start"/>
+        <w:rPr/>
+      </w:pPr>
+      <w:r>
+        <w:rPr/>
+        <w:t xml:space="preserve">GhostXPS first writes </w:t>
+      </w:r>
+      <w:r>
+        <w:rPr>
+          <w:rFonts w:ascii="Liberation Mono" w:hAnsi="Liberation Mono"/>
+        </w:rPr>
+        <w:t>document.tmp.pdf</w:t>
+      </w:r>
+      <w:r>
+        <w:rPr/>
+        <w:t xml:space="preserve">. Only after exit code </w:t>
+      </w:r>
+      <w:r>
+        <w:rPr>
+          <w:rFonts w:ascii="Liberation Mono" w:hAnsi="Liberation Mono"/>
+        </w:rPr>
+        <w:t>0</w:t>
+      </w:r>
+      <w:r>
+        <w:rPr/>
+        <w:t xml:space="preserve"> and a file existence check does the service publish the final PDF:</w:t>
+      </w:r>
+    </w:p>
+    <w:p>
+      <w:pPr>
+        <w:pStyle w:val="PreformattedText"/>
+        <w:shd w:fill="E1E1E1" w:val="clear"/>
+        <w:bidi w:val="0"/>
+        <w:spacing w:before="0" w:after="283"/>
+        <w:jc w:val="start"/>
+        <w:rPr/>
+      </w:pPr>
+      <w:r>
+        <w:rPr/>
+        <w:t>File.Move(temporaryPdfFile, pdfFile, true);</w:t>
+      </w:r>
+    </w:p>
+    <w:p>
+      <w:pPr>
+        <w:pStyle w:val="BodyText"/>
+        <w:bidi w:val="0"/>
+        <w:jc w:val="start"/>
+        <w:rPr/>
+      </w:pPr>
+      <w:r>
+        <w:rPr/>
+        <w:t xml:space="preserve">This prevents incomplete PDFs from appearing in </w:t>
+      </w:r>
+      <w:r>
+        <w:rPr>
+          <w:rFonts w:ascii="Liberation Mono" w:hAnsi="Liberation Mono"/>
+        </w:rPr>
+        <w:t>C:\PDF</w:t>
+      </w:r>
+      <w:r>
+        <w:rPr/>
+        <w:t>.</w:t>
+      </w:r>
+    </w:p>
+    <w:p>
+      <w:pPr>
+        <w:pStyle w:val="Heading2"/>
+        <w:bidi w:val="0"/>
+        <w:ind w:hanging="0" w:start="0"/>
+        <w:jc w:val="start"/>
+        <w:rPr/>
+      </w:pPr>
+      <w:r>
+        <w:rPr/>
+        <w:t>3. Reliability protections</w:t>
+      </w:r>
+    </w:p>
+    <w:p>
+      <w:pPr>
+        <w:pStyle w:val="BodyText"/>
+        <w:bidi w:val="0"/>
+        <w:jc w:val="start"/>
+        <w:rPr/>
+      </w:pPr>
+      <w:r>
+        <w:rPr/>
+        <w:t xml:space="preserve">Two service processes could race over the same temporary PDF. </w:t>
+      </w:r>
+      <w:r>
+        <w:rPr>
+          <w:rFonts w:ascii="Liberation Mono" w:hAnsi="Liberation Mono"/>
+        </w:rPr>
+        <w:t>Worker.cs</w:t>
+      </w:r>
+      <w:r>
+        <w:rPr/>
+        <w:t xml:space="preserve"> uses a named mutex so only one instance watches the folder:</w:t>
+      </w:r>
+    </w:p>
+    <w:p>
+      <w:pPr>
+        <w:pStyle w:val="PreformattedText"/>
+        <w:shd w:fill="E1E1E1" w:val="clear"/>
+        <w:bidi w:val="0"/>
+        <w:spacing w:before="0" w:after="283"/>
+        <w:jc w:val="start"/>
+        <w:rPr/>
+      </w:pPr>
+      <w:r>
+        <w:rPr/>
+        <w:t>using Mutex instanceMutex =</w:t>
+        <w:br/>
+        <w:t xml:space="preserve">    new(false, "Global\\XpsToPdfService");</w:t>
+      </w:r>
+    </w:p>
+    <w:p>
+      <w:pPr>
+        <w:pStyle w:val="BodyText"/>
+        <w:bidi w:val="0"/>
+        <w:jc w:val="start"/>
+        <w:rPr/>
+      </w:pPr>
+      <w:r>
+        <w:rPr/>
+        <w:t>Each job reports service-side timing:</w:t>
+      </w:r>
+    </w:p>
+    <w:p>
+      <w:pPr>
+        <w:pStyle w:val="PreformattedText"/>
+        <w:shd w:fill="E1E1E1" w:val="clear"/>
+        <w:bidi w:val="0"/>
+        <w:spacing w:before="0" w:after="283"/>
+        <w:jc w:val="start"/>
+        <w:rPr/>
+      </w:pPr>
+      <w:r>
+        <w:rPr/>
+        <w:t>XPS job time: 2.44 s | C:\XPS_OUT\document.xps</w:t>
+      </w:r>
+    </w:p>
+    <w:p>
+      <w:pPr>
+        <w:pStyle w:val="BodyText"/>
+        <w:bidi w:val="0"/>
+        <w:jc w:val="start"/>
+        <w:rPr/>
+      </w:pPr>
+      <w:r>
+        <w:rPr/>
+        <w:t>This measures XPS readiness plus GhostXPS conversion; it does not include all time spent by Tytan before the XPS is created.</w:t>
+      </w:r>
+    </w:p>
+    <w:p>
+      <w:pPr>
+        <w:pStyle w:val="Heading2"/>
+        <w:bidi w:val="0"/>
+        <w:ind w:hanging="0" w:start="0"/>
+        <w:jc w:val="start"/>
+        <w:rPr/>
+      </w:pPr>
+      <w:r>
+        <w:rPr/>
+        <w:t>4. Problems corrected</w:t>
       </w:r>
     </w:p>
     <w:p>
@@ -264,7 +729,27 @@
       </w:pPr>
       <w:r>
         <w:rPr/>
-        <w:t>Name proposed in the XPS dialog.</w:t>
+        <w:t xml:space="preserve">Replaced the incorrect </w:t>
+      </w:r>
+      <w:r>
+        <w:rPr>
+          <w:rFonts w:ascii="Liberation Mono" w:hAnsi="Liberation Mono"/>
+        </w:rPr>
+        <w:t>gswin64c.exe</w:t>
+      </w:r>
+      <w:r>
+        <w:rPr/>
+        <w:t xml:space="preserve"> XPS invocation with </w:t>
+      </w:r>
+      <w:r>
+        <w:rPr>
+          <w:rFonts w:ascii="Liberation Mono" w:hAnsi="Liberation Mono"/>
+        </w:rPr>
+        <w:t>gxpswin64.exe</w:t>
+      </w:r>
+      <w:r>
+        <w:rPr/>
+        <w:t>.</w:t>
       </w:r>
     </w:p>
     <w:p>
@@ -284,14 +769,8 @@
         <w:rPr/>
       </w:pPr>
       <w:r>
-        <w:rPr>
-          <w:rFonts w:ascii="Liberation Mono" w:hAnsi="Liberation Mono"/>
-        </w:rPr>
-        <w:t>DocumentName</w:t>
-      </w:r>
-      <w:r>
-        <w:rPr/>
-        <w:t xml:space="preserve"> from the Windows print queue.</w:t>
+        <w:rPr/>
+        <w:t>Added readiness checks for XPS files still being written.</w:t>
       </w:r>
     </w:p>
     <w:p>
@@ -312,17 +791,27 @@
       </w:pPr>
       <w:r>
         <w:rPr/>
-        <w:t xml:space="preserve">Name captured from Tytan's </w:t>
-      </w:r>
-      <w:r>
-        <w:rPr>
-          <w:rFonts w:ascii="Liberation Mono" w:hAnsi="Liberation Mono"/>
-        </w:rPr>
-        <w:t>Printing</w:t>
-      </w:r>
-      <w:r>
-        <w:rPr/>
-        <w:t xml:space="preserve"> window.</w:t>
+        <w:t xml:space="preserve">Added support for both </w:t>
+      </w:r>
+      <w:r>
+        <w:rPr>
+          <w:rFonts w:ascii="Liberation Mono" w:hAnsi="Liberation Mono"/>
+        </w:rPr>
+        <w:t>.xps</w:t>
+      </w:r>
+      <w:r>
+        <w:rPr/>
+        <w:t xml:space="preserve"> and </w:t>
+      </w:r>
+      <w:r>
+        <w:rPr>
+          <w:rFonts w:ascii="Liberation Mono" w:hAnsi="Liberation Mono"/>
+        </w:rPr>
+        <w:t>.oxps</w:t>
+      </w:r>
+      <w:r>
+        <w:rPr/>
+        <w:t>.</w:t>
       </w:r>
     </w:p>
     <w:p>
@@ -343,112 +832,7 @@
       </w:pPr>
       <w:r>
         <w:rPr/>
-        <w:t>Source application window title as a last resort.</w:t>
-      </w:r>
-    </w:p>
-    <w:p>
-      <w:pPr>
-        <w:pStyle w:val="BodyText"/>
-        <w:bidi w:val="0"/>
-        <w:jc w:val="start"/>
-        <w:rPr/>
-      </w:pPr>
-      <w:r>
-        <w:rPr/>
-        <w:t>The save dialog is made transparent, filled automatically, and confirmed:</w:t>
-      </w:r>
-    </w:p>
-    <w:p>
-      <w:pPr>
-        <w:pStyle w:val="PreformattedText"/>
-        <w:shd w:fill="E1E1E1" w:val="clear"/>
-        <w:bidi w:val="0"/>
-        <w:spacing w:before="0" w:after="283"/>
-        <w:jc w:val="start"/>
-        <w:rPr/>
-      </w:pPr>
-      <w:r>
-        <w:rPr/>
-        <w:t>WinSetTransparent(0, "ahk_id " hwnd)</w:t>
-        <w:br/>
-        <w:t>ControlSetText(filePath, "Edit1", "ahk_id " hwnd)</w:t>
-        <w:br/>
-        <w:t>ControlSend("{Enter}", , "ahk_id " hwnd)</w:t>
-      </w:r>
-    </w:p>
-    <w:p>
-      <w:pPr>
-        <w:pStyle w:val="BodyText"/>
-        <w:bidi w:val="0"/>
-        <w:jc w:val="start"/>
-        <w:rPr/>
-      </w:pPr>
-      <w:r>
-        <w:rPr/>
-        <w:t xml:space="preserve">The script selects classic XPS when available, preventing the driver from defaulting to </w:t>
-      </w:r>
-      <w:r>
-        <w:rPr>
-          <w:rFonts w:ascii="Liberation Mono" w:hAnsi="Liberation Mono"/>
-        </w:rPr>
-        <w:t>.oxps</w:t>
-      </w:r>
-      <w:r>
-        <w:rPr/>
-        <w:t>.</w:t>
-      </w:r>
-    </w:p>
-    <w:p>
-      <w:pPr>
-        <w:pStyle w:val="Heading2"/>
-        <w:bidi w:val="0"/>
-        <w:ind w:hanging="0" w:start="0"/>
-        <w:jc w:val="start"/>
-        <w:rPr/>
-      </w:pPr>
-      <w:r>
-        <w:rPr/>
-        <w:t>2. XPS service</w:t>
-      </w:r>
-    </w:p>
-    <w:p>
-      <w:pPr>
-        <w:pStyle w:val="BodyText"/>
-        <w:bidi w:val="0"/>
-        <w:jc w:val="start"/>
-        <w:rPr/>
-      </w:pPr>
-      <w:r>
-        <w:rPr/>
-        <w:t xml:space="preserve">File: </w:t>
-      </w:r>
-      <w:r>
-        <w:rPr>
-          <w:rFonts w:ascii="Liberation Mono" w:hAnsi="Liberation Mono"/>
-        </w:rPr>
-        <w:t>Worker.cs</w:t>
-      </w:r>
-    </w:p>
-    <w:p>
-      <w:pPr>
-        <w:pStyle w:val="BodyText"/>
-        <w:bidi w:val="0"/>
-        <w:jc w:val="start"/>
-        <w:rPr/>
-      </w:pPr>
-      <w:r>
-        <w:rPr/>
-        <w:t xml:space="preserve">The service watches </w:t>
-      </w:r>
-      <w:r>
-        <w:rPr>
-          <w:rFonts w:ascii="Liberation Mono" w:hAnsi="Liberation Mono"/>
-        </w:rPr>
-        <w:t>C:\XPS_OUT</w:t>
-      </w:r>
-      <w:r>
-        <w:rPr/>
-        <w:t xml:space="preserve"> and accepts both </w:t>
+        <w:t xml:space="preserve">Prevented stale dialog values and repeated </w:t>
       </w:r>
       <w:r>
         <w:rPr>
@@ -458,347 +842,7 @@
       </w:r>
       <w:r>
         <w:rPr/>
-        <w:t xml:space="preserve"> and </w:t>
-      </w:r>
-      <w:r>
-        <w:rPr>
-          <w:rFonts w:ascii="Liberation Mono" w:hAnsi="Liberation Mono"/>
-        </w:rPr>
-        <w:t>.oxps</w:t>
-      </w:r>
-      <w:r>
-        <w:rPr/>
-        <w:t xml:space="preserve"> files:</w:t>
-      </w:r>
-    </w:p>
-    <w:p>
-      <w:pPr>
-        <w:pStyle w:val="PreformattedText"/>
-        <w:shd w:fill="E1E1E1" w:val="clear"/>
-        <w:bidi w:val="0"/>
-        <w:spacing w:before="0" w:after="283"/>
-        <w:jc w:val="start"/>
-        <w:rPr/>
-      </w:pPr>
-      <w:r>
-        <w:rPr/>
-        <w:t>if (!e.FullPath.EndsWith(".xps", StringComparison.OrdinalIgnoreCase) &amp;&amp;</w:t>
-        <w:br/>
-        <w:t xml:space="preserve">    !e.FullPath.EndsWith(".oxps", StringComparison.OrdinalIgnoreCase))</w:t>
-        <w:br/>
-        <w:t xml:space="preserve">    return;</w:t>
-      </w:r>
-    </w:p>
-    <w:p>
-      <w:pPr>
-        <w:pStyle w:val="BodyText"/>
-        <w:bidi w:val="0"/>
-        <w:jc w:val="start"/>
-        <w:rPr/>
-      </w:pPr>
-      <w:r>
-        <w:rPr/>
-        <w:t>Before conversion, it verifies that the file exists, is non-empty, can be opened exclusively, and remains stable across two quick checks. This prevents GhostXPS from reading an incomplete package.</w:t>
-      </w:r>
-    </w:p>
-    <w:p>
-      <w:pPr>
-        <w:pStyle w:val="BodyText"/>
-        <w:bidi w:val="0"/>
-        <w:jc w:val="start"/>
-        <w:rPr/>
-      </w:pPr>
-      <w:r>
-        <w:rPr/>
-        <w:t xml:space="preserve">GhostXPS is started with the </w:t>
-      </w:r>
-      <w:r>
-        <w:rPr>
-          <w:rFonts w:ascii="Liberation Mono" w:hAnsi="Liberation Mono"/>
-        </w:rPr>
-        <w:t>pdfwrite</w:t>
-      </w:r>
-      <w:r>
-        <w:rPr/>
-        <w:t xml:space="preserve"> device:</w:t>
-      </w:r>
-    </w:p>
-    <w:p>
-      <w:pPr>
-        <w:pStyle w:val="PreformattedText"/>
-        <w:shd w:fill="E1E1E1" w:val="clear"/>
-        <w:bidi w:val="0"/>
-        <w:spacing w:before="0" w:after="283"/>
-        <w:jc w:val="start"/>
-        <w:rPr/>
-      </w:pPr>
-      <w:r>
-        <w:rPr/>
-        <w:t>psi.ArgumentList.Add("-dSAFER");</w:t>
-        <w:br/>
-        <w:t>psi.ArgumentList.Add("-dBATCH");</w:t>
-        <w:br/>
-        <w:t>psi.ArgumentList.Add("-dNOPAUSE");</w:t>
-        <w:br/>
-        <w:t>psi.ArgumentList.Add("-sDEVICE=pdfwrite");</w:t>
-        <w:br/>
-        <w:t>psi.ArgumentList.Add($"-sOutputFile={ghostOutputFile}");</w:t>
-        <w:br/>
-        <w:t>psi.ArgumentList.Add(xpsFile);</w:t>
-      </w:r>
-    </w:p>
-    <w:p>
-      <w:pPr>
-        <w:pStyle w:val="Heading3"/>
-        <w:bidi w:val="0"/>
-        <w:ind w:hanging="0" w:start="0"/>
-        <w:jc w:val="start"/>
-        <w:rPr/>
-      </w:pPr>
-      <w:r>
-        <w:rPr/>
-        <w:t>Percent signs in names</w:t>
-      </w:r>
-    </w:p>
-    <w:p>
-      <w:pPr>
-        <w:pStyle w:val="BodyText"/>
-        <w:bidi w:val="0"/>
-        <w:jc w:val="start"/>
-        <w:rPr/>
-      </w:pPr>
-      <w:r>
-        <w:rPr/>
-        <w:t xml:space="preserve">Tytan identifiers can begin with </w:t>
-      </w:r>
-      <w:r>
-        <w:rPr>
-          <w:rFonts w:ascii="Liberation Mono" w:hAnsi="Liberation Mono"/>
-        </w:rPr>
-        <w:t>%</w:t>
-      </w:r>
-      <w:r>
-        <w:rPr/>
-        <w:t xml:space="preserve">. GhostXPS treats </w:t>
-      </w:r>
-      <w:r>
-        <w:rPr>
-          <w:rFonts w:ascii="Liberation Mono" w:hAnsi="Liberation Mono"/>
-        </w:rPr>
-        <w:t>%</w:t>
-      </w:r>
-      <w:r>
-        <w:rPr/>
-        <w:t xml:space="preserve"> in an output path as a pattern marker, so it is escaped only for the process argument:</w:t>
-      </w:r>
-    </w:p>
-    <w:p>
-      <w:pPr>
-        <w:pStyle w:val="PreformattedText"/>
-        <w:shd w:fill="E1E1E1" w:val="clear"/>
-        <w:bidi w:val="0"/>
-        <w:spacing w:before="0" w:after="283"/>
-        <w:jc w:val="start"/>
-        <w:rPr/>
-      </w:pPr>
-      <w:r>
-        <w:rPr/>
-        <w:t>string ghostOutputFile = temporaryPdfFile.Replace("%", "%%");</w:t>
-      </w:r>
-    </w:p>
-    <w:p>
-      <w:pPr>
-        <w:pStyle w:val="BodyText"/>
-        <w:bidi w:val="0"/>
-        <w:jc w:val="start"/>
-        <w:rPr/>
-      </w:pPr>
-      <w:r>
-        <w:rPr/>
-        <w:t>The actual filename on disk remains unchanged.</w:t>
-      </w:r>
-    </w:p>
-    <w:p>
-      <w:pPr>
-        <w:pStyle w:val="Heading3"/>
-        <w:bidi w:val="0"/>
-        <w:ind w:hanging="0" w:start="0"/>
-        <w:jc w:val="start"/>
-        <w:rPr/>
-      </w:pPr>
-      <w:r>
-        <w:rPr/>
-        <w:t>Temporary PDF</w:t>
-      </w:r>
-    </w:p>
-    <w:p>
-      <w:pPr>
-        <w:pStyle w:val="BodyText"/>
-        <w:bidi w:val="0"/>
-        <w:jc w:val="start"/>
-        <w:rPr/>
-      </w:pPr>
-      <w:r>
-        <w:rPr/>
-        <w:t xml:space="preserve">GhostXPS first writes </w:t>
-      </w:r>
-      <w:r>
-        <w:rPr>
-          <w:rFonts w:ascii="Liberation Mono" w:hAnsi="Liberation Mono"/>
-        </w:rPr>
-        <w:t>document.tmp.pdf</w:t>
-      </w:r>
-      <w:r>
-        <w:rPr/>
-        <w:t xml:space="preserve">. Only after exit code </w:t>
-      </w:r>
-      <w:r>
-        <w:rPr>
-          <w:rFonts w:ascii="Liberation Mono" w:hAnsi="Liberation Mono"/>
-        </w:rPr>
-        <w:t>0</w:t>
-      </w:r>
-      <w:r>
-        <w:rPr/>
-        <w:t xml:space="preserve"> and a file existence check does the service publish the final PDF:</w:t>
-      </w:r>
-    </w:p>
-    <w:p>
-      <w:pPr>
-        <w:pStyle w:val="PreformattedText"/>
-        <w:shd w:fill="E1E1E1" w:val="clear"/>
-        <w:bidi w:val="0"/>
-        <w:spacing w:before="0" w:after="283"/>
-        <w:jc w:val="start"/>
-        <w:rPr/>
-      </w:pPr>
-      <w:r>
-        <w:rPr/>
-        <w:t>File.Move(temporaryPdfFile, pdfFile, true);</w:t>
-      </w:r>
-    </w:p>
-    <w:p>
-      <w:pPr>
-        <w:pStyle w:val="BodyText"/>
-        <w:bidi w:val="0"/>
-        <w:jc w:val="start"/>
-        <w:rPr/>
-      </w:pPr>
-      <w:r>
-        <w:rPr/>
-        <w:t xml:space="preserve">This prevents incomplete PDFs from appearing in </w:t>
-      </w:r>
-      <w:r>
-        <w:rPr>
-          <w:rFonts w:ascii="Liberation Mono" w:hAnsi="Liberation Mono"/>
-        </w:rPr>
-        <w:t>C:\PDF</w:t>
-      </w:r>
-      <w:r>
-        <w:rPr/>
-        <w:t>.</w:t>
-      </w:r>
-    </w:p>
-    <w:p>
-      <w:pPr>
-        <w:pStyle w:val="Heading2"/>
-        <w:bidi w:val="0"/>
-        <w:ind w:hanging="0" w:start="0"/>
-        <w:jc w:val="start"/>
-        <w:rPr/>
-      </w:pPr>
-      <w:r>
-        <w:rPr/>
-        <w:t>3. Reliability protections</w:t>
-      </w:r>
-    </w:p>
-    <w:p>
-      <w:pPr>
-        <w:pStyle w:val="BodyText"/>
-        <w:bidi w:val="0"/>
-        <w:jc w:val="start"/>
-        <w:rPr/>
-      </w:pPr>
-      <w:r>
-        <w:rPr/>
-        <w:t xml:space="preserve">Two service processes could race over the same temporary PDF. </w:t>
-      </w:r>
-      <w:r>
-        <w:rPr>
-          <w:rFonts w:ascii="Liberation Mono" w:hAnsi="Liberation Mono"/>
-        </w:rPr>
-        <w:t>Worker.cs</w:t>
-      </w:r>
-      <w:r>
-        <w:rPr/>
-        <w:t xml:space="preserve"> uses a named mutex so only one instance watches the folder:</w:t>
-      </w:r>
-    </w:p>
-    <w:p>
-      <w:pPr>
-        <w:pStyle w:val="PreformattedText"/>
-        <w:shd w:fill="E1E1E1" w:val="clear"/>
-        <w:bidi w:val="0"/>
-        <w:spacing w:before="0" w:after="283"/>
-        <w:jc w:val="start"/>
-        <w:rPr/>
-      </w:pPr>
-      <w:r>
-        <w:rPr/>
-        <w:t>using Mutex instanceMutex =</w:t>
-        <w:br/>
-        <w:t xml:space="preserve">    new(false, "Global\\XpsToPdfService");</w:t>
-      </w:r>
-    </w:p>
-    <w:p>
-      <w:pPr>
-        <w:pStyle w:val="BodyText"/>
-        <w:bidi w:val="0"/>
-        <w:jc w:val="start"/>
-        <w:rPr/>
-      </w:pPr>
-      <w:r>
-        <w:rPr/>
-        <w:t>Each job reports service-side timing:</w:t>
-      </w:r>
-    </w:p>
-    <w:p>
-      <w:pPr>
-        <w:pStyle w:val="PreformattedText"/>
-        <w:shd w:fill="E1E1E1" w:val="clear"/>
-        <w:bidi w:val="0"/>
-        <w:spacing w:before="0" w:after="283"/>
-        <w:jc w:val="start"/>
-        <w:rPr/>
-      </w:pPr>
-      <w:r>
-        <w:rPr/>
-        <w:t>XPS job time: 2.44 s | C:\XPS_OUT\document.xps</w:t>
-      </w:r>
-    </w:p>
-    <w:p>
-      <w:pPr>
-        <w:pStyle w:val="BodyText"/>
-        <w:bidi w:val="0"/>
-        <w:jc w:val="start"/>
-        <w:rPr/>
-      </w:pPr>
-      <w:r>
-        <w:rPr/>
-        <w:t>This measures XPS readiness plus GhostXPS conversion; it does not include all time spent by Tytan before the XPS is created.</w:t>
-      </w:r>
-    </w:p>
-    <w:p>
-      <w:pPr>
-        <w:pStyle w:val="Heading2"/>
-        <w:bidi w:val="0"/>
-        <w:ind w:hanging="0" w:start="0"/>
-        <w:jc w:val="start"/>
-        <w:rPr/>
-      </w:pPr>
-      <w:r>
-        <w:rPr/>
-        <w:t>4. Problems corrected</w:t>
+        <w:t xml:space="preserve"> extensions.</w:t>
       </w:r>
     </w:p>
     <w:p>
@@ -806,7 +850,7 @@
         <w:pStyle w:val="BodyText"/>
         <w:numPr>
           <w:ilvl w:val="0"/>
-          <w:numId w:val="3"/>
+          <w:numId w:val="2"/>
         </w:numPr>
         <w:tabs>
           <w:tab w:val="clear" w:pos="709"/>
@@ -819,27 +863,7 @@
       </w:pPr>
       <w:r>
         <w:rPr/>
-        <w:t xml:space="preserve">Replaced the incorrect </w:t>
-      </w:r>
-      <w:r>
-        <w:rPr>
-          <w:rFonts w:ascii="Liberation Mono" w:hAnsi="Liberation Mono"/>
-        </w:rPr>
-        <w:t>gswin64c.exe</w:t>
-      </w:r>
-      <w:r>
-        <w:rPr/>
-        <w:t xml:space="preserve"> XPS invocation with </w:t>
-      </w:r>
-      <w:r>
-        <w:rPr>
-          <w:rFonts w:ascii="Liberation Mono" w:hAnsi="Liberation Mono"/>
-        </w:rPr>
-        <w:t>gxpswin64.exe</w:t>
-      </w:r>
-      <w:r>
-        <w:rPr/>
-        <w:t>.</w:t>
+        <w:t>Selected the classic XPS format explicitly.</w:t>
       </w:r>
     </w:p>
     <w:p>
@@ -847,7 +871,7 @@
         <w:pStyle w:val="BodyText"/>
         <w:numPr>
           <w:ilvl w:val="0"/>
-          <w:numId w:val="3"/>
+          <w:numId w:val="2"/>
         </w:numPr>
         <w:tabs>
           <w:tab w:val="clear" w:pos="709"/>
@@ -860,7 +884,17 @@
       </w:pPr>
       <w:r>
         <w:rPr/>
-        <w:t>Added readiness checks for XPS files still being written.</w:t>
+        <w:t xml:space="preserve">Escaped </w:t>
+      </w:r>
+      <w:r>
+        <w:rPr>
+          <w:rFonts w:ascii="Liberation Mono" w:hAnsi="Liberation Mono"/>
+        </w:rPr>
+        <w:t>%</w:t>
+      </w:r>
+      <w:r>
+        <w:rPr/>
+        <w:t xml:space="preserve"> names for GhostXPS.</w:t>
       </w:r>
     </w:p>
     <w:p>
@@ -868,7 +902,7 @@
         <w:pStyle w:val="BodyText"/>
         <w:numPr>
           <w:ilvl w:val="0"/>
-          <w:numId w:val="3"/>
+          <w:numId w:val="2"/>
         </w:numPr>
         <w:tabs>
           <w:tab w:val="clear" w:pos="709"/>
@@ -881,27 +915,7 @@
       </w:pPr>
       <w:r>
         <w:rPr/>
-        <w:t xml:space="preserve">Added support for both </w:t>
-      </w:r>
-      <w:r>
-        <w:rPr>
-          <w:rFonts w:ascii="Liberation Mono" w:hAnsi="Liberation Mono"/>
-        </w:rPr>
-        <w:t>.xps</w:t>
-      </w:r>
-      <w:r>
-        <w:rPr/>
-        <w:t xml:space="preserve"> and </w:t>
-      </w:r>
-      <w:r>
-        <w:rPr>
-          <w:rFonts w:ascii="Liberation Mono" w:hAnsi="Liberation Mono"/>
-        </w:rPr>
-        <w:t>.oxps</w:t>
-      </w:r>
-      <w:r>
-        <w:rPr/>
-        <w:t>.</w:t>
+        <w:t>Added a single-instance mutex to prevent duplicate conversion.</w:t>
       </w:r>
     </w:p>
     <w:p>
@@ -909,111 +923,7 @@
         <w:pStyle w:val="BodyText"/>
         <w:numPr>
           <w:ilvl w:val="0"/>
-          <w:numId w:val="3"/>
-        </w:numPr>
-        <w:tabs>
-          <w:tab w:val="clear" w:pos="709"/>
-          <w:tab w:val="left" w:pos="709" w:leader="none"/>
-        </w:tabs>
-        <w:bidi w:val="0"/>
-        <w:ind w:hanging="283" w:start="709"/>
-        <w:jc w:val="start"/>
-        <w:rPr/>
-      </w:pPr>
-      <w:r>
-        <w:rPr/>
-        <w:t xml:space="preserve">Prevented stale dialog values and repeated </w:t>
-      </w:r>
-      <w:r>
-        <w:rPr>
-          <w:rFonts w:ascii="Liberation Mono" w:hAnsi="Liberation Mono"/>
-        </w:rPr>
-        <w:t>.xps</w:t>
-      </w:r>
-      <w:r>
-        <w:rPr/>
-        <w:t xml:space="preserve"> extensions.</w:t>
-      </w:r>
-    </w:p>
-    <w:p>
-      <w:pPr>
-        <w:pStyle w:val="BodyText"/>
-        <w:numPr>
-          <w:ilvl w:val="0"/>
-          <w:numId w:val="3"/>
-        </w:numPr>
-        <w:tabs>
-          <w:tab w:val="clear" w:pos="709"/>
-          <w:tab w:val="left" w:pos="709" w:leader="none"/>
-        </w:tabs>
-        <w:bidi w:val="0"/>
-        <w:ind w:hanging="283" w:start="709"/>
-        <w:jc w:val="start"/>
-        <w:rPr/>
-      </w:pPr>
-      <w:r>
-        <w:rPr/>
-        <w:t>Selected the classic XPS format explicitly.</w:t>
-      </w:r>
-    </w:p>
-    <w:p>
-      <w:pPr>
-        <w:pStyle w:val="BodyText"/>
-        <w:numPr>
-          <w:ilvl w:val="0"/>
-          <w:numId w:val="3"/>
-        </w:numPr>
-        <w:tabs>
-          <w:tab w:val="clear" w:pos="709"/>
-          <w:tab w:val="left" w:pos="709" w:leader="none"/>
-        </w:tabs>
-        <w:bidi w:val="0"/>
-        <w:ind w:hanging="283" w:start="709"/>
-        <w:jc w:val="start"/>
-        <w:rPr/>
-      </w:pPr>
-      <w:r>
-        <w:rPr/>
-        <w:t xml:space="preserve">Escaped </w:t>
-      </w:r>
-      <w:r>
-        <w:rPr>
-          <w:rFonts w:ascii="Liberation Mono" w:hAnsi="Liberation Mono"/>
-        </w:rPr>
-        <w:t>%</w:t>
-      </w:r>
-      <w:r>
-        <w:rPr/>
-        <w:t xml:space="preserve"> names for GhostXPS.</w:t>
-      </w:r>
-    </w:p>
-    <w:p>
-      <w:pPr>
-        <w:pStyle w:val="BodyText"/>
-        <w:numPr>
-          <w:ilvl w:val="0"/>
-          <w:numId w:val="3"/>
-        </w:numPr>
-        <w:tabs>
-          <w:tab w:val="clear" w:pos="709"/>
-          <w:tab w:val="left" w:pos="709" w:leader="none"/>
-        </w:tabs>
-        <w:bidi w:val="0"/>
-        <w:ind w:hanging="283" w:start="709"/>
-        <w:jc w:val="start"/>
-        <w:rPr/>
-      </w:pPr>
-      <w:r>
-        <w:rPr/>
-        <w:t>Added a single-instance mutex to prevent duplicate conversion.</w:t>
-      </w:r>
-    </w:p>
-    <w:p>
-      <w:pPr>
-        <w:pStyle w:val="BodyText"/>
-        <w:numPr>
-          <w:ilvl w:val="0"/>
-          <w:numId w:val="3"/>
+          <w:numId w:val="2"/>
         </w:numPr>
         <w:tabs>
           <w:tab w:val="clear" w:pos="709"/>
@@ -1144,7 +1054,7 @@
       </w:r>
       <w:r>
         <w:rPr/>
-        <w:t xml:space="preserve"> window and uses the source window title only as a fallback.</w:t>
+        <w:t xml:space="preserve"> window and uses the print queue only as a technical fallback.</w:t>
       </w:r>
     </w:p>
     <w:p>
@@ -1298,125 +1208,6 @@
   <w:abstractNum w:abstractNumId="2">
     <w:lvl w:ilvl="0">
       <w:start w:val="1"/>
-      <w:numFmt w:val="decimal"/>
-      <w:lvlText w:val="%1."/>
-      <w:lvlJc w:val="start"/>
-      <w:pPr>
-        <w:tabs>
-          <w:tab w:val="num" w:pos="709"/>
-        </w:tabs>
-        <w:ind w:start="709" w:hanging="283"/>
-      </w:pPr>
-      <w:rPr/>
-    </w:lvl>
-    <w:lvl w:ilvl="1">
-      <w:start w:val="1"/>
-      <w:numFmt w:val="decimal"/>
-      <w:lvlText w:val="%2."/>
-      <w:lvlJc w:val="start"/>
-      <w:pPr>
-        <w:tabs>
-          <w:tab w:val="num" w:pos="1418"/>
-        </w:tabs>
-        <w:ind w:start="1418" w:hanging="283"/>
-      </w:pPr>
-      <w:rPr/>
-    </w:lvl>
-    <w:lvl w:ilvl="2">
-      <w:start w:val="1"/>
-      <w:numFmt w:val="decimal"/>
-      <w:lvlText w:val="%3."/>
-      <w:lvlJc w:val="start"/>
-      <w:pPr>
-        <w:tabs>
-          <w:tab w:val="num" w:pos="2127"/>
-        </w:tabs>
-        <w:ind w:start="2127" w:hanging="283"/>
-      </w:pPr>
-      <w:rPr/>
-    </w:lvl>
-    <w:lvl w:ilvl="3">
-      <w:start w:val="1"/>
-      <w:numFmt w:val="decimal"/>
-      <w:lvlText w:val="%4."/>
-      <w:lvlJc w:val="start"/>
-      <w:pPr>
-        <w:tabs>
-          <w:tab w:val="num" w:pos="2836"/>
-        </w:tabs>
-        <w:ind w:start="2836" w:hanging="283"/>
-      </w:pPr>
-      <w:rPr/>
-    </w:lvl>
-    <w:lvl w:ilvl="4">
-      <w:start w:val="1"/>
-      <w:numFmt w:val="decimal"/>
-      <w:lvlText w:val="%5."/>
-      <w:lvlJc w:val="start"/>
-      <w:pPr>
-        <w:tabs>
-          <w:tab w:val="num" w:pos="3545"/>
-        </w:tabs>
-        <w:ind w:start="3545" w:hanging="283"/>
-      </w:pPr>
-      <w:rPr/>
-    </w:lvl>
-    <w:lvl w:ilvl="5">
-      <w:start w:val="1"/>
-      <w:numFmt w:val="decimal"/>
-      <w:lvlText w:val="%6."/>
-      <w:lvlJc w:val="start"/>
-      <w:pPr>
-        <w:tabs>
-          <w:tab w:val="num" w:pos="4254"/>
-        </w:tabs>
-        <w:ind w:start="4254" w:hanging="283"/>
-      </w:pPr>
-      <w:rPr/>
-    </w:lvl>
-    <w:lvl w:ilvl="6">
-      <w:start w:val="1"/>
-      <w:numFmt w:val="decimal"/>
-      <w:lvlText w:val="%7."/>
-      <w:lvlJc w:val="start"/>
-      <w:pPr>
-        <w:tabs>
-          <w:tab w:val="num" w:pos="4963"/>
-        </w:tabs>
-        <w:ind w:start="4963" w:hanging="283"/>
-      </w:pPr>
-      <w:rPr/>
-    </w:lvl>
-    <w:lvl w:ilvl="7">
-      <w:start w:val="1"/>
-      <w:numFmt w:val="decimal"/>
-      <w:lvlText w:val="%8."/>
-      <w:lvlJc w:val="start"/>
-      <w:pPr>
-        <w:tabs>
-          <w:tab w:val="num" w:pos="5672"/>
-        </w:tabs>
-        <w:ind w:start="5672" w:hanging="283"/>
-      </w:pPr>
-      <w:rPr/>
-    </w:lvl>
-    <w:lvl w:ilvl="8">
-      <w:start w:val="1"/>
-      <w:numFmt w:val="decimal"/>
-      <w:lvlText w:val="%9."/>
-      <w:lvlJc w:val="start"/>
-      <w:pPr>
-        <w:tabs>
-          <w:tab w:val="num" w:pos="6381"/>
-        </w:tabs>
-        <w:ind w:start="6381" w:hanging="283"/>
-      </w:pPr>
-      <w:rPr/>
-    </w:lvl>
-  </w:abstractNum>
-  <w:abstractNum w:abstractNumId="3">
-    <w:lvl w:ilvl="0">
-      <w:start w:val="1"/>
       <w:numFmt w:val="bullet"/>
       <w:lvlText w:val=""/>
       <w:lvlJc w:val="start"/>
@@ -1556,9 +1347,6 @@
   </w:num>
   <w:num w:numId="2">
     <w:abstractNumId w:val="2"/>
-  </w:num>
-  <w:num w:numId="3">
-    <w:abstractNumId w:val="3"/>
   </w:num>
 </w:numbering>
 </file>
@@ -1654,11 +1442,6 @@
       <w:sz w:val="28"/>
       <w:szCs w:val="28"/>
     </w:rPr>
-  </w:style>
-  <w:style w:type="character" w:styleId="NumberingSymbols">
-    <w:name w:val="Numbering Symbols"/>
-    <w:qFormat/>
-    <w:rPr/>
   </w:style>
   <w:style w:type="character" w:styleId="Bullets">
     <w:name w:val="Bullets"/>

--- a/XPS_TO_PDF_SERVICE_DOCUMENTATION.docx
+++ b/XPS_TO_PDF_SERVICE_DOCUMENTATION.docx
@@ -13,7 +13,7 @@
       </w:pPr>
       <w:r>
         <w:rPr/>
-        <w:t>XPS to PDF Service — Current Flow</w:t>
+        <w:t>XpsToPdfService — Technical Documentation</w:t>
       </w:r>
     </w:p>
     <w:p>
@@ -26,7 +26,7 @@
       </w:pPr>
       <w:r>
         <w:rPr/>
-        <w:t>Purpose</w:t>
+        <w:t>Architecture</w:t>
       </w:r>
     </w:p>
     <w:p>
@@ -40,55 +40,21 @@
       </w:pPr>
       <w:r>
         <w:rPr/>
-        <w:t>Tytan / Biling SQL</w:t>
-        <w:br/>
-        <w:t xml:space="preserve">        |</w:t>
-        <w:br/>
-        <w:t xml:space="preserve">        v</w:t>
-        <w:br/>
-        <w:t>Microsoft XPS Document Writer</w:t>
-        <w:br/>
-        <w:t xml:space="preserve">        |</w:t>
-        <w:br/>
-        <w:t xml:space="preserve">        v</w:t>
-        <w:br/>
-        <w:t>SaveAs Interceptor (AutoHotkey)</w:t>
-        <w:br/>
-        <w:t xml:space="preserve">        |</w:t>
-        <w:br/>
-        <w:t xml:space="preserve">        v</w:t>
-        <w:br/>
-        <w:t>C:\XPS_OUT\document-name.xps</w:t>
-        <w:br/>
-        <w:t xml:space="preserve">        |</w:t>
-        <w:br/>
-        <w:t xml:space="preserve">        v</w:t>
-        <w:br/>
-        <w:t>XpsToPdfService (Worker.cs)</w:t>
-        <w:br/>
-        <w:t xml:space="preserve">        |</w:t>
-        <w:br/>
-        <w:t xml:space="preserve">        v</w:t>
-        <w:br/>
-        <w:t>GhostXPS (gxpswin64.exe)</w:t>
-        <w:br/>
-        <w:t xml:space="preserve">        |</w:t>
-        <w:br/>
-        <w:t xml:space="preserve">        v</w:t>
-        <w:br/>
-        <w:t>C:\PDF\document-name.pdf</w:t>
-      </w:r>
-    </w:p>
-    <w:p>
-      <w:pPr>
-        <w:pStyle w:val="BodyText"/>
-        <w:bidi w:val="0"/>
-        <w:jc w:val="start"/>
-        <w:rPr/>
-      </w:pPr>
-      <w:r>
-        <w:rPr/>
-        <w:t>Tytan/Biling SQL remains closed-source. This project intercepts the XPS save operation and converts the resulting XPS/OpenXPS package to PDF.</w:t>
+        <w:t>Tytan -&gt; Microsoft XPS Document Writer -&gt; AutoHotkey -&gt; C:\XPS_OUT\*.xps</w:t>
+        <w:br/>
+        <w:t xml:space="preserve">      -&gt; XpsToPdfService -&gt; GhostXPS -&gt; C:\PDF\*.pdf</w:t>
+      </w:r>
+    </w:p>
+    <w:p>
+      <w:pPr>
+        <w:pStyle w:val="BodyText"/>
+        <w:bidi w:val="0"/>
+        <w:jc w:val="start"/>
+        <w:rPr/>
+      </w:pPr>
+      <w:r>
+        <w:rPr/>
+        <w:t>Tytan/Biling SQL is external and closed-source. The project contains an interactive AutoHotkey interceptor and a .NET Windows service because a Windows service cannot control desktop windows in the user's session.</w:t>
       </w:r>
     </w:p>
     <w:p>
@@ -101,72 +67,7 @@
       </w:pPr>
       <w:r>
         <w:rPr/>
-        <w:t>1. AutoHotkey interceptor</w:t>
-      </w:r>
-    </w:p>
-    <w:p>
-      <w:pPr>
-        <w:pStyle w:val="BodyText"/>
-        <w:bidi w:val="0"/>
-        <w:jc w:val="start"/>
-        <w:rPr/>
-      </w:pPr>
-      <w:r>
-        <w:rPr/>
-        <w:t xml:space="preserve">File: </w:t>
-      </w:r>
-      <w:r>
-        <w:rPr>
-          <w:rFonts w:ascii="Liberation Mono" w:hAnsi="Liberation Mono"/>
-        </w:rPr>
-        <w:t>SaveAsInterceptor\saveas_xps.ahk</w:t>
-      </w:r>
-    </w:p>
-    <w:p>
-      <w:pPr>
-        <w:pStyle w:val="BodyText"/>
-        <w:bidi w:val="0"/>
-        <w:jc w:val="start"/>
-        <w:rPr/>
-      </w:pPr>
-      <w:r>
-        <w:rPr/>
-        <w:t>The interceptor runs in the interactive user session because a Windows service cannot directly control desktop windows.</w:t>
-      </w:r>
-    </w:p>
-    <w:p>
-      <w:pPr>
-        <w:pStyle w:val="Heading3"/>
-        <w:bidi w:val="0"/>
-        <w:ind w:hanging="0" w:start="0"/>
-        <w:jc w:val="start"/>
-        <w:rPr/>
-      </w:pPr>
-      <w:r>
-        <w:rPr/>
-        <w:t>Obtaining the document name</w:t>
-      </w:r>
-    </w:p>
-    <w:p>
-      <w:pPr>
-        <w:pStyle w:val="BodyText"/>
-        <w:bidi w:val="0"/>
-        <w:jc w:val="start"/>
-        <w:rPr/>
-      </w:pPr>
-      <w:r>
-        <w:rPr/>
-        <w:t xml:space="preserve">Tytan displays the real print identifier in its modal </w:t>
-      </w:r>
-      <w:r>
-        <w:rPr>
-          <w:rFonts w:ascii="Liberation Mono" w:hAnsi="Liberation Mono"/>
-        </w:rPr>
-        <w:t>Printing</w:t>
-      </w:r>
-      <w:r>
-        <w:rPr/>
-        <w:t xml:space="preserve"> window:</w:t>
+        <w:t>Repository components</w:t>
       </w:r>
     </w:p>
     <w:p>
@@ -180,29 +81,58 @@
       </w:pPr>
       <w:r>
         <w:rPr/>
-        <w:t>Page 1 of %_2026_000006_20260923_123547644</w:t>
-      </w:r>
-    </w:p>
-    <w:p>
-      <w:pPr>
-        <w:pStyle w:val="BodyText"/>
-        <w:bidi w:val="0"/>
-        <w:jc w:val="start"/>
-        <w:rPr/>
-      </w:pPr>
-      <w:r>
-        <w:rPr/>
-        <w:t xml:space="preserve">The script reads that window and extracts the value after </w:t>
-      </w:r>
-      <w:r>
-        <w:rPr>
-          <w:rFonts w:ascii="Liberation Mono" w:hAnsi="Liberation Mono"/>
-        </w:rPr>
-        <w:t>Page 1 of</w:t>
-      </w:r>
-      <w:r>
-        <w:rPr/>
-        <w:t>:</w:t>
+        <w:t>Worker.cs                         Service and XPS-to-PDF pipeline</w:t>
+        <w:br/>
+        <w:t>Program.cs                        Generic host and Windows-service integration</w:t>
+        <w:br/>
+        <w:t>appsettings.json                  Runtime paths</w:t>
+        <w:br/>
+        <w:t>SaveAsInterceptor/saveas_xps.ahk  Interactive dialog automation</w:t>
+        <w:br/>
+        <w:t>Installer/build-package.ps1      Self-contained package builder</w:t>
+        <w:br/>
+        <w:t>Installer/install.ps1             Installation and recovery configuration</w:t>
+        <w:br/>
+        <w:t>Installer/uninstall.ps1           Removal script</w:t>
+        <w:br/>
+        <w:t>README.md                         Short technical overview</w:t>
+        <w:br/>
+        <w:t>INSTALLATION_GUIDE.md             Client installation guide</w:t>
+      </w:r>
+    </w:p>
+    <w:p>
+      <w:pPr>
+        <w:pStyle w:val="Heading2"/>
+        <w:bidi w:val="0"/>
+        <w:ind w:hanging="0" w:start="0"/>
+        <w:jc w:val="start"/>
+        <w:rPr/>
+      </w:pPr>
+      <w:r>
+        <w:rPr/>
+        <w:t>AutoHotkey interceptor</w:t>
+      </w:r>
+    </w:p>
+    <w:p>
+      <w:pPr>
+        <w:pStyle w:val="BodyText"/>
+        <w:bidi w:val="0"/>
+        <w:jc w:val="start"/>
+        <w:rPr/>
+      </w:pPr>
+      <w:r>
+        <w:rPr/>
+        <w:t xml:space="preserve">The script runs in the interactive user session. It creates </w:t>
+      </w:r>
+      <w:r>
+        <w:rPr>
+          <w:rFonts w:ascii="Liberation Mono" w:hAnsi="Liberation Mono"/>
+        </w:rPr>
+        <w:t>C:\XPS_OUT</w:t>
+      </w:r>
+      <w:r>
+        <w:rPr/>
+        <w:t xml:space="preserve"> and polls two things:</w:t>
       </w:r>
     </w:p>
     <w:p>
@@ -216,34 +146,21 @@
       </w:pPr>
       <w:r>
         <w:rPr/>
-        <w:t>windows := WinGetList("Printing")</w:t>
-        <w:br/>
-        <w:t>text := WinGetText("ahk_id " hwnd)</w:t>
-        <w:br/>
-        <w:br/>
-        <w:t>if RegExMatch(</w:t>
-        <w:br/>
-        <w:t xml:space="preserve">    text,</w:t>
-        <w:br/>
-        <w:t xml:space="preserve">    "im)^\s*Page\s+\d+\s+of\s+(.+?)\s*$",</w:t>
-        <w:br/>
-        <w:t xml:space="preserve">    &amp;match</w:t>
-        <w:br/>
-        <w:t>)</w:t>
-        <w:br/>
-        <w:t xml:space="preserve">    pendingPrintName := Trim(match[1])</w:t>
-      </w:r>
-    </w:p>
-    <w:p>
-      <w:pPr>
-        <w:pStyle w:val="BodyText"/>
-        <w:bidi w:val="0"/>
-        <w:jc w:val="start"/>
-        <w:rPr/>
-      </w:pPr>
-      <w:r>
-        <w:rPr/>
-        <w:t xml:space="preserve">The name is then used when the XPS save dialog appears. Tytan's </w:t>
+        <w:t>SetTimer WatchSaveDialog, 25</w:t>
+        <w:br/>
+        <w:t>SetTimer CapturePrintingName, 25</w:t>
+      </w:r>
+    </w:p>
+    <w:p>
+      <w:pPr>
+        <w:pStyle w:val="BodyText"/>
+        <w:bidi w:val="0"/>
+        <w:jc w:val="start"/>
+        <w:rPr/>
+      </w:pPr>
+      <w:r>
+        <w:rPr/>
+        <w:t xml:space="preserve">Tytan's </w:t>
       </w:r>
       <w:r>
         <w:rPr>
@@ -253,19 +170,7 @@
       </w:r>
       <w:r>
         <w:rPr/>
-        <w:t> window is the authoritative source. The Windows print queue is retained only as a technical fallback if the modal window is missed. The XPS-proposed name and the source application window title are not used as document names.</w:t>
-      </w:r>
-    </w:p>
-    <w:p>
-      <w:pPr>
-        <w:pStyle w:val="BodyText"/>
-        <w:bidi w:val="0"/>
-        <w:jc w:val="start"/>
-        <w:rPr/>
-      </w:pPr>
-      <w:r>
-        <w:rPr/>
-        <w:t>The save dialog is made transparent, filled automatically, and confirmed:</w:t>
+        <w:t xml:space="preserve"> window contains the authoritative identifier, for example:</w:t>
       </w:r>
     </w:p>
     <w:p>
@@ -279,106 +184,29 @@
       </w:pPr>
       <w:r>
         <w:rPr/>
-        <w:t>WinSetTransparent(0, "ahk_id " hwnd)</w:t>
-        <w:br/>
-        <w:t>ControlSetText(filePath, "Edit1", "ahk_id " hwnd)</w:t>
-        <w:br/>
-        <w:t>ControlSend("{Enter}", , "ahk_id " hwnd)</w:t>
-      </w:r>
-    </w:p>
-    <w:p>
-      <w:pPr>
-        <w:pStyle w:val="BodyText"/>
-        <w:bidi w:val="0"/>
-        <w:jc w:val="start"/>
-        <w:rPr/>
-      </w:pPr>
-      <w:r>
-        <w:rPr/>
-        <w:t xml:space="preserve">The script selects classic XPS when available, preventing the driver from defaulting to </w:t>
-      </w:r>
-      <w:r>
-        <w:rPr>
-          <w:rFonts w:ascii="Liberation Mono" w:hAnsi="Liberation Mono"/>
-        </w:rPr>
-        <w:t>.oxps</w:t>
-      </w:r>
-      <w:r>
-        <w:rPr/>
-        <w:t>.</w:t>
-      </w:r>
-    </w:p>
-    <w:p>
-      <w:pPr>
-        <w:pStyle w:val="Heading2"/>
-        <w:bidi w:val="0"/>
-        <w:ind w:hanging="0" w:start="0"/>
-        <w:jc w:val="start"/>
-        <w:rPr/>
-      </w:pPr>
-      <w:r>
-        <w:rPr/>
-        <w:t>2. XPS service</w:t>
-      </w:r>
-    </w:p>
-    <w:p>
-      <w:pPr>
-        <w:pStyle w:val="BodyText"/>
-        <w:bidi w:val="0"/>
-        <w:jc w:val="start"/>
-        <w:rPr/>
-      </w:pPr>
-      <w:r>
-        <w:rPr/>
-        <w:t xml:space="preserve">File: </w:t>
-      </w:r>
-      <w:r>
-        <w:rPr>
-          <w:rFonts w:ascii="Liberation Mono" w:hAnsi="Liberation Mono"/>
-        </w:rPr>
-        <w:t>Worker.cs</w:t>
-      </w:r>
-    </w:p>
-    <w:p>
-      <w:pPr>
-        <w:pStyle w:val="BodyText"/>
-        <w:bidi w:val="0"/>
-        <w:jc w:val="start"/>
-        <w:rPr/>
-      </w:pPr>
-      <w:r>
-        <w:rPr/>
-        <w:t xml:space="preserve">The service watches </w:t>
-      </w:r>
-      <w:r>
-        <w:rPr>
-          <w:rFonts w:ascii="Liberation Mono" w:hAnsi="Liberation Mono"/>
-        </w:rPr>
-        <w:t>C:\XPS_OUT</w:t>
-      </w:r>
-      <w:r>
-        <w:rPr/>
-        <w:t xml:space="preserve"> and accepts both </w:t>
-      </w:r>
-      <w:r>
-        <w:rPr>
-          <w:rFonts w:ascii="Liberation Mono" w:hAnsi="Liberation Mono"/>
-        </w:rPr>
-        <w:t>.xps</w:t>
-      </w:r>
-      <w:r>
-        <w:rPr/>
-        <w:t xml:space="preserve"> and </w:t>
-      </w:r>
-      <w:r>
-        <w:rPr>
-          <w:rFonts w:ascii="Liberation Mono" w:hAnsi="Liberation Mono"/>
-        </w:rPr>
-        <w:t>.oxps</w:t>
-      </w:r>
-      <w:r>
-        <w:rPr/>
-        <w:t xml:space="preserve"> files:</w:t>
+        <w:t>Page 1 of %_2026_000006_20260923_123547644</w:t>
+      </w:r>
+    </w:p>
+    <w:p>
+      <w:pPr>
+        <w:pStyle w:val="BodyText"/>
+        <w:bidi w:val="0"/>
+        <w:jc w:val="start"/>
+        <w:rPr/>
+      </w:pPr>
+      <w:r>
+        <w:rPr/>
+        <w:t xml:space="preserve">The script reads the window text and extracts the value after </w:t>
+      </w:r>
+      <w:r>
+        <w:rPr>
+          <w:rFonts w:ascii="Liberation Mono" w:hAnsi="Liberation Mono"/>
+        </w:rPr>
+        <w:t>Page 1 of</w:t>
+      </w:r>
+      <w:r>
+        <w:rPr/>
+        <w:t>:</w:t>
       </w:r>
     </w:p>
     <w:p>
@@ -392,45 +220,26 @@
       </w:pPr>
       <w:r>
         <w:rPr/>
-        <w:t>if (!e.FullPath.EndsWith(".xps", StringComparison.OrdinalIgnoreCase) &amp;&amp;</w:t>
-        <w:br/>
-        <w:t xml:space="preserve">    !e.FullPath.EndsWith(".oxps", StringComparison.OrdinalIgnoreCase))</w:t>
-        <w:br/>
-        <w:t xml:space="preserve">    return;</w:t>
-      </w:r>
-    </w:p>
-    <w:p>
-      <w:pPr>
-        <w:pStyle w:val="BodyText"/>
-        <w:bidi w:val="0"/>
-        <w:jc w:val="start"/>
-        <w:rPr/>
-      </w:pPr>
-      <w:r>
-        <w:rPr/>
-        <w:t>Before conversion, it verifies that the file exists, is non-empty, can be opened exclusively, and remains stable across two quick checks. This prevents GhostXPS from reading an incomplete package.</w:t>
-      </w:r>
-    </w:p>
-    <w:p>
-      <w:pPr>
-        <w:pStyle w:val="BodyText"/>
-        <w:bidi w:val="0"/>
-        <w:jc w:val="start"/>
-        <w:rPr/>
-      </w:pPr>
-      <w:r>
-        <w:rPr/>
-        <w:t xml:space="preserve">GhostXPS is started with the </w:t>
-      </w:r>
-      <w:r>
-        <w:rPr>
-          <w:rFonts w:ascii="Liberation Mono" w:hAnsi="Liberation Mono"/>
-        </w:rPr>
-        <w:t>pdfwrite</w:t>
-      </w:r>
-      <w:r>
-        <w:rPr/>
-        <w:t xml:space="preserve"> device:</w:t>
+        <w:t>windows := WinGetList("Printing")</w:t>
+        <w:br/>
+        <w:t>text := WinGetText("ahk_id " hwnd)</w:t>
+        <w:br/>
+        <w:br/>
+        <w:t>if RegExMatch(text, "im)^\s*Page\s+\d+\s+of\s+(.+?)\s*$", &amp;match)</w:t>
+        <w:br/>
+        <w:t xml:space="preserve">    pendingPrintName := Trim(match[1])</w:t>
+      </w:r>
+    </w:p>
+    <w:p>
+      <w:pPr>
+        <w:pStyle w:val="BodyText"/>
+        <w:bidi w:val="0"/>
+        <w:jc w:val="start"/>
+        <w:rPr/>
+      </w:pPr>
+      <w:r>
+        <w:rPr/>
+        <w:t>The XPS dialog itself is kept alive but invisible. Its controls are filled and confirmed automatically:</w:t>
       </w:r>
     </w:p>
     <w:p>
@@ -444,17 +253,76 @@
       </w:pPr>
       <w:r>
         <w:rPr/>
-        <w:t>psi.ArgumentList.Add("-dSAFER");</w:t>
-        <w:br/>
-        <w:t>psi.ArgumentList.Add("-dBATCH");</w:t>
-        <w:br/>
-        <w:t>psi.ArgumentList.Add("-dNOPAUSE");</w:t>
-        <w:br/>
-        <w:t>psi.ArgumentList.Add("-sDEVICE=pdfwrite");</w:t>
-        <w:br/>
-        <w:t>psi.ArgumentList.Add($"-sOutputFile={ghostOutputFile}");</w:t>
-        <w:br/>
-        <w:t>psi.ArgumentList.Add(xpsFile);</w:t>
+        <w:t>WinSetTransparent(0, "ahk_id " hwnd)</w:t>
+        <w:br/>
+        <w:t>ControlSetText(filePath, "Edit1", "ahk_id " hwnd)</w:t>
+        <w:br/>
+        <w:t>ControlSend("{Enter}", , "ahk_id " hwnd)</w:t>
+      </w:r>
+    </w:p>
+    <w:p>
+      <w:pPr>
+        <w:pStyle w:val="BodyText"/>
+        <w:bidi w:val="0"/>
+        <w:jc w:val="start"/>
+        <w:rPr/>
+      </w:pPr>
+      <w:r>
+        <w:rPr/>
+        <w:t xml:space="preserve">The script selects </w:t>
+      </w:r>
+      <w:r>
+        <w:rPr>
+          <w:rFonts w:ascii="Liberation Mono" w:hAnsi="Liberation Mono"/>
+        </w:rPr>
+        <w:t>XPS Document (*.xps)</w:t>
+      </w:r>
+      <w:r>
+        <w:rPr/>
+        <w:t xml:space="preserve"> when available, preventing the driver from selecting </w:t>
+      </w:r>
+      <w:r>
+        <w:rPr>
+          <w:rFonts w:ascii="Liberation Mono" w:hAnsi="Liberation Mono"/>
+        </w:rPr>
+        <w:t>.oxps</w:t>
+      </w:r>
+      <w:r>
+        <w:rPr/>
+        <w:t>. The Windows print queue (</w:t>
+      </w:r>
+      <w:r>
+        <w:rPr>
+          <w:rFonts w:ascii="Liberation Mono" w:hAnsi="Liberation Mono"/>
+        </w:rPr>
+        <w:t>Win32_PrintJob</w:t>
+      </w:r>
+      <w:r>
+        <w:rPr/>
+        <w:t xml:space="preserve">) is retained as a technical fallback if the </w:t>
+      </w:r>
+      <w:r>
+        <w:rPr>
+          <w:rFonts w:ascii="Liberation Mono" w:hAnsi="Liberation Mono"/>
+        </w:rPr>
+        <w:t>Printing</w:t>
+      </w:r>
+      <w:r>
+        <w:rPr/>
+        <w:t xml:space="preserve"> window is missed. The application window title and the XPS-proposed name are not used as names.</w:t>
+      </w:r>
+    </w:p>
+    <w:p>
+      <w:pPr>
+        <w:pStyle w:val="Heading2"/>
+        <w:bidi w:val="0"/>
+        <w:ind w:hanging="0" w:start="0"/>
+        <w:jc w:val="start"/>
+        <w:rPr/>
+      </w:pPr>
+      <w:r>
+        <w:rPr/>
+        <w:t>Worker service</w:t>
       </w:r>
     </w:p>
     <w:p>
@@ -467,39 +335,45 @@
       </w:pPr>
       <w:r>
         <w:rPr/>
-        <w:t>Percent signs in names</w:t>
-      </w:r>
-    </w:p>
-    <w:p>
-      <w:pPr>
-        <w:pStyle w:val="BodyText"/>
-        <w:bidi w:val="0"/>
-        <w:jc w:val="start"/>
-        <w:rPr/>
-      </w:pPr>
-      <w:r>
-        <w:rPr/>
-        <w:t xml:space="preserve">Tytan identifiers can begin with </w:t>
-      </w:r>
-      <w:r>
-        <w:rPr>
-          <w:rFonts w:ascii="Liberation Mono" w:hAnsi="Liberation Mono"/>
-        </w:rPr>
-        <w:t>%</w:t>
-      </w:r>
-      <w:r>
-        <w:rPr/>
-        <w:t xml:space="preserve">. GhostXPS treats </w:t>
-      </w:r>
-      <w:r>
-        <w:rPr>
-          <w:rFonts w:ascii="Liberation Mono" w:hAnsi="Liberation Mono"/>
-        </w:rPr>
-        <w:t>%</w:t>
-      </w:r>
-      <w:r>
-        <w:rPr/>
-        <w:t xml:space="preserve"> in an output path as a pattern marker, so it is escaped only for the process argument:</w:t>
+        <w:t>Configuration</w:t>
+      </w:r>
+    </w:p>
+    <w:p>
+      <w:pPr>
+        <w:pStyle w:val="BodyText"/>
+        <w:bidi w:val="0"/>
+        <w:jc w:val="start"/>
+        <w:rPr/>
+      </w:pPr>
+      <w:r>
+        <w:rPr>
+          <w:rFonts w:ascii="Liberation Mono" w:hAnsi="Liberation Mono"/>
+        </w:rPr>
+        <w:t>Worker</w:t>
+      </w:r>
+      <w:r>
+        <w:rPr/>
+        <w:t xml:space="preserve"> receives </w:t>
+      </w:r>
+      <w:r>
+        <w:rPr>
+          <w:rFonts w:ascii="Liberation Mono" w:hAnsi="Liberation Mono"/>
+        </w:rPr>
+        <w:t>IConfiguration</w:t>
+      </w:r>
+      <w:r>
+        <w:rPr/>
+        <w:t xml:space="preserve"> and reads paths from </w:t>
+      </w:r>
+      <w:r>
+        <w:rPr>
+          <w:rFonts w:ascii="Liberation Mono" w:hAnsi="Liberation Mono"/>
+        </w:rPr>
+        <w:t>appsettings.json</w:t>
+      </w:r>
+      <w:r>
+        <w:rPr/>
+        <w:t>:</w:t>
       </w:r>
     </w:p>
     <w:p>
@@ -513,64 +387,31 @@
       </w:pPr>
       <w:r>
         <w:rPr/>
-        <w:t>string ghostOutputFile = temporaryPdfFile.Replace("%", "%%");</w:t>
-      </w:r>
-    </w:p>
-    <w:p>
-      <w:pPr>
-        <w:pStyle w:val="BodyText"/>
-        <w:bidi w:val="0"/>
-        <w:jc w:val="start"/>
-        <w:rPr/>
-      </w:pPr>
-      <w:r>
-        <w:rPr/>
-        <w:t>The actual filename on disk remains unchanged.</w:t>
-      </w:r>
-    </w:p>
-    <w:p>
-      <w:pPr>
-        <w:pStyle w:val="Heading3"/>
-        <w:bidi w:val="0"/>
-        <w:ind w:hanging="0" w:start="0"/>
-        <w:jc w:val="start"/>
-        <w:rPr/>
-      </w:pPr>
-      <w:r>
-        <w:rPr/>
-        <w:t>Temporary PDF</w:t>
-      </w:r>
-    </w:p>
-    <w:p>
-      <w:pPr>
-        <w:pStyle w:val="BodyText"/>
-        <w:bidi w:val="0"/>
-        <w:jc w:val="start"/>
-        <w:rPr/>
-      </w:pPr>
-      <w:r>
-        <w:rPr/>
-        <w:t xml:space="preserve">GhostXPS first writes </w:t>
-      </w:r>
-      <w:r>
-        <w:rPr>
-          <w:rFonts w:ascii="Liberation Mono" w:hAnsi="Liberation Mono"/>
-        </w:rPr>
-        <w:t>document.tmp.pdf</w:t>
-      </w:r>
-      <w:r>
-        <w:rPr/>
-        <w:t xml:space="preserve">. Only after exit code </w:t>
-      </w:r>
-      <w:r>
-        <w:rPr>
-          <w:rFonts w:ascii="Liberation Mono" w:hAnsi="Liberation Mono"/>
-        </w:rPr>
-        <w:t>0</w:t>
-      </w:r>
-      <w:r>
-        <w:rPr/>
-        <w:t xml:space="preserve"> and a file existence check does the service publish the final PDF:</w:t>
+        <w:t>public Worker(IConfiguration configuration)</w:t>
+        <w:br/>
+        <w:t>{</w:t>
+        <w:br/>
+        <w:t xml:space="preserve">    xpsFolder = configuration["XpsToPdf:XpsFolder"] ?? @"C:\XPS_OUT";</w:t>
+        <w:br/>
+        <w:t xml:space="preserve">    pdfFolder = configuration["XpsToPdf:PdfFolder"] ?? @"C:\PDF";</w:t>
+        <w:br/>
+        <w:t xml:space="preserve">    ghostXps = configuration["XpsToPdf:GhostXpsPath"]</w:t>
+        <w:br/>
+        <w:t xml:space="preserve">        ?? @"C:\Program Files\GhostXPS\gxpswin64.exe";</w:t>
+        <w:br/>
+        <w:t>}</w:t>
+      </w:r>
+    </w:p>
+    <w:p>
+      <w:pPr>
+        <w:pStyle w:val="BodyText"/>
+        <w:bidi w:val="0"/>
+        <w:jc w:val="start"/>
+        <w:rPr/>
+      </w:pPr>
+      <w:r>
+        <w:rPr/>
+        <w:t>The installer writes the final path:</w:t>
       </w:r>
     </w:p>
     <w:p>
@@ -584,25 +425,43 @@
       </w:pPr>
       <w:r>
         <w:rPr/>
-        <w:t>File.Move(temporaryPdfFile, pdfFile, true);</w:t>
-      </w:r>
-    </w:p>
-    <w:p>
-      <w:pPr>
-        <w:pStyle w:val="BodyText"/>
-        <w:bidi w:val="0"/>
-        <w:jc w:val="start"/>
-        <w:rPr/>
-      </w:pPr>
-      <w:r>
-        <w:rPr/>
-        <w:t xml:space="preserve">This prevents incomplete PDFs from appearing in </w:t>
-      </w:r>
-      <w:r>
-        <w:rPr>
-          <w:rFonts w:ascii="Liberation Mono" w:hAnsi="Liberation Mono"/>
-        </w:rPr>
-        <w:t>C:\PDF</w:t>
+        <w:t>{</w:t>
+        <w:br/>
+        <w:t xml:space="preserve">  "XpsToPdf": {</w:t>
+        <w:br/>
+        <w:t xml:space="preserve">    "XpsFolder": "C:\\XPS_OUT",</w:t>
+        <w:br/>
+        <w:t xml:space="preserve">    "PdfFolder": "C:\\PDF",</w:t>
+        <w:br/>
+        <w:t xml:space="preserve">    "GhostXpsPath": "C:\\Program Files\\XpsToPdfService\\GhostXPS\\gxpswin64.exe"</w:t>
+        <w:br/>
+        <w:t xml:space="preserve">  }</w:t>
+        <w:br/>
+        <w:t>}</w:t>
+      </w:r>
+    </w:p>
+    <w:p>
+      <w:pPr>
+        <w:pStyle w:val="BodyText"/>
+        <w:bidi w:val="0"/>
+        <w:jc w:val="start"/>
+        <w:rPr/>
+      </w:pPr>
+      <w:r>
+        <w:rPr>
+          <w:rFonts w:ascii="Liberation Mono" w:hAnsi="Liberation Mono"/>
+        </w:rPr>
+        <w:t>gswin64c.exe</w:t>
+      </w:r>
+      <w:r>
+        <w:rPr/>
+        <w:t xml:space="preserve"> is not used. The required executable is </w:t>
+      </w:r>
+      <w:r>
+        <w:rPr>
+          <w:rFonts w:ascii="Liberation Mono" w:hAnsi="Liberation Mono"/>
+        </w:rPr>
+        <w:t>gxpswin64.exe</w:t>
       </w:r>
       <w:r>
         <w:rPr/>
@@ -611,7 +470,7 @@
     </w:p>
     <w:p>
       <w:pPr>
-        <w:pStyle w:val="Heading2"/>
+        <w:pStyle w:val="Heading3"/>
         <w:bidi w:val="0"/>
         <w:ind w:hanging="0" w:start="0"/>
         <w:jc w:val="start"/>
@@ -619,29 +478,39 @@
       </w:pPr>
       <w:r>
         <w:rPr/>
-        <w:t>3. Reliability protections</w:t>
-      </w:r>
-    </w:p>
-    <w:p>
-      <w:pPr>
-        <w:pStyle w:val="BodyText"/>
-        <w:bidi w:val="0"/>
-        <w:jc w:val="start"/>
-        <w:rPr/>
-      </w:pPr>
-      <w:r>
-        <w:rPr/>
-        <w:t xml:space="preserve">Two service processes could race over the same temporary PDF. </w:t>
-      </w:r>
-      <w:r>
-        <w:rPr>
-          <w:rFonts w:ascii="Liberation Mono" w:hAnsi="Liberation Mono"/>
-        </w:rPr>
-        <w:t>Worker.cs</w:t>
-      </w:r>
-      <w:r>
-        <w:rPr/>
-        <w:t xml:space="preserve"> uses a named mutex so only one instance watches the folder:</w:t>
+        <w:t>File watcher and duplicate protection</w:t>
+      </w:r>
+    </w:p>
+    <w:p>
+      <w:pPr>
+        <w:pStyle w:val="BodyText"/>
+        <w:bidi w:val="0"/>
+        <w:jc w:val="start"/>
+        <w:rPr/>
+      </w:pPr>
+      <w:r>
+        <w:rPr/>
+        <w:t xml:space="preserve">The service watches all names because Microsoft XPS may produce </w:t>
+      </w:r>
+      <w:r>
+        <w:rPr>
+          <w:rFonts w:ascii="Liberation Mono" w:hAnsi="Liberation Mono"/>
+        </w:rPr>
+        <w:t>.xps</w:t>
+      </w:r>
+      <w:r>
+        <w:rPr/>
+        <w:t xml:space="preserve"> or </w:t>
+      </w:r>
+      <w:r>
+        <w:rPr>
+          <w:rFonts w:ascii="Liberation Mono" w:hAnsi="Liberation Mono"/>
+        </w:rPr>
+        <w:t>.oxps</w:t>
+      </w:r>
+      <w:r>
+        <w:rPr/>
+        <w:t>:</w:t>
       </w:r>
     </w:p>
     <w:p>
@@ -655,21 +524,25 @@
       </w:pPr>
       <w:r>
         <w:rPr/>
-        <w:t>using Mutex instanceMutex =</w:t>
-        <w:br/>
-        <w:t xml:space="preserve">    new(false, "Global\\XpsToPdfService");</w:t>
-      </w:r>
-    </w:p>
-    <w:p>
-      <w:pPr>
-        <w:pStyle w:val="BodyText"/>
-        <w:bidi w:val="0"/>
-        <w:jc w:val="start"/>
-        <w:rPr/>
-      </w:pPr>
-      <w:r>
-        <w:rPr/>
-        <w:t>Each job reports service-side timing:</w:t>
+        <w:t>watcher.Path = xpsFolder;</w:t>
+        <w:br/>
+        <w:t>watcher.Filter = "*.*";</w:t>
+        <w:br/>
+        <w:t>watcher.NotifyFilter = NotifyFilters.FileName | NotifyFilters.LastWrite;</w:t>
+        <w:br/>
+        <w:t>watcher.Created += OnXpsCreated;</w:t>
+      </w:r>
+    </w:p>
+    <w:p>
+      <w:pPr>
+        <w:pStyle w:val="BodyText"/>
+        <w:bidi w:val="0"/>
+        <w:jc w:val="start"/>
+        <w:rPr/>
+      </w:pPr>
+      <w:r>
+        <w:rPr/>
+        <w:t>The handler filters extensions and uses a concurrent dictionary to avoid processing the same path twice. A named global mutex prevents two service processes from watching the folder at the same time:</w:t>
       </w:r>
     </w:p>
     <w:p>
@@ -683,19 +556,296 @@
       </w:pPr>
       <w:r>
         <w:rPr/>
-        <w:t>XPS job time: 2.44 s | C:\XPS_OUT\document.xps</w:t>
-      </w:r>
-    </w:p>
-    <w:p>
-      <w:pPr>
-        <w:pStyle w:val="BodyText"/>
-        <w:bidi w:val="0"/>
-        <w:jc w:val="start"/>
-        <w:rPr/>
-      </w:pPr>
-      <w:r>
-        <w:rPr/>
-        <w:t>This measures XPS readiness plus GhostXPS conversion; it does not include all time spent by Tytan before the XPS is created.</w:t>
+        <w:t>using Mutex instanceMutex = new(false, "Global\\XpsToPdfService");</w:t>
+        <w:br/>
+        <w:t>if (!instanceMutex.WaitOne(0))</w:t>
+        <w:br/>
+        <w:t xml:space="preserve">    return;</w:t>
+      </w:r>
+    </w:p>
+    <w:p>
+      <w:pPr>
+        <w:pStyle w:val="Heading3"/>
+        <w:bidi w:val="0"/>
+        <w:ind w:hanging="0" w:start="0"/>
+        <w:jc w:val="start"/>
+        <w:rPr/>
+      </w:pPr>
+      <w:r>
+        <w:rPr/>
+        <w:t>XPS readiness</w:t>
+      </w:r>
+    </w:p>
+    <w:p>
+      <w:pPr>
+        <w:pStyle w:val="BodyText"/>
+        <w:bidi w:val="0"/>
+        <w:jc w:val="start"/>
+        <w:rPr/>
+      </w:pPr>
+      <w:r>
+        <w:rPr/>
+        <w:t xml:space="preserve">The </w:t>
+      </w:r>
+      <w:r>
+        <w:rPr>
+          <w:rFonts w:ascii="Liberation Mono" w:hAnsi="Liberation Mono"/>
+        </w:rPr>
+        <w:t>Created</w:t>
+      </w:r>
+      <w:r>
+        <w:rPr/>
+        <w:t xml:space="preserve"> event may occur while the file is still being written. The service requires a non-empty file, exclusive access, and two stable size/write time checks. Polling occurs every 100 ms for up to 60 attempts:</w:t>
+      </w:r>
+    </w:p>
+    <w:p>
+      <w:pPr>
+        <w:pStyle w:val="PreformattedText"/>
+        <w:shd w:fill="E1E1E1" w:val="clear"/>
+        <w:bidi w:val="0"/>
+        <w:spacing w:before="0" w:after="283"/>
+        <w:jc w:val="start"/>
+        <w:rPr/>
+      </w:pPr>
+      <w:r>
+        <w:rPr/>
+        <w:t>using FileStream stream = new(</w:t>
+        <w:br/>
+        <w:t xml:space="preserve">    filePath, FileMode.Open, FileAccess.Read, FileShare.None);</w:t>
+      </w:r>
+    </w:p>
+    <w:p>
+      <w:pPr>
+        <w:pStyle w:val="BodyText"/>
+        <w:bidi w:val="0"/>
+        <w:jc w:val="start"/>
+        <w:rPr/>
+      </w:pPr>
+      <w:r>
+        <w:rPr/>
+        <w:t>This prevents GhostXPS from reading an incomplete package.</w:t>
+      </w:r>
+    </w:p>
+    <w:p>
+      <w:pPr>
+        <w:pStyle w:val="Heading3"/>
+        <w:bidi w:val="0"/>
+        <w:ind w:hanging="0" w:start="0"/>
+        <w:jc w:val="start"/>
+        <w:rPr/>
+      </w:pPr>
+      <w:r>
+        <w:rPr/>
+        <w:t>GhostXPS process</w:t>
+      </w:r>
+    </w:p>
+    <w:p>
+      <w:pPr>
+        <w:pStyle w:val="BodyText"/>
+        <w:bidi w:val="0"/>
+        <w:jc w:val="start"/>
+        <w:rPr/>
+      </w:pPr>
+      <w:r>
+        <w:rPr/>
+        <w:t xml:space="preserve">The process is started without a shell and with </w:t>
+      </w:r>
+      <w:r>
+        <w:rPr>
+          <w:rFonts w:ascii="Liberation Mono" w:hAnsi="Liberation Mono"/>
+        </w:rPr>
+        <w:t>ArgumentList</w:t>
+      </w:r>
+      <w:r>
+        <w:rPr/>
+        <w:t>:</w:t>
+      </w:r>
+    </w:p>
+    <w:p>
+      <w:pPr>
+        <w:pStyle w:val="PreformattedText"/>
+        <w:shd w:fill="E1E1E1" w:val="clear"/>
+        <w:bidi w:val="0"/>
+        <w:spacing w:before="0" w:after="283"/>
+        <w:jc w:val="start"/>
+        <w:rPr/>
+      </w:pPr>
+      <w:r>
+        <w:rPr/>
+        <w:t>ProcessStartInfo psi = new()</w:t>
+        <w:br/>
+        <w:t>{</w:t>
+        <w:br/>
+        <w:t xml:space="preserve">    FileName = ghostXps,</w:t>
+        <w:br/>
+        <w:t xml:space="preserve">    UseShellExecute = false,</w:t>
+        <w:br/>
+        <w:t xml:space="preserve">    CreateNoWindow = true,</w:t>
+        <w:br/>
+        <w:t xml:space="preserve">    RedirectStandardOutput = true,</w:t>
+        <w:br/>
+        <w:t xml:space="preserve">    RedirectStandardError = true</w:t>
+        <w:br/>
+        <w:t>};</w:t>
+        <w:br/>
+        <w:t>psi.ArgumentList.Add("-dSAFER");</w:t>
+        <w:br/>
+        <w:t>psi.ArgumentList.Add("-dBATCH");</w:t>
+        <w:br/>
+        <w:t>psi.ArgumentList.Add("-dNOPAUSE");</w:t>
+        <w:br/>
+        <w:t>psi.ArgumentList.Add("-sDEVICE=pdfwrite");</w:t>
+        <w:br/>
+        <w:t>psi.ArgumentList.Add($"-sOutputFile={ghostOutputFile}");</w:t>
+        <w:br/>
+        <w:t>psi.ArgumentList.Add(xpsFile);</w:t>
+      </w:r>
+    </w:p>
+    <w:p>
+      <w:pPr>
+        <w:pStyle w:val="Heading3"/>
+        <w:bidi w:val="0"/>
+        <w:ind w:hanging="0" w:start="0"/>
+        <w:jc w:val="start"/>
+        <w:rPr/>
+      </w:pPr>
+      <w:r>
+        <w:rPr/>
+        <w:t>Percent-sign handling</w:t>
+      </w:r>
+    </w:p>
+    <w:p>
+      <w:pPr>
+        <w:pStyle w:val="BodyText"/>
+        <w:bidi w:val="0"/>
+        <w:jc w:val="start"/>
+        <w:rPr/>
+      </w:pPr>
+      <w:r>
+        <w:rPr/>
+        <w:t xml:space="preserve">Tytan identifiers can begin with </w:t>
+      </w:r>
+      <w:r>
+        <w:rPr>
+          <w:rFonts w:ascii="Liberation Mono" w:hAnsi="Liberation Mono"/>
+        </w:rPr>
+        <w:t>%</w:t>
+      </w:r>
+      <w:r>
+        <w:rPr/>
+        <w:t xml:space="preserve">. GhostXPS treats </w:t>
+      </w:r>
+      <w:r>
+        <w:rPr>
+          <w:rFonts w:ascii="Liberation Mono" w:hAnsi="Liberation Mono"/>
+        </w:rPr>
+        <w:t>%</w:t>
+      </w:r>
+      <w:r>
+        <w:rPr/>
+        <w:t xml:space="preserve"> in output paths as a pattern marker. The service escapes it only for the process argument:</w:t>
+      </w:r>
+    </w:p>
+    <w:p>
+      <w:pPr>
+        <w:pStyle w:val="PreformattedText"/>
+        <w:shd w:fill="E1E1E1" w:val="clear"/>
+        <w:bidi w:val="0"/>
+        <w:spacing w:before="0" w:after="283"/>
+        <w:jc w:val="start"/>
+        <w:rPr/>
+      </w:pPr>
+      <w:r>
+        <w:rPr/>
+        <w:t>string ghostOutputFile = temporaryPdfFile.Replace("%", "%%");</w:t>
+      </w:r>
+    </w:p>
+    <w:p>
+      <w:pPr>
+        <w:pStyle w:val="BodyText"/>
+        <w:bidi w:val="0"/>
+        <w:jc w:val="start"/>
+        <w:rPr/>
+      </w:pPr>
+      <w:r>
+        <w:rPr/>
+        <w:t>The actual filename on disk remains unchanged.</w:t>
+      </w:r>
+    </w:p>
+    <w:p>
+      <w:pPr>
+        <w:pStyle w:val="Heading3"/>
+        <w:bidi w:val="0"/>
+        <w:ind w:hanging="0" w:start="0"/>
+        <w:jc w:val="start"/>
+        <w:rPr/>
+      </w:pPr>
+      <w:r>
+        <w:rPr/>
+        <w:t>Safe PDF publication</w:t>
+      </w:r>
+    </w:p>
+    <w:p>
+      <w:pPr>
+        <w:pStyle w:val="BodyText"/>
+        <w:bidi w:val="0"/>
+        <w:jc w:val="start"/>
+        <w:rPr/>
+      </w:pPr>
+      <w:r>
+        <w:rPr/>
+        <w:t xml:space="preserve">GhostXPS first writes </w:t>
+      </w:r>
+      <w:r>
+        <w:rPr>
+          <w:rFonts w:ascii="Liberation Mono" w:hAnsi="Liberation Mono"/>
+        </w:rPr>
+        <w:t>&lt;name&gt;.tmp.pdf</w:t>
+      </w:r>
+      <w:r>
+        <w:rPr/>
+        <w:t xml:space="preserve">. The service publishes the final file only after exit code </w:t>
+      </w:r>
+      <w:r>
+        <w:rPr>
+          <w:rFonts w:ascii="Liberation Mono" w:hAnsi="Liberation Mono"/>
+        </w:rPr>
+        <w:t>0</w:t>
+      </w:r>
+      <w:r>
+        <w:rPr/>
+        <w:t xml:space="preserve"> and a file existence check:</w:t>
+      </w:r>
+    </w:p>
+    <w:p>
+      <w:pPr>
+        <w:pStyle w:val="PreformattedText"/>
+        <w:shd w:fill="E1E1E1" w:val="clear"/>
+        <w:bidi w:val="0"/>
+        <w:spacing w:before="0" w:after="283"/>
+        <w:jc w:val="start"/>
+        <w:rPr/>
+      </w:pPr>
+      <w:r>
+        <w:rPr/>
+        <w:t>if (process.ExitCode != 0 || !File.Exists(temporaryPdfFile))</w:t>
+        <w:br/>
+        <w:t xml:space="preserve">    return;</w:t>
+        <w:br/>
+        <w:br/>
+        <w:t>File.Move(temporaryPdfFile, pdfFile, true);</w:t>
+      </w:r>
+    </w:p>
+    <w:p>
+      <w:pPr>
+        <w:pStyle w:val="BodyText"/>
+        <w:bidi w:val="0"/>
+        <w:jc w:val="start"/>
+        <w:rPr/>
+      </w:pPr>
+      <w:r>
+        <w:rPr/>
+        <w:t>This prevents incomplete PDFs from appearing as final output.</w:t>
       </w:r>
     </w:p>
     <w:p>
@@ -708,7 +858,810 @@
       </w:pPr>
       <w:r>
         <w:rPr/>
-        <w:t>4. Problems corrected</w:t>
+        <w:t>Host and installer</w:t>
+      </w:r>
+    </w:p>
+    <w:p>
+      <w:pPr>
+        <w:pStyle w:val="BodyText"/>
+        <w:bidi w:val="0"/>
+        <w:jc w:val="start"/>
+        <w:rPr/>
+      </w:pPr>
+      <w:r>
+        <w:rPr>
+          <w:rFonts w:ascii="Liberation Mono" w:hAnsi="Liberation Mono"/>
+        </w:rPr>
+        <w:t>Program.cs</w:t>
+      </w:r>
+      <w:r>
+        <w:rPr/>
+        <w:t xml:space="preserve"> enables Windows-service hosting:</w:t>
+      </w:r>
+    </w:p>
+    <w:p>
+      <w:pPr>
+        <w:pStyle w:val="PreformattedText"/>
+        <w:shd w:fill="E1E1E1" w:val="clear"/>
+        <w:bidi w:val="0"/>
+        <w:spacing w:before="0" w:after="283"/>
+        <w:jc w:val="start"/>
+        <w:rPr/>
+      </w:pPr>
+      <w:r>
+        <w:rPr/>
+        <w:t>builder.Services.AddWindowsService(options =&gt;</w:t>
+        <w:br/>
+        <w:t>{</w:t>
+        <w:br/>
+        <w:t xml:space="preserve">    options.ServiceName = "XpsToPdfService";</w:t>
+        <w:br/>
+        <w:t>});</w:t>
+        <w:br/>
+        <w:t>builder.Services.AddHostedService&lt;Worker&gt;();</w:t>
+      </w:r>
+    </w:p>
+    <w:p>
+      <w:pPr>
+        <w:pStyle w:val="BodyText"/>
+        <w:bidi w:val="0"/>
+        <w:jc w:val="start"/>
+        <w:rPr/>
+      </w:pPr>
+      <w:r>
+        <w:rPr>
+          <w:rFonts w:ascii="Liberation Mono" w:hAnsi="Liberation Mono"/>
+        </w:rPr>
+        <w:t>build-package.ps1</w:t>
+      </w:r>
+      <w:r>
+        <w:rPr/>
+        <w:t xml:space="preserve"> publishes a self-contained </w:t>
+      </w:r>
+      <w:r>
+        <w:rPr>
+          <w:rFonts w:ascii="Liberation Mono" w:hAnsi="Liberation Mono"/>
+        </w:rPr>
+        <w:t>win-x64</w:t>
+      </w:r>
+      <w:r>
+        <w:rPr/>
+        <w:t xml:space="preserve"> executable and copies GhostXPS, AutoHotkey, the interceptor, and install scripts into the package. </w:t>
+      </w:r>
+      <w:r>
+        <w:rPr>
+          <w:rFonts w:ascii="Liberation Mono" w:hAnsi="Liberation Mono"/>
+        </w:rPr>
+        <w:t>install.ps1</w:t>
+      </w:r>
+      <w:r>
+        <w:rPr/>
+        <w:t xml:space="preserve"> stops old processes, copies files to </w:t>
+      </w:r>
+      <w:r>
+        <w:rPr>
+          <w:rFonts w:ascii="Liberation Mono" w:hAnsi="Liberation Mono"/>
+        </w:rPr>
+        <w:t>C:\Program Files</w:t>
+      </w:r>
+      <w:r>
+        <w:rPr/>
+        <w:t xml:space="preserve">, creates the output directories, registers delayed automatic service startup and recovery, and creates a correctly quoted Startup launcher for the interactive user. </w:t>
+      </w:r>
+      <w:r>
+        <w:rPr>
+          <w:rFonts w:ascii="Liberation Mono" w:hAnsi="Liberation Mono"/>
+        </w:rPr>
+        <w:t>uninstall.ps1</w:t>
+      </w:r>
+      <w:r>
+        <w:rPr/>
+        <w:t xml:space="preserve"> removes installed components but preserves output files.</w:t>
+      </w:r>
+    </w:p>
+    <w:p>
+      <w:pPr>
+        <w:pStyle w:val="BodyText"/>
+        <w:bidi w:val="0"/>
+        <w:jc w:val="start"/>
+        <w:rPr/>
+      </w:pPr>
+      <w:r>
+        <w:rPr/>
+        <w:t xml:space="preserve">The launcher must use the empty </w:t>
+      </w:r>
+      <w:r>
+        <w:rPr>
+          <w:rFonts w:ascii="Liberation Mono" w:hAnsi="Liberation Mono"/>
+        </w:rPr>
+        <w:t>start</w:t>
+      </w:r>
+      <w:r>
+        <w:rPr/>
+        <w:t xml:space="preserve"> window title before quoted paths:</w:t>
+      </w:r>
+    </w:p>
+    <w:p>
+      <w:pPr>
+        <w:pStyle w:val="PreformattedText"/>
+        <w:shd w:fill="E1E1E1" w:val="clear"/>
+        <w:bidi w:val="0"/>
+        <w:spacing w:before="0" w:after="283"/>
+        <w:jc w:val="start"/>
+        <w:rPr/>
+      </w:pPr>
+      <w:r>
+        <w:rPr/>
+        <w:t>start "" "C:\Program Files\XpsToPdfService\SaveAsInterceptor\AutoHotkey64.exe" "C:\Program Files\XpsToPdfService\SaveAsInterceptor\saveas_xps.ahk"</w:t>
+      </w:r>
+    </w:p>
+    <w:p>
+      <w:pPr>
+        <w:pStyle w:val="Heading2"/>
+        <w:bidi w:val="0"/>
+        <w:ind w:hanging="0" w:start="0"/>
+        <w:jc w:val="start"/>
+        <w:rPr/>
+      </w:pPr>
+      <w:r>
+        <w:rPr/>
+        <w:t>Failure history and fixes</w:t>
+      </w:r>
+    </w:p>
+    <w:tbl>
+      <w:tblPr>
+        <w:tblW w:w="5000" w:type="pct"/>
+        <w:jc w:val="start"/>
+        <w:tblInd w:w="-5" w:type="dxa"/>
+        <w:tblLayout w:type="fixed"/>
+        <w:tblCellMar>
+          <w:top w:w="55" w:type="dxa"/>
+          <w:start w:w="55" w:type="dxa"/>
+          <w:bottom w:w="55" w:type="dxa"/>
+          <w:end w:w="55" w:type="dxa"/>
+        </w:tblCellMar>
+      </w:tblPr>
+      <w:tblGrid>
+        <w:gridCol w:w="3212"/>
+        <w:gridCol w:w="3213"/>
+        <w:gridCol w:w="3213"/>
+      </w:tblGrid>
+      <w:tr>
+        <w:trPr>
+          <w:tblHeader w:val="true"/>
+        </w:trPr>
+        <w:tc>
+          <w:tcPr>
+            <w:tcW w:w="3212" w:type="dxa"/>
+            <w:tcBorders>
+              <w:top w:val="single" w:sz="4" w:space="0" w:color="000000"/>
+              <w:start w:val="single" w:sz="4" w:space="0" w:color="000000"/>
+              <w:bottom w:val="single" w:sz="4" w:space="0" w:color="000000"/>
+            </w:tcBorders>
+          </w:tcPr>
+          <w:p>
+            <w:pPr>
+              <w:pStyle w:val="TableHeading"/>
+              <w:bidi w:val="0"/>
+              <w:jc w:val="start"/>
+              <w:rPr/>
+            </w:pPr>
+            <w:r>
+              <w:rPr/>
+              <w:t>Symptom</w:t>
+            </w:r>
+          </w:p>
+        </w:tc>
+        <w:tc>
+          <w:tcPr>
+            <w:tcW w:w="3213" w:type="dxa"/>
+            <w:tcBorders>
+              <w:top w:val="single" w:sz="4" w:space="0" w:color="000000"/>
+              <w:start w:val="single" w:sz="4" w:space="0" w:color="000000"/>
+              <w:bottom w:val="single" w:sz="4" w:space="0" w:color="000000"/>
+            </w:tcBorders>
+          </w:tcPr>
+          <w:p>
+            <w:pPr>
+              <w:pStyle w:val="TableHeading"/>
+              <w:bidi w:val="0"/>
+              <w:jc w:val="start"/>
+              <w:rPr/>
+            </w:pPr>
+            <w:r>
+              <w:rPr/>
+              <w:t>Root cause</w:t>
+            </w:r>
+          </w:p>
+        </w:tc>
+        <w:tc>
+          <w:tcPr>
+            <w:tcW w:w="3213" w:type="dxa"/>
+            <w:tcBorders>
+              <w:top w:val="single" w:sz="4" w:space="0" w:color="000000"/>
+              <w:start w:val="single" w:sz="4" w:space="0" w:color="000000"/>
+              <w:bottom w:val="single" w:sz="4" w:space="0" w:color="000000"/>
+              <w:end w:val="single" w:sz="4" w:space="0" w:color="000000"/>
+            </w:tcBorders>
+          </w:tcPr>
+          <w:p>
+            <w:pPr>
+              <w:pStyle w:val="TableHeading"/>
+              <w:bidi w:val="0"/>
+              <w:jc w:val="start"/>
+              <w:rPr/>
+            </w:pPr>
+            <w:r>
+              <w:rPr/>
+              <w:t>Fix</w:t>
+            </w:r>
+          </w:p>
+        </w:tc>
+      </w:tr>
+      <w:tr>
+        <w:trPr/>
+        <w:tc>
+          <w:tcPr>
+            <w:tcW w:w="3212" w:type="dxa"/>
+            <w:tcBorders>
+              <w:start w:val="single" w:sz="4" w:space="0" w:color="000000"/>
+              <w:bottom w:val="single" w:sz="4" w:space="0" w:color="000000"/>
+            </w:tcBorders>
+          </w:tcPr>
+          <w:p>
+            <w:pPr>
+              <w:pStyle w:val="TableContents"/>
+              <w:bidi w:val="0"/>
+              <w:jc w:val="start"/>
+              <w:rPr/>
+            </w:pPr>
+            <w:r>
+              <w:rPr/>
+              <w:t>Empty PDF</w:t>
+            </w:r>
+          </w:p>
+        </w:tc>
+        <w:tc>
+          <w:tcPr>
+            <w:tcW w:w="3213" w:type="dxa"/>
+            <w:tcBorders>
+              <w:start w:val="single" w:sz="4" w:space="0" w:color="000000"/>
+              <w:bottom w:val="single" w:sz="4" w:space="0" w:color="000000"/>
+            </w:tcBorders>
+          </w:tcPr>
+          <w:p>
+            <w:pPr>
+              <w:pStyle w:val="TableContents"/>
+              <w:bidi w:val="0"/>
+              <w:jc w:val="start"/>
+              <w:rPr/>
+            </w:pPr>
+            <w:r>
+              <w:rPr/>
+              <w:t>Incomplete XPS or wrong interpreter</w:t>
+            </w:r>
+          </w:p>
+        </w:tc>
+        <w:tc>
+          <w:tcPr>
+            <w:tcW w:w="3213" w:type="dxa"/>
+            <w:tcBorders>
+              <w:start w:val="single" w:sz="4" w:space="0" w:color="000000"/>
+              <w:bottom w:val="single" w:sz="4" w:space="0" w:color="000000"/>
+              <w:end w:val="single" w:sz="4" w:space="0" w:color="000000"/>
+            </w:tcBorders>
+          </w:tcPr>
+          <w:p>
+            <w:pPr>
+              <w:pStyle w:val="TableContents"/>
+              <w:bidi w:val="0"/>
+              <w:jc w:val="start"/>
+              <w:rPr/>
+            </w:pPr>
+            <w:r>
+              <w:rPr/>
+              <w:t xml:space="preserve">readiness checks and </w:t>
+            </w:r>
+            <w:r>
+              <w:rPr>
+                <w:rFonts w:ascii="Liberation Mono" w:hAnsi="Liberation Mono"/>
+              </w:rPr>
+              <w:t>gxpswin64.exe</w:t>
+            </w:r>
+          </w:p>
+        </w:tc>
+      </w:tr>
+      <w:tr>
+        <w:trPr/>
+        <w:tc>
+          <w:tcPr>
+            <w:tcW w:w="3212" w:type="dxa"/>
+            <w:tcBorders>
+              <w:start w:val="single" w:sz="4" w:space="0" w:color="000000"/>
+              <w:bottom w:val="single" w:sz="4" w:space="0" w:color="000000"/>
+            </w:tcBorders>
+          </w:tcPr>
+          <w:p>
+            <w:pPr>
+              <w:pStyle w:val="TableContents"/>
+              <w:bidi w:val="0"/>
+              <w:jc w:val="start"/>
+              <w:rPr/>
+            </w:pPr>
+            <w:r>
+              <w:rPr>
+                <w:rFonts w:ascii="Liberation Mono" w:hAnsi="Liberation Mono"/>
+              </w:rPr>
+              <w:t>.oxps</w:t>
+            </w:r>
+            <w:r>
+              <w:rPr/>
+              <w:t xml:space="preserve"> extension</w:t>
+            </w:r>
+          </w:p>
+        </w:tc>
+        <w:tc>
+          <w:tcPr>
+            <w:tcW w:w="3213" w:type="dxa"/>
+            <w:tcBorders>
+              <w:start w:val="single" w:sz="4" w:space="0" w:color="000000"/>
+              <w:bottom w:val="single" w:sz="4" w:space="0" w:color="000000"/>
+            </w:tcBorders>
+          </w:tcPr>
+          <w:p>
+            <w:pPr>
+              <w:pStyle w:val="TableContents"/>
+              <w:bidi w:val="0"/>
+              <w:jc w:val="start"/>
+              <w:rPr/>
+            </w:pPr>
+            <w:r>
+              <w:rPr/>
+              <w:t>OpenXPS selected</w:t>
+            </w:r>
+          </w:p>
+        </w:tc>
+        <w:tc>
+          <w:tcPr>
+            <w:tcW w:w="3213" w:type="dxa"/>
+            <w:tcBorders>
+              <w:start w:val="single" w:sz="4" w:space="0" w:color="000000"/>
+              <w:bottom w:val="single" w:sz="4" w:space="0" w:color="000000"/>
+              <w:end w:val="single" w:sz="4" w:space="0" w:color="000000"/>
+            </w:tcBorders>
+          </w:tcPr>
+          <w:p>
+            <w:pPr>
+              <w:pStyle w:val="TableContents"/>
+              <w:bidi w:val="0"/>
+              <w:jc w:val="start"/>
+              <w:rPr/>
+            </w:pPr>
+            <w:r>
+              <w:rPr/>
+              <w:t>select classic XPS explicitly</w:t>
+            </w:r>
+          </w:p>
+        </w:tc>
+      </w:tr>
+      <w:tr>
+        <w:trPr/>
+        <w:tc>
+          <w:tcPr>
+            <w:tcW w:w="3212" w:type="dxa"/>
+            <w:tcBorders>
+              <w:start w:val="single" w:sz="4" w:space="0" w:color="000000"/>
+              <w:bottom w:val="single" w:sz="4" w:space="0" w:color="000000"/>
+            </w:tcBorders>
+          </w:tcPr>
+          <w:p>
+            <w:pPr>
+              <w:pStyle w:val="TableContents"/>
+              <w:bidi w:val="0"/>
+              <w:jc w:val="start"/>
+              <w:rPr/>
+            </w:pPr>
+            <w:r>
+              <w:rPr/>
+              <w:t>Wrong document name</w:t>
+            </w:r>
+          </w:p>
+        </w:tc>
+        <w:tc>
+          <w:tcPr>
+            <w:tcW w:w="3213" w:type="dxa"/>
+            <w:tcBorders>
+              <w:start w:val="single" w:sz="4" w:space="0" w:color="000000"/>
+              <w:bottom w:val="single" w:sz="4" w:space="0" w:color="000000"/>
+            </w:tcBorders>
+          </w:tcPr>
+          <w:p>
+            <w:pPr>
+              <w:pStyle w:val="TableContents"/>
+              <w:bidi w:val="0"/>
+              <w:jc w:val="start"/>
+              <w:rPr/>
+            </w:pPr>
+            <w:r>
+              <w:rPr/>
+              <w:t>stale title/dialog value</w:t>
+            </w:r>
+          </w:p>
+        </w:tc>
+        <w:tc>
+          <w:tcPr>
+            <w:tcW w:w="3213" w:type="dxa"/>
+            <w:tcBorders>
+              <w:start w:val="single" w:sz="4" w:space="0" w:color="000000"/>
+              <w:bottom w:val="single" w:sz="4" w:space="0" w:color="000000"/>
+              <w:end w:val="single" w:sz="4" w:space="0" w:color="000000"/>
+            </w:tcBorders>
+          </w:tcPr>
+          <w:p>
+            <w:pPr>
+              <w:pStyle w:val="TableContents"/>
+              <w:bidi w:val="0"/>
+              <w:jc w:val="start"/>
+              <w:rPr/>
+            </w:pPr>
+            <w:r>
+              <w:rPr/>
+              <w:t xml:space="preserve">read Tytan </w:t>
+            </w:r>
+            <w:r>
+              <w:rPr>
+                <w:rFonts w:ascii="Liberation Mono" w:hAnsi="Liberation Mono"/>
+              </w:rPr>
+              <w:t>Printing</w:t>
+            </w:r>
+            <w:r>
+              <w:rPr/>
+              <w:t xml:space="preserve"> identifier</w:t>
+            </w:r>
+          </w:p>
+        </w:tc>
+      </w:tr>
+      <w:tr>
+        <w:trPr/>
+        <w:tc>
+          <w:tcPr>
+            <w:tcW w:w="3212" w:type="dxa"/>
+            <w:tcBorders>
+              <w:start w:val="single" w:sz="4" w:space="0" w:color="000000"/>
+              <w:bottom w:val="single" w:sz="4" w:space="0" w:color="000000"/>
+            </w:tcBorders>
+          </w:tcPr>
+          <w:p>
+            <w:pPr>
+              <w:pStyle w:val="TableContents"/>
+              <w:bidi w:val="0"/>
+              <w:jc w:val="start"/>
+              <w:rPr/>
+            </w:pPr>
+            <w:r>
+              <w:rPr/>
+              <w:t>GhostXPS exit code 1</w:t>
+            </w:r>
+          </w:p>
+        </w:tc>
+        <w:tc>
+          <w:tcPr>
+            <w:tcW w:w="3213" w:type="dxa"/>
+            <w:tcBorders>
+              <w:start w:val="single" w:sz="4" w:space="0" w:color="000000"/>
+              <w:bottom w:val="single" w:sz="4" w:space="0" w:color="000000"/>
+            </w:tcBorders>
+          </w:tcPr>
+          <w:p>
+            <w:pPr>
+              <w:pStyle w:val="TableContents"/>
+              <w:bidi w:val="0"/>
+              <w:jc w:val="start"/>
+              <w:rPr/>
+            </w:pPr>
+            <w:r>
+              <w:rPr>
+                <w:rFonts w:ascii="Liberation Mono" w:hAnsi="Liberation Mono"/>
+              </w:rPr>
+              <w:t>%</w:t>
+            </w:r>
+            <w:r>
+              <w:rPr/>
+              <w:t xml:space="preserve"> interpreted as pattern</w:t>
+            </w:r>
+          </w:p>
+        </w:tc>
+        <w:tc>
+          <w:tcPr>
+            <w:tcW w:w="3213" w:type="dxa"/>
+            <w:tcBorders>
+              <w:start w:val="single" w:sz="4" w:space="0" w:color="000000"/>
+              <w:bottom w:val="single" w:sz="4" w:space="0" w:color="000000"/>
+              <w:end w:val="single" w:sz="4" w:space="0" w:color="000000"/>
+            </w:tcBorders>
+          </w:tcPr>
+          <w:p>
+            <w:pPr>
+              <w:pStyle w:val="TableContents"/>
+              <w:bidi w:val="0"/>
+              <w:jc w:val="start"/>
+              <w:rPr/>
+            </w:pPr>
+            <w:r>
+              <w:rPr/>
+              <w:t xml:space="preserve">pass </w:t>
+            </w:r>
+            <w:r>
+              <w:rPr>
+                <w:rFonts w:ascii="Liberation Mono" w:hAnsi="Liberation Mono"/>
+              </w:rPr>
+              <w:t>%%</w:t>
+            </w:r>
+            <w:r>
+              <w:rPr/>
+              <w:t xml:space="preserve"> to GhostXPS</w:t>
+            </w:r>
+          </w:p>
+        </w:tc>
+      </w:tr>
+      <w:tr>
+        <w:trPr/>
+        <w:tc>
+          <w:tcPr>
+            <w:tcW w:w="3212" w:type="dxa"/>
+            <w:tcBorders>
+              <w:start w:val="single" w:sz="4" w:space="0" w:color="000000"/>
+              <w:bottom w:val="single" w:sz="4" w:space="0" w:color="000000"/>
+            </w:tcBorders>
+          </w:tcPr>
+          <w:p>
+            <w:pPr>
+              <w:pStyle w:val="TableContents"/>
+              <w:bidi w:val="0"/>
+              <w:jc w:val="start"/>
+              <w:rPr/>
+            </w:pPr>
+            <w:r>
+              <w:rPr/>
+              <w:t>Temporary PDF missing</w:t>
+            </w:r>
+          </w:p>
+        </w:tc>
+        <w:tc>
+          <w:tcPr>
+            <w:tcW w:w="3213" w:type="dxa"/>
+            <w:tcBorders>
+              <w:start w:val="single" w:sz="4" w:space="0" w:color="000000"/>
+              <w:bottom w:val="single" w:sz="4" w:space="0" w:color="000000"/>
+            </w:tcBorders>
+          </w:tcPr>
+          <w:p>
+            <w:pPr>
+              <w:pStyle w:val="TableContents"/>
+              <w:bidi w:val="0"/>
+              <w:jc w:val="start"/>
+              <w:rPr/>
+            </w:pPr>
+            <w:r>
+              <w:rPr/>
+              <w:t>duplicate service processes</w:t>
+            </w:r>
+          </w:p>
+        </w:tc>
+        <w:tc>
+          <w:tcPr>
+            <w:tcW w:w="3213" w:type="dxa"/>
+            <w:tcBorders>
+              <w:start w:val="single" w:sz="4" w:space="0" w:color="000000"/>
+              <w:bottom w:val="single" w:sz="4" w:space="0" w:color="000000"/>
+              <w:end w:val="single" w:sz="4" w:space="0" w:color="000000"/>
+            </w:tcBorders>
+          </w:tcPr>
+          <w:p>
+            <w:pPr>
+              <w:pStyle w:val="TableContents"/>
+              <w:bidi w:val="0"/>
+              <w:jc w:val="start"/>
+              <w:rPr/>
+            </w:pPr>
+            <w:r>
+              <w:rPr/>
+              <w:t>global mutex and cleanup</w:t>
+            </w:r>
+          </w:p>
+        </w:tc>
+      </w:tr>
+      <w:tr>
+        <w:trPr/>
+        <w:tc>
+          <w:tcPr>
+            <w:tcW w:w="3212" w:type="dxa"/>
+            <w:tcBorders>
+              <w:start w:val="single" w:sz="4" w:space="0" w:color="000000"/>
+              <w:bottom w:val="single" w:sz="4" w:space="0" w:color="000000"/>
+            </w:tcBorders>
+          </w:tcPr>
+          <w:p>
+            <w:pPr>
+              <w:pStyle w:val="TableContents"/>
+              <w:bidi w:val="0"/>
+              <w:jc w:val="start"/>
+              <w:rPr/>
+            </w:pPr>
+            <w:r>
+              <w:rPr/>
+              <w:t>Build file locked</w:t>
+            </w:r>
+          </w:p>
+        </w:tc>
+        <w:tc>
+          <w:tcPr>
+            <w:tcW w:w="3213" w:type="dxa"/>
+            <w:tcBorders>
+              <w:start w:val="single" w:sz="4" w:space="0" w:color="000000"/>
+              <w:bottom w:val="single" w:sz="4" w:space="0" w:color="000000"/>
+            </w:tcBorders>
+          </w:tcPr>
+          <w:p>
+            <w:pPr>
+              <w:pStyle w:val="TableContents"/>
+              <w:bidi w:val="0"/>
+              <w:jc w:val="start"/>
+              <w:rPr/>
+            </w:pPr>
+            <w:r>
+              <w:rPr/>
+              <w:t>running executable</w:t>
+            </w:r>
+          </w:p>
+        </w:tc>
+        <w:tc>
+          <w:tcPr>
+            <w:tcW w:w="3213" w:type="dxa"/>
+            <w:tcBorders>
+              <w:start w:val="single" w:sz="4" w:space="0" w:color="000000"/>
+              <w:bottom w:val="single" w:sz="4" w:space="0" w:color="000000"/>
+              <w:end w:val="single" w:sz="4" w:space="0" w:color="000000"/>
+            </w:tcBorders>
+          </w:tcPr>
+          <w:p>
+            <w:pPr>
+              <w:pStyle w:val="TableContents"/>
+              <w:bidi w:val="0"/>
+              <w:jc w:val="start"/>
+              <w:rPr/>
+            </w:pPr>
+            <w:r>
+              <w:rPr/>
+              <w:t>stop service/process before copy</w:t>
+            </w:r>
+          </w:p>
+        </w:tc>
+      </w:tr>
+      <w:tr>
+        <w:trPr/>
+        <w:tc>
+          <w:tcPr>
+            <w:tcW w:w="3212" w:type="dxa"/>
+            <w:tcBorders>
+              <w:start w:val="single" w:sz="4" w:space="0" w:color="000000"/>
+              <w:bottom w:val="single" w:sz="4" w:space="0" w:color="000000"/>
+            </w:tcBorders>
+          </w:tcPr>
+          <w:p>
+            <w:pPr>
+              <w:pStyle w:val="TableContents"/>
+              <w:bidi w:val="0"/>
+              <w:jc w:val="start"/>
+              <w:rPr/>
+            </w:pPr>
+            <w:r>
+              <w:rPr/>
+              <w:t>AutoHotkey missing after reboot</w:t>
+            </w:r>
+          </w:p>
+        </w:tc>
+        <w:tc>
+          <w:tcPr>
+            <w:tcW w:w="3213" w:type="dxa"/>
+            <w:tcBorders>
+              <w:start w:val="single" w:sz="4" w:space="0" w:color="000000"/>
+              <w:bottom w:val="single" w:sz="4" w:space="0" w:color="000000"/>
+            </w:tcBorders>
+          </w:tcPr>
+          <w:p>
+            <w:pPr>
+              <w:pStyle w:val="TableContents"/>
+              <w:bidi w:val="0"/>
+              <w:jc w:val="start"/>
+              <w:rPr/>
+            </w:pPr>
+            <w:r>
+              <w:rPr/>
+              <w:t>bad Startup quoting/profile</w:t>
+            </w:r>
+          </w:p>
+        </w:tc>
+        <w:tc>
+          <w:tcPr>
+            <w:tcW w:w="3213" w:type="dxa"/>
+            <w:tcBorders>
+              <w:start w:val="single" w:sz="4" w:space="0" w:color="000000"/>
+              <w:bottom w:val="single" w:sz="4" w:space="0" w:color="000000"/>
+              <w:end w:val="single" w:sz="4" w:space="0" w:color="000000"/>
+            </w:tcBorders>
+          </w:tcPr>
+          <w:p>
+            <w:pPr>
+              <w:pStyle w:val="TableContents"/>
+              <w:bidi w:val="0"/>
+              <w:jc w:val="start"/>
+              <w:rPr/>
+            </w:pPr>
+            <w:r>
+              <w:rPr/>
+              <w:t xml:space="preserve">user-specific launcher and correct </w:t>
+            </w:r>
+            <w:r>
+              <w:rPr>
+                <w:rFonts w:ascii="Liberation Mono" w:hAnsi="Liberation Mono"/>
+              </w:rPr>
+              <w:t>start</w:t>
+            </w:r>
+            <w:r>
+              <w:rPr/>
+              <w:t xml:space="preserve"> syntax</w:t>
+            </w:r>
+          </w:p>
+        </w:tc>
+      </w:tr>
+    </w:tbl>
+    <w:p>
+      <w:pPr>
+        <w:pStyle w:val="BodyText"/>
+        <w:bidi w:val="0"/>
+        <w:jc w:val="start"/>
+        <w:rPr/>
+      </w:pPr>
+      <w:r>
+        <w:rPr/>
+      </w:r>
+    </w:p>
+    <w:p>
+      <w:pPr>
+        <w:pStyle w:val="Heading2"/>
+        <w:bidi w:val="0"/>
+        <w:ind w:hanging="0" w:start="0"/>
+        <w:jc w:val="start"/>
+        <w:rPr/>
+      </w:pPr>
+      <w:r>
+        <w:rPr/>
+        <w:t>Performance and maintenance</w:t>
+      </w:r>
+    </w:p>
+    <w:p>
+      <w:pPr>
+        <w:pStyle w:val="BodyText"/>
+        <w:bidi w:val="0"/>
+        <w:jc w:val="start"/>
+        <w:rPr/>
+      </w:pPr>
+      <w:r>
+        <w:rPr/>
+        <w:t>The service normally spends 2–5 seconds per XPS job. Tytan creates jobs sequentially, so extra conversion threads do not improve a batch when no XPS jobs are waiting. The main cost is Microsoft XPS generation, followed by GhostXPS rendering.</w:t>
+      </w:r>
+    </w:p>
+    <w:p>
+      <w:pPr>
+        <w:pStyle w:val="BodyText"/>
+        <w:bidi w:val="0"/>
+        <w:jc w:val="start"/>
+        <w:rPr/>
+      </w:pPr>
+      <w:r>
+        <w:rPr/>
+        <w:t>Maintenance checklist:</w:t>
       </w:r>
     </w:p>
     <w:p>
@@ -729,17 +1682,17 @@
       </w:pPr>
       <w:r>
         <w:rPr/>
-        <w:t xml:space="preserve">Replaced the incorrect </w:t>
-      </w:r>
-      <w:r>
-        <w:rPr>
-          <w:rFonts w:ascii="Liberation Mono" w:hAnsi="Liberation Mono"/>
-        </w:rPr>
-        <w:t>gswin64c.exe</w:t>
-      </w:r>
-      <w:r>
-        <w:rPr/>
-        <w:t xml:space="preserve"> XPS invocation with </w:t>
+        <w:t xml:space="preserve">Keep </w:t>
+      </w:r>
+      <w:r>
+        <w:rPr>
+          <w:rFonts w:ascii="Liberation Mono" w:hAnsi="Liberation Mono"/>
+        </w:rPr>
+        <w:t>GhostXpsPath</w:t>
+      </w:r>
+      <w:r>
+        <w:rPr/>
+        <w:t xml:space="preserve"> synchronized with </w:t>
       </w:r>
       <w:r>
         <w:rPr>
@@ -770,7 +1723,17 @@
       </w:pPr>
       <w:r>
         <w:rPr/>
-        <w:t>Added readiness checks for XPS files still being written.</w:t>
+        <w:t xml:space="preserve">Test names containing </w:t>
+      </w:r>
+      <w:r>
+        <w:rPr>
+          <w:rFonts w:ascii="Liberation Mono" w:hAnsi="Liberation Mono"/>
+        </w:rPr>
+        <w:t>%</w:t>
+      </w:r>
+      <w:r>
+        <w:rPr/>
+        <w:t xml:space="preserve"> and ordinary invoice names.</w:t>
       </w:r>
     </w:p>
     <w:p>
@@ -791,27 +1754,7 @@
       </w:pPr>
       <w:r>
         <w:rPr/>
-        <w:t xml:space="preserve">Added support for both </w:t>
-      </w:r>
-      <w:r>
-        <w:rPr>
-          <w:rFonts w:ascii="Liberation Mono" w:hAnsi="Liberation Mono"/>
-        </w:rPr>
-        <w:t>.xps</w:t>
-      </w:r>
-      <w:r>
-        <w:rPr/>
-        <w:t xml:space="preserve"> and </w:t>
-      </w:r>
-      <w:r>
-        <w:rPr>
-          <w:rFonts w:ascii="Liberation Mono" w:hAnsi="Liberation Mono"/>
-        </w:rPr>
-        <w:t>.oxps</w:t>
-      </w:r>
-      <w:r>
-        <w:rPr/>
-        <w:t>.</w:t>
+        <w:t>Test a multi-document Tytan print.</w:t>
       </w:r>
     </w:p>
     <w:p>
@@ -832,17 +1775,7 @@
       </w:pPr>
       <w:r>
         <w:rPr/>
-        <w:t xml:space="preserve">Prevented stale dialog values and repeated </w:t>
-      </w:r>
-      <w:r>
-        <w:rPr>
-          <w:rFonts w:ascii="Liberation Mono" w:hAnsi="Liberation Mono"/>
-        </w:rPr>
-        <w:t>.xps</w:t>
-      </w:r>
-      <w:r>
-        <w:rPr/>
-        <w:t xml:space="preserve"> extensions.</w:t>
+        <w:t>Verify service and AutoHotkey after a Windows restart.</w:t>
       </w:r>
     </w:p>
     <w:p>
@@ -863,7 +1796,7 @@
       </w:pPr>
       <w:r>
         <w:rPr/>
-        <w:t>Selected the classic XPS format explicitly.</w:t>
+        <w:t>Never run multiple service instances during development.</w:t>
       </w:r>
     </w:p>
     <w:p>
@@ -884,17 +1817,7 @@
       </w:pPr>
       <w:r>
         <w:rPr/>
-        <w:t xml:space="preserve">Escaped </w:t>
-      </w:r>
-      <w:r>
-        <w:rPr>
-          <w:rFonts w:ascii="Liberation Mono" w:hAnsi="Liberation Mono"/>
-        </w:rPr>
-        <w:t>%</w:t>
-      </w:r>
-      <w:r>
-        <w:rPr/>
-        <w:t xml:space="preserve"> names for GhostXPS.</w:t>
+        <w:t>Rebuild the ZIP after changing binaries or installer scripts.</w:t>
       </w:r>
     </w:p>
     <w:p>
@@ -915,146 +1838,7 @@
       </w:pPr>
       <w:r>
         <w:rPr/>
-        <w:t>Added a single-instance mutex to prevent duplicate conversion.</w:t>
-      </w:r>
-    </w:p>
-    <w:p>
-      <w:pPr>
-        <w:pStyle w:val="BodyText"/>
-        <w:numPr>
-          <w:ilvl w:val="0"/>
-          <w:numId w:val="2"/>
-        </w:numPr>
-        <w:tabs>
-          <w:tab w:val="clear" w:pos="709"/>
-          <w:tab w:val="left" w:pos="709" w:leader="none"/>
-        </w:tabs>
-        <w:bidi w:val="0"/>
-        <w:ind w:hanging="283" w:start="709"/>
-        <w:jc w:val="start"/>
-        <w:rPr/>
-      </w:pPr>
-      <w:r>
-        <w:rPr/>
-        <w:t>Added timing diagnostics.</w:t>
-      </w:r>
-    </w:p>
-    <w:p>
-      <w:pPr>
-        <w:pStyle w:val="Heading2"/>
-        <w:numPr>
-          <w:ilvl w:val="0"/>
-          <w:numId w:val="0"/>
-        </w:numPr>
-        <w:bidi w:val="0"/>
-        <w:ind w:hanging="0" w:start="0"/>
-        <w:jc w:val="start"/>
-        <w:rPr/>
-      </w:pPr>
-      <w:r>
-        <w:rPr/>
-        <w:t>5. Performance limits</w:t>
-      </w:r>
-    </w:p>
-    <w:p>
-      <w:pPr>
-        <w:pStyle w:val="BodyText"/>
-        <w:bidi w:val="0"/>
-        <w:jc w:val="start"/>
-        <w:rPr/>
-      </w:pPr>
-      <w:r>
-        <w:rPr/>
-        <w:t>The service no longer has an explicit conversion thread pool. New watcher events are handled without blocking detection, but Tytan normally creates XPS jobs sequentially. More threads therefore cannot accelerate the upstream step:</w:t>
-      </w:r>
-    </w:p>
-    <w:p>
-      <w:pPr>
-        <w:pStyle w:val="PreformattedText"/>
-        <w:shd w:fill="E1E1E1" w:val="clear"/>
-        <w:bidi w:val="0"/>
-        <w:spacing w:before="0" w:after="283"/>
-        <w:jc w:val="start"/>
-        <w:rPr/>
-      </w:pPr>
-      <w:r>
-        <w:rPr/>
-        <w:t>Tytan creates XPS 1 -&gt; XPS 2 -&gt; XPS 3</w:t>
-      </w:r>
-    </w:p>
-    <w:p>
-      <w:pPr>
-        <w:pStyle w:val="BodyText"/>
-        <w:bidi w:val="0"/>
-        <w:jc w:val="start"/>
-        <w:rPr/>
-      </w:pPr>
-      <w:r>
-        <w:rPr/>
-        <w:t>The main remaining cost is Microsoft XPS Document Writer creating each XPS, followed by GhostXPS rendering. BullZip is faster because it generates PDF directly and avoids the intermediate XPS stage.</w:t>
-      </w:r>
-    </w:p>
-    <w:p>
-      <w:pPr>
-        <w:pStyle w:val="Heading2"/>
-        <w:bidi w:val="0"/>
-        <w:ind w:hanging="0" w:start="0"/>
-        <w:jc w:val="start"/>
-        <w:rPr/>
-      </w:pPr>
-      <w:r>
-        <w:rPr/>
-        <w:t>6. Source integration</w:t>
-      </w:r>
-    </w:p>
-    <w:p>
-      <w:pPr>
-        <w:pStyle w:val="BodyText"/>
-        <w:bidi w:val="0"/>
-        <w:jc w:val="start"/>
-        <w:rPr/>
-      </w:pPr>
-      <w:r>
-        <w:rPr/>
-        <w:t>The ideal source-side code would be:</w:t>
-      </w:r>
-    </w:p>
-    <w:p>
-      <w:pPr>
-        <w:pStyle w:val="PreformattedText"/>
-        <w:shd w:fill="E1E1E1" w:val="clear"/>
-        <w:bidi w:val="0"/>
-        <w:spacing w:before="0" w:after="283"/>
-        <w:jc w:val="start"/>
-        <w:rPr/>
-      </w:pPr>
-      <w:r>
-        <w:rPr/>
-        <w:t>printDocument.DocumentName = filename;</w:t>
-        <w:br/>
-        <w:t>printDocument.Print();</w:t>
-      </w:r>
-    </w:p>
-    <w:p>
-      <w:pPr>
-        <w:pStyle w:val="BodyText"/>
-        <w:bidi w:val="0"/>
-        <w:jc w:val="start"/>
-        <w:rPr/>
-      </w:pPr>
-      <w:r>
-        <w:rPr/>
-        <w:t>That code is not available in this repository because Tytan/Biling SQL is closed-source. The interceptor therefore reads the identifier exposed by the </w:t>
-      </w:r>
-      <w:r>
-        <w:rPr>
-          <w:rFonts w:ascii="Liberation Mono" w:hAnsi="Liberation Mono"/>
-        </w:rPr>
-        <w:t>Printing</w:t>
-      </w:r>
-      <w:r>
-        <w:rPr/>
-        <w:t xml:space="preserve"> window and uses the print queue only as a technical fallback.</w:t>
+        <w:t>Preserve GhostXPS license files when redistributing its directory.</w:t>
       </w:r>
     </w:p>
     <w:p>
@@ -1521,6 +2305,29 @@
       <w:szCs w:val="20"/>
     </w:rPr>
   </w:style>
+  <w:style w:type="paragraph" w:styleId="TableContents">
+    <w:name w:val="Table Contents"/>
+    <w:basedOn w:val="Normal"/>
+    <w:qFormat/>
+    <w:pPr>
+      <w:widowControl w:val="false"/>
+      <w:suppressLineNumbers/>
+    </w:pPr>
+    <w:rPr/>
+  </w:style>
+  <w:style w:type="paragraph" w:styleId="TableHeading">
+    <w:name w:val="Table Heading"/>
+    <w:basedOn w:val="TableContents"/>
+    <w:qFormat/>
+    <w:pPr>
+      <w:suppressLineNumbers/>
+      <w:jc w:val="center"/>
+    </w:pPr>
+    <w:rPr>
+      <w:b/>
+      <w:bCs/>
+    </w:rPr>
+  </w:style>
 </w:styles>
 </file>
 

--- a/XPS_TO_PDF_SERVICE_DOCUMENTATION.docx
+++ b/XPS_TO_PDF_SERVICE_DOCUMENTATION.docx
@@ -5,6 +5,10 @@
     <w:p>
       <w:pPr>
         <w:pStyle w:val="Heading1"/>
+        <w:numPr>
+          <w:ilvl w:val="0"/>
+          <w:numId w:val="1"/>
+        </w:numPr>
         <w:bidi w:val="0"/>
         <w:spacing w:before="240" w:after="120"/>
         <w:ind w:hanging="0" w:start="0"/>
@@ -19,6 +23,10 @@
     <w:p>
       <w:pPr>
         <w:pStyle w:val="Heading2"/>
+        <w:numPr>
+          <w:ilvl w:val="1"/>
+          <w:numId w:val="1"/>
+        </w:numPr>
         <w:bidi w:val="0"/>
         <w:ind w:hanging="0" w:start="0"/>
         <w:jc w:val="start"/>
@@ -32,7 +40,7 @@
     <w:p>
       <w:pPr>
         <w:pStyle w:val="PreformattedText"/>
-        <w:shd w:fill="E1E1E1" w:val="clear"/>
+        <w:shd w:val="clear" w:fill="E1E1E1"/>
         <w:bidi w:val="0"/>
         <w:spacing w:before="0" w:after="283"/>
         <w:jc w:val="start"/>
@@ -40,7 +48,7 @@
       </w:pPr>
       <w:r>
         <w:rPr/>
-        <w:t>Tytan -&gt; Microsoft XPS Document Writer -&gt; AutoHotkey -&gt; C:\XPS_OUT\*.xps</w:t>
+        <w:t>Tytan SQL -&gt; Microsoft XPS Document Writer -&gt; AutoHotkey -&gt; C:\XPS_OUT\*.xps</w:t>
         <w:br/>
         <w:t xml:space="preserve">      -&gt; XpsToPdfService -&gt; GhostXPS -&gt; C:\PDF\*.pdf</w:t>
       </w:r>
@@ -54,12 +62,16 @@
       </w:pPr>
       <w:r>
         <w:rPr/>
-        <w:t>Tytan/Biling SQL is external and closed-source. The project contains an interactive AutoHotkey interceptor and a .NET Windows service because a Windows service cannot control desktop windows in the user's session.</w:t>
+        <w:t>Tytan SQL is external and closed-source. The project contains an interactive AutoHotkey interceptor and a .NET Windows service because a Windows service cannot control desktop windows in the user's session.</w:t>
       </w:r>
     </w:p>
     <w:p>
       <w:pPr>
         <w:pStyle w:val="Heading2"/>
+        <w:numPr>
+          <w:ilvl w:val="1"/>
+          <w:numId w:val="1"/>
+        </w:numPr>
         <w:bidi w:val="0"/>
         <w:ind w:hanging="0" w:start="0"/>
         <w:jc w:val="start"/>
@@ -73,7 +85,7 @@
     <w:p>
       <w:pPr>
         <w:pStyle w:val="PreformattedText"/>
-        <w:shd w:fill="E1E1E1" w:val="clear"/>
+        <w:shd w:val="clear" w:fill="E1E1E1"/>
         <w:bidi w:val="0"/>
         <w:spacing w:before="0" w:after="283"/>
         <w:jc w:val="start"/>
@@ -103,6 +115,10 @@
     <w:p>
       <w:pPr>
         <w:pStyle w:val="Heading2"/>
+        <w:numPr>
+          <w:ilvl w:val="1"/>
+          <w:numId w:val="1"/>
+        </w:numPr>
         <w:bidi w:val="0"/>
         <w:ind w:hanging="0" w:start="0"/>
         <w:jc w:val="start"/>
@@ -138,7 +154,7 @@
     <w:p>
       <w:pPr>
         <w:pStyle w:val="PreformattedText"/>
-        <w:shd w:fill="E1E1E1" w:val="clear"/>
+        <w:shd w:val="clear" w:fill="E1E1E1"/>
         <w:bidi w:val="0"/>
         <w:spacing w:before="0" w:after="283"/>
         <w:jc w:val="start"/>
@@ -160,7 +176,7 @@
       </w:pPr>
       <w:r>
         <w:rPr/>
-        <w:t xml:space="preserve">Tytan's </w:t>
+        <w:t xml:space="preserve">Tytan SQL's </w:t>
       </w:r>
       <w:r>
         <w:rPr>
@@ -176,7 +192,7 @@
     <w:p>
       <w:pPr>
         <w:pStyle w:val="PreformattedText"/>
-        <w:shd w:fill="E1E1E1" w:val="clear"/>
+        <w:shd w:val="clear" w:fill="E1E1E1"/>
         <w:bidi w:val="0"/>
         <w:spacing w:before="0" w:after="283"/>
         <w:jc w:val="start"/>
@@ -212,7 +228,7 @@
     <w:p>
       <w:pPr>
         <w:pStyle w:val="PreformattedText"/>
-        <w:shd w:fill="E1E1E1" w:val="clear"/>
+        <w:shd w:val="clear" w:fill="E1E1E1"/>
         <w:bidi w:val="0"/>
         <w:spacing w:before="0" w:after="283"/>
         <w:jc w:val="start"/>
@@ -245,7 +261,7 @@
     <w:p>
       <w:pPr>
         <w:pStyle w:val="PreformattedText"/>
-        <w:shd w:fill="E1E1E1" w:val="clear"/>
+        <w:shd w:val="clear" w:fill="E1E1E1"/>
         <w:bidi w:val="0"/>
         <w:spacing w:before="0" w:after="283"/>
         <w:jc w:val="start"/>
@@ -315,6 +331,10 @@
     <w:p>
       <w:pPr>
         <w:pStyle w:val="Heading2"/>
+        <w:numPr>
+          <w:ilvl w:val="1"/>
+          <w:numId w:val="1"/>
+        </w:numPr>
         <w:bidi w:val="0"/>
         <w:ind w:hanging="0" w:start="0"/>
         <w:jc w:val="start"/>
@@ -328,6 +348,10 @@
     <w:p>
       <w:pPr>
         <w:pStyle w:val="Heading3"/>
+        <w:numPr>
+          <w:ilvl w:val="2"/>
+          <w:numId w:val="1"/>
+        </w:numPr>
         <w:bidi w:val="0"/>
         <w:ind w:hanging="0" w:start="0"/>
         <w:jc w:val="start"/>
@@ -379,7 +403,7 @@
     <w:p>
       <w:pPr>
         <w:pStyle w:val="PreformattedText"/>
-        <w:shd w:fill="E1E1E1" w:val="clear"/>
+        <w:shd w:val="clear" w:fill="E1E1E1"/>
         <w:bidi w:val="0"/>
         <w:spacing w:before="0" w:after="283"/>
         <w:jc w:val="start"/>
@@ -417,7 +441,7 @@
     <w:p>
       <w:pPr>
         <w:pStyle w:val="PreformattedText"/>
-        <w:shd w:fill="E1E1E1" w:val="clear"/>
+        <w:shd w:val="clear" w:fill="E1E1E1"/>
         <w:bidi w:val="0"/>
         <w:spacing w:before="0" w:after="283"/>
         <w:jc w:val="start"/>
@@ -471,6 +495,10 @@
     <w:p>
       <w:pPr>
         <w:pStyle w:val="Heading3"/>
+        <w:numPr>
+          <w:ilvl w:val="2"/>
+          <w:numId w:val="1"/>
+        </w:numPr>
         <w:bidi w:val="0"/>
         <w:ind w:hanging="0" w:start="0"/>
         <w:jc w:val="start"/>
@@ -516,7 +544,7 @@
     <w:p>
       <w:pPr>
         <w:pStyle w:val="PreformattedText"/>
-        <w:shd w:fill="E1E1E1" w:val="clear"/>
+        <w:shd w:val="clear" w:fill="E1E1E1"/>
         <w:bidi w:val="0"/>
         <w:spacing w:before="0" w:after="283"/>
         <w:jc w:val="start"/>
@@ -548,7 +576,7 @@
     <w:p>
       <w:pPr>
         <w:pStyle w:val="PreformattedText"/>
-        <w:shd w:fill="E1E1E1" w:val="clear"/>
+        <w:shd w:val="clear" w:fill="E1E1E1"/>
         <w:bidi w:val="0"/>
         <w:spacing w:before="0" w:after="283"/>
         <w:jc w:val="start"/>
@@ -566,6 +594,10 @@
     <w:p>
       <w:pPr>
         <w:pStyle w:val="Heading3"/>
+        <w:numPr>
+          <w:ilvl w:val="2"/>
+          <w:numId w:val="1"/>
+        </w:numPr>
         <w:bidi w:val="0"/>
         <w:ind w:hanging="0" w:start="0"/>
         <w:jc w:val="start"/>
@@ -601,7 +633,7 @@
     <w:p>
       <w:pPr>
         <w:pStyle w:val="PreformattedText"/>
-        <w:shd w:fill="E1E1E1" w:val="clear"/>
+        <w:shd w:val="clear" w:fill="E1E1E1"/>
         <w:bidi w:val="0"/>
         <w:spacing w:before="0" w:after="283"/>
         <w:jc w:val="start"/>
@@ -629,6 +661,10 @@
     <w:p>
       <w:pPr>
         <w:pStyle w:val="Heading3"/>
+        <w:numPr>
+          <w:ilvl w:val="2"/>
+          <w:numId w:val="1"/>
+        </w:numPr>
         <w:bidi w:val="0"/>
         <w:ind w:hanging="0" w:start="0"/>
         <w:jc w:val="start"/>
@@ -664,7 +700,7 @@
     <w:p>
       <w:pPr>
         <w:pStyle w:val="PreformattedText"/>
-        <w:shd w:fill="E1E1E1" w:val="clear"/>
+        <w:shd w:val="clear" w:fill="E1E1E1"/>
         <w:bidi w:val="0"/>
         <w:spacing w:before="0" w:after="283"/>
         <w:jc w:val="start"/>
@@ -704,6 +740,10 @@
     <w:p>
       <w:pPr>
         <w:pStyle w:val="Heading3"/>
+        <w:numPr>
+          <w:ilvl w:val="2"/>
+          <w:numId w:val="1"/>
+        </w:numPr>
         <w:bidi w:val="0"/>
         <w:ind w:hanging="0" w:start="0"/>
         <w:jc w:val="start"/>
@@ -723,7 +763,7 @@
       </w:pPr>
       <w:r>
         <w:rPr/>
-        <w:t xml:space="preserve">Tytan identifiers can begin with </w:t>
+        <w:t xml:space="preserve">Tytan SQL identifiers can begin with </w:t>
       </w:r>
       <w:r>
         <w:rPr>
@@ -749,7 +789,7 @@
     <w:p>
       <w:pPr>
         <w:pStyle w:val="PreformattedText"/>
-        <w:shd w:fill="E1E1E1" w:val="clear"/>
+        <w:shd w:val="clear" w:fill="E1E1E1"/>
         <w:bidi w:val="0"/>
         <w:spacing w:before="0" w:after="283"/>
         <w:jc w:val="start"/>
@@ -775,6 +815,10 @@
     <w:p>
       <w:pPr>
         <w:pStyle w:val="Heading3"/>
+        <w:numPr>
+          <w:ilvl w:val="2"/>
+          <w:numId w:val="1"/>
+        </w:numPr>
         <w:bidi w:val="0"/>
         <w:ind w:hanging="0" w:start="0"/>
         <w:jc w:val="start"/>
@@ -820,7 +864,7 @@
     <w:p>
       <w:pPr>
         <w:pStyle w:val="PreformattedText"/>
-        <w:shd w:fill="E1E1E1" w:val="clear"/>
+        <w:shd w:val="clear" w:fill="E1E1E1"/>
         <w:bidi w:val="0"/>
         <w:spacing w:before="0" w:after="283"/>
         <w:jc w:val="start"/>
@@ -851,6 +895,10 @@
     <w:p>
       <w:pPr>
         <w:pStyle w:val="Heading2"/>
+        <w:numPr>
+          <w:ilvl w:val="1"/>
+          <w:numId w:val="1"/>
+        </w:numPr>
         <w:bidi w:val="0"/>
         <w:ind w:hanging="0" w:start="0"/>
         <w:jc w:val="start"/>
@@ -882,7 +930,7 @@
     <w:p>
       <w:pPr>
         <w:pStyle w:val="PreformattedText"/>
-        <w:shd w:fill="E1E1E1" w:val="clear"/>
+        <w:shd w:val="clear" w:fill="E1E1E1"/>
         <w:bidi w:val="0"/>
         <w:spacing w:before="0" w:after="283"/>
         <w:jc w:val="start"/>
@@ -984,7 +1032,7 @@
     <w:p>
       <w:pPr>
         <w:pStyle w:val="PreformattedText"/>
-        <w:shd w:fill="E1E1E1" w:val="clear"/>
+        <w:shd w:val="clear" w:fill="E1E1E1"/>
         <w:bidi w:val="0"/>
         <w:spacing w:before="0" w:after="283"/>
         <w:jc w:val="start"/>
@@ -998,6 +1046,10 @@
     <w:p>
       <w:pPr>
         <w:pStyle w:val="Heading2"/>
+        <w:numPr>
+          <w:ilvl w:val="1"/>
+          <w:numId w:val="1"/>
+        </w:numPr>
         <w:bidi w:val="0"/>
         <w:ind w:hanging="0" w:start="0"/>
         <w:jc w:val="start"/>
@@ -1306,7 +1358,7 @@
             </w:pPr>
             <w:r>
               <w:rPr/>
-              <w:t xml:space="preserve">read Tytan </w:t>
+              <w:t xml:space="preserve">read Tytan SQL </w:t>
             </w:r>
             <w:r>
               <w:rPr>
@@ -1630,6 +1682,10 @@
     <w:p>
       <w:pPr>
         <w:pStyle w:val="Heading2"/>
+        <w:numPr>
+          <w:ilvl w:val="1"/>
+          <w:numId w:val="1"/>
+        </w:numPr>
         <w:bidi w:val="0"/>
         <w:ind w:hanging="0" w:start="0"/>
         <w:jc w:val="start"/>
@@ -1649,7 +1705,7 @@
       </w:pPr>
       <w:r>
         <w:rPr/>
-        <w:t>The service normally spends 2–5 seconds per XPS job. Tytan creates jobs sequentially, so extra conversion threads do not improve a batch when no XPS jobs are waiting. The main cost is Microsoft XPS generation, followed by GhostXPS rendering.</w:t>
+        <w:t>The service normally spends 2–5 seconds per XPS job. Tytan SQL creates jobs sequentially, so extra conversion threads do not improve a batch when no XPS jobs are waiting. The main cost is Microsoft XPS generation, followed by GhostXPS rendering.</w:t>
       </w:r>
     </w:p>
     <w:p>
@@ -1672,7 +1728,6 @@
           <w:numId w:val="2"/>
         </w:numPr>
         <w:tabs>
-          <w:tab w:val="clear" w:pos="709"/>
           <w:tab w:val="left" w:pos="709" w:leader="none"/>
         </w:tabs>
         <w:bidi w:val="0"/>
@@ -1713,7 +1768,6 @@
           <w:numId w:val="2"/>
         </w:numPr>
         <w:tabs>
-          <w:tab w:val="clear" w:pos="709"/>
           <w:tab w:val="left" w:pos="709" w:leader="none"/>
         </w:tabs>
         <w:bidi w:val="0"/>
@@ -1744,7 +1798,6 @@
           <w:numId w:val="2"/>
         </w:numPr>
         <w:tabs>
-          <w:tab w:val="clear" w:pos="709"/>
           <w:tab w:val="left" w:pos="709" w:leader="none"/>
         </w:tabs>
         <w:bidi w:val="0"/>
@@ -1754,7 +1807,7 @@
       </w:pPr>
       <w:r>
         <w:rPr/>
-        <w:t>Test a multi-document Tytan print.</w:t>
+        <w:t>Test a multi-document Tytan SQL print.</w:t>
       </w:r>
     </w:p>
     <w:p>
@@ -1765,7 +1818,6 @@
           <w:numId w:val="2"/>
         </w:numPr>
         <w:tabs>
-          <w:tab w:val="clear" w:pos="709"/>
           <w:tab w:val="left" w:pos="709" w:leader="none"/>
         </w:tabs>
         <w:bidi w:val="0"/>
@@ -1786,7 +1838,6 @@
           <w:numId w:val="2"/>
         </w:numPr>
         <w:tabs>
-          <w:tab w:val="clear" w:pos="709"/>
           <w:tab w:val="left" w:pos="709" w:leader="none"/>
         </w:tabs>
         <w:bidi w:val="0"/>
@@ -1807,7 +1858,6 @@
           <w:numId w:val="2"/>
         </w:numPr>
         <w:tabs>
-          <w:tab w:val="clear" w:pos="709"/>
           <w:tab w:val="left" w:pos="709" w:leader="none"/>
         </w:tabs>
         <w:bidi w:val="0"/>
@@ -1828,7 +1878,6 @@
           <w:numId w:val="2"/>
         </w:numPr>
         <w:tabs>
-          <w:tab w:val="clear" w:pos="709"/>
           <w:tab w:val="left" w:pos="709" w:leader="none"/>
         </w:tabs>
         <w:bidi w:val="0"/>
@@ -1860,6 +1909,7 @@
       <w:pgNumType w:fmt="decimal"/>
       <w:formProt w:val="false"/>
       <w:textDirection w:val="lrTb"/>
+      <w:docGrid w:type="default" w:linePitch="100" w:charSpace="0"/>
     </w:sectPr>
   </w:body>
 </w:document>
@@ -1871,7 +1921,6 @@
     <w:lvl w:ilvl="0">
       <w:start w:val="1"/>
       <w:numFmt w:val="none"/>
-      <w:pStyle w:val="Heading1"/>
       <w:suff w:val="nothing"/>
       <w:lvlText w:val=""/>
       <w:lvlJc w:val="start"/>
@@ -1881,11 +1930,11 @@
         </w:tabs>
         <w:ind w:start="0" w:hanging="0"/>
       </w:pPr>
+      <w:rPr/>
     </w:lvl>
     <w:lvl w:ilvl="1">
       <w:start w:val="1"/>
       <w:numFmt w:val="none"/>
-      <w:pStyle w:val="Heading2"/>
       <w:suff w:val="nothing"/>
       <w:lvlText w:val=""/>
       <w:lvlJc w:val="start"/>
@@ -1895,11 +1944,11 @@
         </w:tabs>
         <w:ind w:start="0" w:hanging="0"/>
       </w:pPr>
+      <w:rPr/>
     </w:lvl>
     <w:lvl w:ilvl="2">
       <w:start w:val="1"/>
       <w:numFmt w:val="none"/>
-      <w:pStyle w:val="Heading3"/>
       <w:suff w:val="nothing"/>
       <w:lvlText w:val=""/>
       <w:lvlJc w:val="start"/>
@@ -1909,6 +1958,7 @@
         </w:tabs>
         <w:ind w:start="0" w:hanging="0"/>
       </w:pPr>
+      <w:rPr/>
     </w:lvl>
     <w:lvl w:ilvl="3">
       <w:start w:val="1"/>
@@ -1922,6 +1972,7 @@
         </w:tabs>
         <w:ind w:start="0" w:hanging="0"/>
       </w:pPr>
+      <w:rPr/>
     </w:lvl>
     <w:lvl w:ilvl="4">
       <w:start w:val="1"/>
@@ -1935,6 +1986,7 @@
         </w:tabs>
         <w:ind w:start="0" w:hanging="0"/>
       </w:pPr>
+      <w:rPr/>
     </w:lvl>
     <w:lvl w:ilvl="5">
       <w:start w:val="1"/>
@@ -1948,6 +2000,7 @@
         </w:tabs>
         <w:ind w:start="0" w:hanging="0"/>
       </w:pPr>
+      <w:rPr/>
     </w:lvl>
     <w:lvl w:ilvl="6">
       <w:start w:val="1"/>
@@ -1961,6 +2014,7 @@
         </w:tabs>
         <w:ind w:start="0" w:hanging="0"/>
       </w:pPr>
+      <w:rPr/>
     </w:lvl>
     <w:lvl w:ilvl="7">
       <w:start w:val="1"/>
@@ -1974,6 +2028,7 @@
         </w:tabs>
         <w:ind w:start="0" w:hanging="0"/>
       </w:pPr>
+      <w:rPr/>
     </w:lvl>
     <w:lvl w:ilvl="8">
       <w:start w:val="1"/>
@@ -1987,6 +2042,7 @@
         </w:tabs>
         <w:ind w:start="0" w:hanging="0"/>
       </w:pPr>
+      <w:rPr/>
     </w:lvl>
   </w:abstractNum>
   <w:abstractNum w:abstractNumId="2">
@@ -2126,11 +2182,133 @@
       </w:rPr>
     </w:lvl>
   </w:abstractNum>
+  <w:abstractNum w:abstractNumId="3">
+    <w:lvl w:ilvl="0">
+      <w:start w:val="1"/>
+      <w:numFmt w:val="none"/>
+      <w:suff w:val="nothing"/>
+      <w:lvlText w:val=""/>
+      <w:lvlJc w:val="start"/>
+      <w:pPr>
+        <w:tabs>
+          <w:tab w:val="num" w:pos="0"/>
+        </w:tabs>
+        <w:ind w:start="0" w:hanging="0"/>
+      </w:pPr>
+    </w:lvl>
+    <w:lvl w:ilvl="1">
+      <w:start w:val="1"/>
+      <w:numFmt w:val="none"/>
+      <w:suff w:val="nothing"/>
+      <w:lvlText w:val=""/>
+      <w:lvlJc w:val="start"/>
+      <w:pPr>
+        <w:tabs>
+          <w:tab w:val="num" w:pos="0"/>
+        </w:tabs>
+        <w:ind w:start="0" w:hanging="0"/>
+      </w:pPr>
+    </w:lvl>
+    <w:lvl w:ilvl="2">
+      <w:start w:val="1"/>
+      <w:numFmt w:val="none"/>
+      <w:suff w:val="nothing"/>
+      <w:lvlText w:val=""/>
+      <w:lvlJc w:val="start"/>
+      <w:pPr>
+        <w:tabs>
+          <w:tab w:val="num" w:pos="0"/>
+        </w:tabs>
+        <w:ind w:start="0" w:hanging="0"/>
+      </w:pPr>
+    </w:lvl>
+    <w:lvl w:ilvl="3">
+      <w:start w:val="1"/>
+      <w:numFmt w:val="none"/>
+      <w:suff w:val="nothing"/>
+      <w:lvlText w:val=""/>
+      <w:lvlJc w:val="start"/>
+      <w:pPr>
+        <w:tabs>
+          <w:tab w:val="num" w:pos="0"/>
+        </w:tabs>
+        <w:ind w:start="0" w:hanging="0"/>
+      </w:pPr>
+    </w:lvl>
+    <w:lvl w:ilvl="4">
+      <w:start w:val="1"/>
+      <w:numFmt w:val="none"/>
+      <w:suff w:val="nothing"/>
+      <w:lvlText w:val=""/>
+      <w:lvlJc w:val="start"/>
+      <w:pPr>
+        <w:tabs>
+          <w:tab w:val="num" w:pos="0"/>
+        </w:tabs>
+        <w:ind w:start="0" w:hanging="0"/>
+      </w:pPr>
+    </w:lvl>
+    <w:lvl w:ilvl="5">
+      <w:start w:val="1"/>
+      <w:numFmt w:val="none"/>
+      <w:suff w:val="nothing"/>
+      <w:lvlText w:val=""/>
+      <w:lvlJc w:val="start"/>
+      <w:pPr>
+        <w:tabs>
+          <w:tab w:val="num" w:pos="0"/>
+        </w:tabs>
+        <w:ind w:start="0" w:hanging="0"/>
+      </w:pPr>
+    </w:lvl>
+    <w:lvl w:ilvl="6">
+      <w:start w:val="1"/>
+      <w:numFmt w:val="none"/>
+      <w:suff w:val="nothing"/>
+      <w:lvlText w:val=""/>
+      <w:lvlJc w:val="start"/>
+      <w:pPr>
+        <w:tabs>
+          <w:tab w:val="num" w:pos="0"/>
+        </w:tabs>
+        <w:ind w:start="0" w:hanging="0"/>
+      </w:pPr>
+    </w:lvl>
+    <w:lvl w:ilvl="7">
+      <w:start w:val="1"/>
+      <w:numFmt w:val="none"/>
+      <w:suff w:val="nothing"/>
+      <w:lvlText w:val=""/>
+      <w:lvlJc w:val="start"/>
+      <w:pPr>
+        <w:tabs>
+          <w:tab w:val="num" w:pos="0"/>
+        </w:tabs>
+        <w:ind w:start="0" w:hanging="0"/>
+      </w:pPr>
+    </w:lvl>
+    <w:lvl w:ilvl="8">
+      <w:start w:val="1"/>
+      <w:numFmt w:val="none"/>
+      <w:suff w:val="nothing"/>
+      <w:lvlText w:val=""/>
+      <w:lvlJc w:val="start"/>
+      <w:pPr>
+        <w:tabs>
+          <w:tab w:val="num" w:pos="0"/>
+        </w:tabs>
+        <w:ind w:start="0" w:hanging="0"/>
+      </w:pPr>
+    </w:lvl>
+  </w:abstractNum>
   <w:num w:numId="1">
     <w:abstractNumId w:val="1"/>
   </w:num>
   <w:num w:numId="2">
     <w:abstractNumId w:val="2"/>
+  </w:num>
+  <w:num w:numId="3">
+    <w:abstractNumId w:val="3"/>
   </w:num>
 </w:numbering>
 </file>
@@ -2157,11 +2335,15 @@
     <w:qFormat/>
     <w:pPr>
       <w:widowControl w:val="false"/>
+      <w:suppressAutoHyphens w:val="true"/>
       <w:bidi w:val="0"/>
+      <w:spacing w:before="0" w:after="0"/>
+      <w:jc w:val="start"/>
     </w:pPr>
     <w:rPr>
       <w:rFonts w:ascii="Liberation Serif" w:hAnsi="Liberation Serif" w:eastAsia="NSimSun" w:cs="Arial"/>
       <w:color w:val="auto"/>
+      <w:kern w:val="0"/>
       <w:sz w:val="24"/>
       <w:szCs w:val="24"/>
       <w:lang w:val="en-GB" w:eastAsia="zh-CN" w:bidi="hi-IN"/>
@@ -2227,8 +2409,8 @@
       <w:szCs w:val="28"/>
     </w:rPr>
   </w:style>
-  <w:style w:type="character" w:styleId="Bullets">
-    <w:name w:val="Bullets"/>
+  <w:style w:type="character" w:styleId="Bulletsuser">
+    <w:name w:val="Bullets (user)"/>
     <w:qFormat/>
     <w:rPr>
       <w:rFonts w:ascii="OpenSymbol" w:hAnsi="OpenSymbol" w:eastAsia="OpenSymbol" w:cs="OpenSymbol"/>

--- a/XPS_TO_PDF_SERVICE_DOCUMENTATION.docx
+++ b/XPS_TO_PDF_SERVICE_DOCUMENTATION.docx
@@ -101,12 +101,6 @@
         <w:br/>
         <w:t>SaveAsInterceptor/saveas_xps.ahk  Interactive dialog automation</w:t>
         <w:br/>
-        <w:t>Installer/build-package.ps1      Self-contained package builder</w:t>
-        <w:br/>
-        <w:t>Installer/install.ps1             Installation and recovery configuration</w:t>
-        <w:br/>
-        <w:t>Installer/uninstall.ps1           Removal script</w:t>
-        <w:br/>
         <w:t>README.md                         Short technical overview</w:t>
         <w:br/>
         <w:t>INSTALLATION_GUIDE.md             Client installation guide</w:t>
@@ -1052,626 +1046,6 @@
         </w:numPr>
         <w:bidi w:val="0"/>
         <w:ind w:hanging="0" w:start="0"/>
-        <w:jc w:val="start"/>
-        <w:rPr/>
-      </w:pPr>
-      <w:r>
-        <w:rPr/>
-        <w:t>Failure history and fixes</w:t>
-      </w:r>
-    </w:p>
-    <w:tbl>
-      <w:tblPr>
-        <w:tblW w:w="5000" w:type="pct"/>
-        <w:jc w:val="start"/>
-        <w:tblInd w:w="-5" w:type="dxa"/>
-        <w:tblLayout w:type="fixed"/>
-        <w:tblCellMar>
-          <w:top w:w="55" w:type="dxa"/>
-          <w:start w:w="55" w:type="dxa"/>
-          <w:bottom w:w="55" w:type="dxa"/>
-          <w:end w:w="55" w:type="dxa"/>
-        </w:tblCellMar>
-      </w:tblPr>
-      <w:tblGrid>
-        <w:gridCol w:w="3212"/>
-        <w:gridCol w:w="3213"/>
-        <w:gridCol w:w="3213"/>
-      </w:tblGrid>
-      <w:tr>
-        <w:trPr>
-          <w:tblHeader w:val="true"/>
-        </w:trPr>
-        <w:tc>
-          <w:tcPr>
-            <w:tcW w:w="3212" w:type="dxa"/>
-            <w:tcBorders>
-              <w:top w:val="single" w:sz="4" w:space="0" w:color="000000"/>
-              <w:start w:val="single" w:sz="4" w:space="0" w:color="000000"/>
-              <w:bottom w:val="single" w:sz="4" w:space="0" w:color="000000"/>
-            </w:tcBorders>
-          </w:tcPr>
-          <w:p>
-            <w:pPr>
-              <w:pStyle w:val="TableHeading"/>
-              <w:bidi w:val="0"/>
-              <w:jc w:val="start"/>
-              <w:rPr/>
-            </w:pPr>
-            <w:r>
-              <w:rPr/>
-              <w:t>Symptom</w:t>
-            </w:r>
-          </w:p>
-        </w:tc>
-        <w:tc>
-          <w:tcPr>
-            <w:tcW w:w="3213" w:type="dxa"/>
-            <w:tcBorders>
-              <w:top w:val="single" w:sz="4" w:space="0" w:color="000000"/>
-              <w:start w:val="single" w:sz="4" w:space="0" w:color="000000"/>
-              <w:bottom w:val="single" w:sz="4" w:space="0" w:color="000000"/>
-            </w:tcBorders>
-          </w:tcPr>
-          <w:p>
-            <w:pPr>
-              <w:pStyle w:val="TableHeading"/>
-              <w:bidi w:val="0"/>
-              <w:jc w:val="start"/>
-              <w:rPr/>
-            </w:pPr>
-            <w:r>
-              <w:rPr/>
-              <w:t>Root cause</w:t>
-            </w:r>
-          </w:p>
-        </w:tc>
-        <w:tc>
-          <w:tcPr>
-            <w:tcW w:w="3213" w:type="dxa"/>
-            <w:tcBorders>
-              <w:top w:val="single" w:sz="4" w:space="0" w:color="000000"/>
-              <w:start w:val="single" w:sz="4" w:space="0" w:color="000000"/>
-              <w:bottom w:val="single" w:sz="4" w:space="0" w:color="000000"/>
-              <w:end w:val="single" w:sz="4" w:space="0" w:color="000000"/>
-            </w:tcBorders>
-          </w:tcPr>
-          <w:p>
-            <w:pPr>
-              <w:pStyle w:val="TableHeading"/>
-              <w:bidi w:val="0"/>
-              <w:jc w:val="start"/>
-              <w:rPr/>
-            </w:pPr>
-            <w:r>
-              <w:rPr/>
-              <w:t>Fix</w:t>
-            </w:r>
-          </w:p>
-        </w:tc>
-      </w:tr>
-      <w:tr>
-        <w:trPr/>
-        <w:tc>
-          <w:tcPr>
-            <w:tcW w:w="3212" w:type="dxa"/>
-            <w:tcBorders>
-              <w:start w:val="single" w:sz="4" w:space="0" w:color="000000"/>
-              <w:bottom w:val="single" w:sz="4" w:space="0" w:color="000000"/>
-            </w:tcBorders>
-          </w:tcPr>
-          <w:p>
-            <w:pPr>
-              <w:pStyle w:val="TableContents"/>
-              <w:bidi w:val="0"/>
-              <w:jc w:val="start"/>
-              <w:rPr/>
-            </w:pPr>
-            <w:r>
-              <w:rPr/>
-              <w:t>Empty PDF</w:t>
-            </w:r>
-          </w:p>
-        </w:tc>
-        <w:tc>
-          <w:tcPr>
-            <w:tcW w:w="3213" w:type="dxa"/>
-            <w:tcBorders>
-              <w:start w:val="single" w:sz="4" w:space="0" w:color="000000"/>
-              <w:bottom w:val="single" w:sz="4" w:space="0" w:color="000000"/>
-            </w:tcBorders>
-          </w:tcPr>
-          <w:p>
-            <w:pPr>
-              <w:pStyle w:val="TableContents"/>
-              <w:bidi w:val="0"/>
-              <w:jc w:val="start"/>
-              <w:rPr/>
-            </w:pPr>
-            <w:r>
-              <w:rPr/>
-              <w:t>Incomplete XPS or wrong interpreter</w:t>
-            </w:r>
-          </w:p>
-        </w:tc>
-        <w:tc>
-          <w:tcPr>
-            <w:tcW w:w="3213" w:type="dxa"/>
-            <w:tcBorders>
-              <w:start w:val="single" w:sz="4" w:space="0" w:color="000000"/>
-              <w:bottom w:val="single" w:sz="4" w:space="0" w:color="000000"/>
-              <w:end w:val="single" w:sz="4" w:space="0" w:color="000000"/>
-            </w:tcBorders>
-          </w:tcPr>
-          <w:p>
-            <w:pPr>
-              <w:pStyle w:val="TableContents"/>
-              <w:bidi w:val="0"/>
-              <w:jc w:val="start"/>
-              <w:rPr/>
-            </w:pPr>
-            <w:r>
-              <w:rPr/>
-              <w:t xml:space="preserve">readiness checks and </w:t>
-            </w:r>
-            <w:r>
-              <w:rPr>
-                <w:rFonts w:ascii="Liberation Mono" w:hAnsi="Liberation Mono"/>
-              </w:rPr>
-              <w:t>gxpswin64.exe</w:t>
-            </w:r>
-          </w:p>
-        </w:tc>
-      </w:tr>
-      <w:tr>
-        <w:trPr/>
-        <w:tc>
-          <w:tcPr>
-            <w:tcW w:w="3212" w:type="dxa"/>
-            <w:tcBorders>
-              <w:start w:val="single" w:sz="4" w:space="0" w:color="000000"/>
-              <w:bottom w:val="single" w:sz="4" w:space="0" w:color="000000"/>
-            </w:tcBorders>
-          </w:tcPr>
-          <w:p>
-            <w:pPr>
-              <w:pStyle w:val="TableContents"/>
-              <w:bidi w:val="0"/>
-              <w:jc w:val="start"/>
-              <w:rPr/>
-            </w:pPr>
-            <w:r>
-              <w:rPr>
-                <w:rFonts w:ascii="Liberation Mono" w:hAnsi="Liberation Mono"/>
-              </w:rPr>
-              <w:t>.oxps</w:t>
-            </w:r>
-            <w:r>
-              <w:rPr/>
-              <w:t xml:space="preserve"> extension</w:t>
-            </w:r>
-          </w:p>
-        </w:tc>
-        <w:tc>
-          <w:tcPr>
-            <w:tcW w:w="3213" w:type="dxa"/>
-            <w:tcBorders>
-              <w:start w:val="single" w:sz="4" w:space="0" w:color="000000"/>
-              <w:bottom w:val="single" w:sz="4" w:space="0" w:color="000000"/>
-            </w:tcBorders>
-          </w:tcPr>
-          <w:p>
-            <w:pPr>
-              <w:pStyle w:val="TableContents"/>
-              <w:bidi w:val="0"/>
-              <w:jc w:val="start"/>
-              <w:rPr/>
-            </w:pPr>
-            <w:r>
-              <w:rPr/>
-              <w:t>OpenXPS selected</w:t>
-            </w:r>
-          </w:p>
-        </w:tc>
-        <w:tc>
-          <w:tcPr>
-            <w:tcW w:w="3213" w:type="dxa"/>
-            <w:tcBorders>
-              <w:start w:val="single" w:sz="4" w:space="0" w:color="000000"/>
-              <w:bottom w:val="single" w:sz="4" w:space="0" w:color="000000"/>
-              <w:end w:val="single" w:sz="4" w:space="0" w:color="000000"/>
-            </w:tcBorders>
-          </w:tcPr>
-          <w:p>
-            <w:pPr>
-              <w:pStyle w:val="TableContents"/>
-              <w:bidi w:val="0"/>
-              <w:jc w:val="start"/>
-              <w:rPr/>
-            </w:pPr>
-            <w:r>
-              <w:rPr/>
-              <w:t>select classic XPS explicitly</w:t>
-            </w:r>
-          </w:p>
-        </w:tc>
-      </w:tr>
-      <w:tr>
-        <w:trPr/>
-        <w:tc>
-          <w:tcPr>
-            <w:tcW w:w="3212" w:type="dxa"/>
-            <w:tcBorders>
-              <w:start w:val="single" w:sz="4" w:space="0" w:color="000000"/>
-              <w:bottom w:val="single" w:sz="4" w:space="0" w:color="000000"/>
-            </w:tcBorders>
-          </w:tcPr>
-          <w:p>
-            <w:pPr>
-              <w:pStyle w:val="TableContents"/>
-              <w:bidi w:val="0"/>
-              <w:jc w:val="start"/>
-              <w:rPr/>
-            </w:pPr>
-            <w:r>
-              <w:rPr/>
-              <w:t>Wrong document name</w:t>
-            </w:r>
-          </w:p>
-        </w:tc>
-        <w:tc>
-          <w:tcPr>
-            <w:tcW w:w="3213" w:type="dxa"/>
-            <w:tcBorders>
-              <w:start w:val="single" w:sz="4" w:space="0" w:color="000000"/>
-              <w:bottom w:val="single" w:sz="4" w:space="0" w:color="000000"/>
-            </w:tcBorders>
-          </w:tcPr>
-          <w:p>
-            <w:pPr>
-              <w:pStyle w:val="TableContents"/>
-              <w:bidi w:val="0"/>
-              <w:jc w:val="start"/>
-              <w:rPr/>
-            </w:pPr>
-            <w:r>
-              <w:rPr/>
-              <w:t>stale title/dialog value</w:t>
-            </w:r>
-          </w:p>
-        </w:tc>
-        <w:tc>
-          <w:tcPr>
-            <w:tcW w:w="3213" w:type="dxa"/>
-            <w:tcBorders>
-              <w:start w:val="single" w:sz="4" w:space="0" w:color="000000"/>
-              <w:bottom w:val="single" w:sz="4" w:space="0" w:color="000000"/>
-              <w:end w:val="single" w:sz="4" w:space="0" w:color="000000"/>
-            </w:tcBorders>
-          </w:tcPr>
-          <w:p>
-            <w:pPr>
-              <w:pStyle w:val="TableContents"/>
-              <w:bidi w:val="0"/>
-              <w:jc w:val="start"/>
-              <w:rPr/>
-            </w:pPr>
-            <w:r>
-              <w:rPr/>
-              <w:t xml:space="preserve">read Tytan SQL </w:t>
-            </w:r>
-            <w:r>
-              <w:rPr>
-                <w:rFonts w:ascii="Liberation Mono" w:hAnsi="Liberation Mono"/>
-              </w:rPr>
-              <w:t>Printing</w:t>
-            </w:r>
-            <w:r>
-              <w:rPr/>
-              <w:t xml:space="preserve"> identifier</w:t>
-            </w:r>
-          </w:p>
-        </w:tc>
-      </w:tr>
-      <w:tr>
-        <w:trPr/>
-        <w:tc>
-          <w:tcPr>
-            <w:tcW w:w="3212" w:type="dxa"/>
-            <w:tcBorders>
-              <w:start w:val="single" w:sz="4" w:space="0" w:color="000000"/>
-              <w:bottom w:val="single" w:sz="4" w:space="0" w:color="000000"/>
-            </w:tcBorders>
-          </w:tcPr>
-          <w:p>
-            <w:pPr>
-              <w:pStyle w:val="TableContents"/>
-              <w:bidi w:val="0"/>
-              <w:jc w:val="start"/>
-              <w:rPr/>
-            </w:pPr>
-            <w:r>
-              <w:rPr/>
-              <w:t>GhostXPS exit code 1</w:t>
-            </w:r>
-          </w:p>
-        </w:tc>
-        <w:tc>
-          <w:tcPr>
-            <w:tcW w:w="3213" w:type="dxa"/>
-            <w:tcBorders>
-              <w:start w:val="single" w:sz="4" w:space="0" w:color="000000"/>
-              <w:bottom w:val="single" w:sz="4" w:space="0" w:color="000000"/>
-            </w:tcBorders>
-          </w:tcPr>
-          <w:p>
-            <w:pPr>
-              <w:pStyle w:val="TableContents"/>
-              <w:bidi w:val="0"/>
-              <w:jc w:val="start"/>
-              <w:rPr/>
-            </w:pPr>
-            <w:r>
-              <w:rPr>
-                <w:rFonts w:ascii="Liberation Mono" w:hAnsi="Liberation Mono"/>
-              </w:rPr>
-              <w:t>%</w:t>
-            </w:r>
-            <w:r>
-              <w:rPr/>
-              <w:t xml:space="preserve"> interpreted as pattern</w:t>
-            </w:r>
-          </w:p>
-        </w:tc>
-        <w:tc>
-          <w:tcPr>
-            <w:tcW w:w="3213" w:type="dxa"/>
-            <w:tcBorders>
-              <w:start w:val="single" w:sz="4" w:space="0" w:color="000000"/>
-              <w:bottom w:val="single" w:sz="4" w:space="0" w:color="000000"/>
-              <w:end w:val="single" w:sz="4" w:space="0" w:color="000000"/>
-            </w:tcBorders>
-          </w:tcPr>
-          <w:p>
-            <w:pPr>
-              <w:pStyle w:val="TableContents"/>
-              <w:bidi w:val="0"/>
-              <w:jc w:val="start"/>
-              <w:rPr/>
-            </w:pPr>
-            <w:r>
-              <w:rPr/>
-              <w:t xml:space="preserve">pass </w:t>
-            </w:r>
-            <w:r>
-              <w:rPr>
-                <w:rFonts w:ascii="Liberation Mono" w:hAnsi="Liberation Mono"/>
-              </w:rPr>
-              <w:t>%%</w:t>
-            </w:r>
-            <w:r>
-              <w:rPr/>
-              <w:t xml:space="preserve"> to GhostXPS</w:t>
-            </w:r>
-          </w:p>
-        </w:tc>
-      </w:tr>
-      <w:tr>
-        <w:trPr/>
-        <w:tc>
-          <w:tcPr>
-            <w:tcW w:w="3212" w:type="dxa"/>
-            <w:tcBorders>
-              <w:start w:val="single" w:sz="4" w:space="0" w:color="000000"/>
-              <w:bottom w:val="single" w:sz="4" w:space="0" w:color="000000"/>
-            </w:tcBorders>
-          </w:tcPr>
-          <w:p>
-            <w:pPr>
-              <w:pStyle w:val="TableContents"/>
-              <w:bidi w:val="0"/>
-              <w:jc w:val="start"/>
-              <w:rPr/>
-            </w:pPr>
-            <w:r>
-              <w:rPr/>
-              <w:t>Temporary PDF missing</w:t>
-            </w:r>
-          </w:p>
-        </w:tc>
-        <w:tc>
-          <w:tcPr>
-            <w:tcW w:w="3213" w:type="dxa"/>
-            <w:tcBorders>
-              <w:start w:val="single" w:sz="4" w:space="0" w:color="000000"/>
-              <w:bottom w:val="single" w:sz="4" w:space="0" w:color="000000"/>
-            </w:tcBorders>
-          </w:tcPr>
-          <w:p>
-            <w:pPr>
-              <w:pStyle w:val="TableContents"/>
-              <w:bidi w:val="0"/>
-              <w:jc w:val="start"/>
-              <w:rPr/>
-            </w:pPr>
-            <w:r>
-              <w:rPr/>
-              <w:t>duplicate service processes</w:t>
-            </w:r>
-          </w:p>
-        </w:tc>
-        <w:tc>
-          <w:tcPr>
-            <w:tcW w:w="3213" w:type="dxa"/>
-            <w:tcBorders>
-              <w:start w:val="single" w:sz="4" w:space="0" w:color="000000"/>
-              <w:bottom w:val="single" w:sz="4" w:space="0" w:color="000000"/>
-              <w:end w:val="single" w:sz="4" w:space="0" w:color="000000"/>
-            </w:tcBorders>
-          </w:tcPr>
-          <w:p>
-            <w:pPr>
-              <w:pStyle w:val="TableContents"/>
-              <w:bidi w:val="0"/>
-              <w:jc w:val="start"/>
-              <w:rPr/>
-            </w:pPr>
-            <w:r>
-              <w:rPr/>
-              <w:t>global mutex and cleanup</w:t>
-            </w:r>
-          </w:p>
-        </w:tc>
-      </w:tr>
-      <w:tr>
-        <w:trPr/>
-        <w:tc>
-          <w:tcPr>
-            <w:tcW w:w="3212" w:type="dxa"/>
-            <w:tcBorders>
-              <w:start w:val="single" w:sz="4" w:space="0" w:color="000000"/>
-              <w:bottom w:val="single" w:sz="4" w:space="0" w:color="000000"/>
-            </w:tcBorders>
-          </w:tcPr>
-          <w:p>
-            <w:pPr>
-              <w:pStyle w:val="TableContents"/>
-              <w:bidi w:val="0"/>
-              <w:jc w:val="start"/>
-              <w:rPr/>
-            </w:pPr>
-            <w:r>
-              <w:rPr/>
-              <w:t>Build file locked</w:t>
-            </w:r>
-          </w:p>
-        </w:tc>
-        <w:tc>
-          <w:tcPr>
-            <w:tcW w:w="3213" w:type="dxa"/>
-            <w:tcBorders>
-              <w:start w:val="single" w:sz="4" w:space="0" w:color="000000"/>
-              <w:bottom w:val="single" w:sz="4" w:space="0" w:color="000000"/>
-            </w:tcBorders>
-          </w:tcPr>
-          <w:p>
-            <w:pPr>
-              <w:pStyle w:val="TableContents"/>
-              <w:bidi w:val="0"/>
-              <w:jc w:val="start"/>
-              <w:rPr/>
-            </w:pPr>
-            <w:r>
-              <w:rPr/>
-              <w:t>running executable</w:t>
-            </w:r>
-          </w:p>
-        </w:tc>
-        <w:tc>
-          <w:tcPr>
-            <w:tcW w:w="3213" w:type="dxa"/>
-            <w:tcBorders>
-              <w:start w:val="single" w:sz="4" w:space="0" w:color="000000"/>
-              <w:bottom w:val="single" w:sz="4" w:space="0" w:color="000000"/>
-              <w:end w:val="single" w:sz="4" w:space="0" w:color="000000"/>
-            </w:tcBorders>
-          </w:tcPr>
-          <w:p>
-            <w:pPr>
-              <w:pStyle w:val="TableContents"/>
-              <w:bidi w:val="0"/>
-              <w:jc w:val="start"/>
-              <w:rPr/>
-            </w:pPr>
-            <w:r>
-              <w:rPr/>
-              <w:t>stop service/process before copy</w:t>
-            </w:r>
-          </w:p>
-        </w:tc>
-      </w:tr>
-      <w:tr>
-        <w:trPr/>
-        <w:tc>
-          <w:tcPr>
-            <w:tcW w:w="3212" w:type="dxa"/>
-            <w:tcBorders>
-              <w:start w:val="single" w:sz="4" w:space="0" w:color="000000"/>
-              <w:bottom w:val="single" w:sz="4" w:space="0" w:color="000000"/>
-            </w:tcBorders>
-          </w:tcPr>
-          <w:p>
-            <w:pPr>
-              <w:pStyle w:val="TableContents"/>
-              <w:bidi w:val="0"/>
-              <w:jc w:val="start"/>
-              <w:rPr/>
-            </w:pPr>
-            <w:r>
-              <w:rPr/>
-              <w:t>AutoHotkey missing after reboot</w:t>
-            </w:r>
-          </w:p>
-        </w:tc>
-        <w:tc>
-          <w:tcPr>
-            <w:tcW w:w="3213" w:type="dxa"/>
-            <w:tcBorders>
-              <w:start w:val="single" w:sz="4" w:space="0" w:color="000000"/>
-              <w:bottom w:val="single" w:sz="4" w:space="0" w:color="000000"/>
-            </w:tcBorders>
-          </w:tcPr>
-          <w:p>
-            <w:pPr>
-              <w:pStyle w:val="TableContents"/>
-              <w:bidi w:val="0"/>
-              <w:jc w:val="start"/>
-              <w:rPr/>
-            </w:pPr>
-            <w:r>
-              <w:rPr/>
-              <w:t>bad Startup quoting/profile</w:t>
-            </w:r>
-          </w:p>
-        </w:tc>
-        <w:tc>
-          <w:tcPr>
-            <w:tcW w:w="3213" w:type="dxa"/>
-            <w:tcBorders>
-              <w:start w:val="single" w:sz="4" w:space="0" w:color="000000"/>
-              <w:bottom w:val="single" w:sz="4" w:space="0" w:color="000000"/>
-              <w:end w:val="single" w:sz="4" w:space="0" w:color="000000"/>
-            </w:tcBorders>
-          </w:tcPr>
-          <w:p>
-            <w:pPr>
-              <w:pStyle w:val="TableContents"/>
-              <w:bidi w:val="0"/>
-              <w:jc w:val="start"/>
-              <w:rPr/>
-            </w:pPr>
-            <w:r>
-              <w:rPr/>
-              <w:t xml:space="preserve">user-specific launcher and correct </w:t>
-            </w:r>
-            <w:r>
-              <w:rPr>
-                <w:rFonts w:ascii="Liberation Mono" w:hAnsi="Liberation Mono"/>
-              </w:rPr>
-              <w:t>start</w:t>
-            </w:r>
-            <w:r>
-              <w:rPr/>
-              <w:t xml:space="preserve"> syntax</w:t>
-            </w:r>
-          </w:p>
-        </w:tc>
-      </w:tr>
-    </w:tbl>
-    <w:p>
-      <w:pPr>
-        <w:pStyle w:val="BodyText"/>
-        <w:bidi w:val="0"/>
         <w:jc w:val="start"/>
         <w:rPr/>
       </w:pPr>
@@ -2409,8 +1783,8 @@
       <w:szCs w:val="28"/>
     </w:rPr>
   </w:style>
-  <w:style w:type="character" w:styleId="Bulletsuser">
-    <w:name w:val="Bullets (user)"/>
+  <w:style w:type="character" w:styleId="Bullets">
+    <w:name w:val="Bullets"/>
     <w:qFormat/>
     <w:rPr>
       <w:rFonts w:ascii="OpenSymbol" w:hAnsi="OpenSymbol" w:eastAsia="OpenSymbol" w:cs="OpenSymbol"/>

--- a/XPS_TO_PDF_SERVICE_DOCUMENTATION.docx
+++ b/XPS_TO_PDF_SERVICE_DOCUMENTATION.docx
@@ -5,10 +5,6 @@
     <w:p>
       <w:pPr>
         <w:pStyle w:val="Heading1"/>
-        <w:numPr>
-          <w:ilvl w:val="0"/>
-          <w:numId w:val="1"/>
-        </w:numPr>
         <w:bidi w:val="0"/>
         <w:spacing w:before="240" w:after="120"/>
         <w:ind w:hanging="0" w:start="0"/>
@@ -23,10 +19,6 @@
     <w:p>
       <w:pPr>
         <w:pStyle w:val="Heading2"/>
-        <w:numPr>
-          <w:ilvl w:val="1"/>
-          <w:numId w:val="1"/>
-        </w:numPr>
         <w:bidi w:val="0"/>
         <w:ind w:hanging="0" w:start="0"/>
         <w:jc w:val="start"/>
@@ -40,7 +32,7 @@
     <w:p>
       <w:pPr>
         <w:pStyle w:val="PreformattedText"/>
-        <w:shd w:val="clear" w:fill="E1E1E1"/>
+        <w:shd w:fill="E1E1E1" w:val="clear"/>
         <w:bidi w:val="0"/>
         <w:spacing w:before="0" w:after="283"/>
         <w:jc w:val="start"/>
@@ -48,7 +40,7 @@
       </w:pPr>
       <w:r>
         <w:rPr/>
-        <w:t>Tytan SQL -&gt; Microsoft XPS Document Writer -&gt; AutoHotkey -&gt; C:\XPS_OUT\*.xps</w:t>
+        <w:t>Tytan -&gt; Microsoft XPS Document Writer -&gt; AutoHotkey -&gt; C:\XPS_OUT\*.xps</w:t>
         <w:br/>
         <w:t xml:space="preserve">      -&gt; XpsToPdfService -&gt; GhostXPS -&gt; C:\PDF\*.pdf</w:t>
       </w:r>
@@ -62,16 +54,12 @@
       </w:pPr>
       <w:r>
         <w:rPr/>
-        <w:t>Tytan SQL is external and closed-source. The project contains an interactive AutoHotkey interceptor and a .NET Windows service because a Windows service cannot control desktop windows in the user's session.</w:t>
+        <w:t>Tytan/Biling SQL is external and closed-source. The project contains an interactive AutoHotkey interceptor and a .NET Windows service because a Windows service cannot control desktop windows in the user's session.</w:t>
       </w:r>
     </w:p>
     <w:p>
       <w:pPr>
         <w:pStyle w:val="Heading2"/>
-        <w:numPr>
-          <w:ilvl w:val="1"/>
-          <w:numId w:val="1"/>
-        </w:numPr>
         <w:bidi w:val="0"/>
         <w:ind w:hanging="0" w:start="0"/>
         <w:jc w:val="start"/>
@@ -85,7 +73,7 @@
     <w:p>
       <w:pPr>
         <w:pStyle w:val="PreformattedText"/>
-        <w:shd w:val="clear" w:fill="E1E1E1"/>
+        <w:shd w:fill="E1E1E1" w:val="clear"/>
         <w:bidi w:val="0"/>
         <w:spacing w:before="0" w:after="283"/>
         <w:jc w:val="start"/>
@@ -109,10 +97,6 @@
     <w:p>
       <w:pPr>
         <w:pStyle w:val="Heading2"/>
-        <w:numPr>
-          <w:ilvl w:val="1"/>
-          <w:numId w:val="1"/>
-        </w:numPr>
         <w:bidi w:val="0"/>
         <w:ind w:hanging="0" w:start="0"/>
         <w:jc w:val="start"/>
@@ -148,7 +132,7 @@
     <w:p>
       <w:pPr>
         <w:pStyle w:val="PreformattedText"/>
-        <w:shd w:val="clear" w:fill="E1E1E1"/>
+        <w:shd w:fill="E1E1E1" w:val="clear"/>
         <w:bidi w:val="0"/>
         <w:spacing w:before="0" w:after="283"/>
         <w:jc w:val="start"/>
@@ -170,7 +154,7 @@
       </w:pPr>
       <w:r>
         <w:rPr/>
-        <w:t xml:space="preserve">Tytan SQL's </w:t>
+        <w:t xml:space="preserve">Tytan's </w:t>
       </w:r>
       <w:r>
         <w:rPr>
@@ -180,13 +164,23 @@
       </w:r>
       <w:r>
         <w:rPr/>
-        <w:t xml:space="preserve"> window contains the authoritative identifier, for example:</w:t>
+        <w:t xml:space="preserve"> or Polish </w:t>
+      </w:r>
+      <w:r>
+        <w:rPr>
+          <w:rFonts w:ascii="Liberation Mono" w:hAnsi="Liberation Mono"/>
+        </w:rPr>
+        <w:t>Drukowanie</w:t>
+      </w:r>
+      <w:r>
+        <w:rPr/>
+        <w:t xml:space="preserve"> window contains the authoritative identifier, for example:</w:t>
       </w:r>
     </w:p>
     <w:p>
       <w:pPr>
         <w:pStyle w:val="PreformattedText"/>
-        <w:shd w:val="clear" w:fill="E1E1E1"/>
+        <w:shd w:fill="E1E1E1" w:val="clear"/>
         <w:bidi w:val="0"/>
         <w:spacing w:before="0" w:after="283"/>
         <w:jc w:val="start"/>
@@ -222,7 +216,7 @@
     <w:p>
       <w:pPr>
         <w:pStyle w:val="PreformattedText"/>
-        <w:shd w:val="clear" w:fill="E1E1E1"/>
+        <w:shd w:fill="E1E1E1" w:val="clear"/>
         <w:bidi w:val="0"/>
         <w:spacing w:before="0" w:after="283"/>
         <w:jc w:val="start"/>
@@ -255,7 +249,7 @@
     <w:p>
       <w:pPr>
         <w:pStyle w:val="PreformattedText"/>
-        <w:shd w:val="clear" w:fill="E1E1E1"/>
+        <w:shd w:fill="E1E1E1" w:val="clear"/>
         <w:bidi w:val="0"/>
         <w:spacing w:before="0" w:after="283"/>
         <w:jc w:val="start"/>
@@ -319,16 +313,22 @@
       </w:r>
       <w:r>
         <w:rPr/>
+        <w:t>/</w:t>
+      </w:r>
+      <w:r>
+        <w:rPr>
+          <w:rFonts w:ascii="Liberation Mono" w:hAnsi="Liberation Mono"/>
+        </w:rPr>
+        <w:t>Drukowanie</w:t>
+      </w:r>
+      <w:r>
+        <w:rPr/>
         <w:t xml:space="preserve"> window is missed. The application window title and the XPS-proposed name are not used as names.</w:t>
       </w:r>
     </w:p>
     <w:p>
       <w:pPr>
         <w:pStyle w:val="Heading2"/>
-        <w:numPr>
-          <w:ilvl w:val="1"/>
-          <w:numId w:val="1"/>
-        </w:numPr>
         <w:bidi w:val="0"/>
         <w:ind w:hanging="0" w:start="0"/>
         <w:jc w:val="start"/>
@@ -342,10 +342,6 @@
     <w:p>
       <w:pPr>
         <w:pStyle w:val="Heading3"/>
-        <w:numPr>
-          <w:ilvl w:val="2"/>
-          <w:numId w:val="1"/>
-        </w:numPr>
         <w:bidi w:val="0"/>
         <w:ind w:hanging="0" w:start="0"/>
         <w:jc w:val="start"/>
@@ -397,7 +393,7 @@
     <w:p>
       <w:pPr>
         <w:pStyle w:val="PreformattedText"/>
-        <w:shd w:val="clear" w:fill="E1E1E1"/>
+        <w:shd w:fill="E1E1E1" w:val="clear"/>
         <w:bidi w:val="0"/>
         <w:spacing w:before="0" w:after="283"/>
         <w:jc w:val="start"/>
@@ -435,7 +431,7 @@
     <w:p>
       <w:pPr>
         <w:pStyle w:val="PreformattedText"/>
-        <w:shd w:val="clear" w:fill="E1E1E1"/>
+        <w:shd w:fill="E1E1E1" w:val="clear"/>
         <w:bidi w:val="0"/>
         <w:spacing w:before="0" w:after="283"/>
         <w:jc w:val="start"/>
@@ -489,10 +485,6 @@
     <w:p>
       <w:pPr>
         <w:pStyle w:val="Heading3"/>
-        <w:numPr>
-          <w:ilvl w:val="2"/>
-          <w:numId w:val="1"/>
-        </w:numPr>
         <w:bidi w:val="0"/>
         <w:ind w:hanging="0" w:start="0"/>
         <w:jc w:val="start"/>
@@ -538,7 +530,7 @@
     <w:p>
       <w:pPr>
         <w:pStyle w:val="PreformattedText"/>
-        <w:shd w:val="clear" w:fill="E1E1E1"/>
+        <w:shd w:fill="E1E1E1" w:val="clear"/>
         <w:bidi w:val="0"/>
         <w:spacing w:before="0" w:after="283"/>
         <w:jc w:val="start"/>
@@ -570,7 +562,7 @@
     <w:p>
       <w:pPr>
         <w:pStyle w:val="PreformattedText"/>
-        <w:shd w:val="clear" w:fill="E1E1E1"/>
+        <w:shd w:fill="E1E1E1" w:val="clear"/>
         <w:bidi w:val="0"/>
         <w:spacing w:before="0" w:after="283"/>
         <w:jc w:val="start"/>
@@ -588,10 +580,6 @@
     <w:p>
       <w:pPr>
         <w:pStyle w:val="Heading3"/>
-        <w:numPr>
-          <w:ilvl w:val="2"/>
-          <w:numId w:val="1"/>
-        </w:numPr>
         <w:bidi w:val="0"/>
         <w:ind w:hanging="0" w:start="0"/>
         <w:jc w:val="start"/>
@@ -627,7 +615,7 @@
     <w:p>
       <w:pPr>
         <w:pStyle w:val="PreformattedText"/>
-        <w:shd w:val="clear" w:fill="E1E1E1"/>
+        <w:shd w:fill="E1E1E1" w:val="clear"/>
         <w:bidi w:val="0"/>
         <w:spacing w:before="0" w:after="283"/>
         <w:jc w:val="start"/>
@@ -655,10 +643,6 @@
     <w:p>
       <w:pPr>
         <w:pStyle w:val="Heading3"/>
-        <w:numPr>
-          <w:ilvl w:val="2"/>
-          <w:numId w:val="1"/>
-        </w:numPr>
         <w:bidi w:val="0"/>
         <w:ind w:hanging="0" w:start="0"/>
         <w:jc w:val="start"/>
@@ -694,7 +678,7 @@
     <w:p>
       <w:pPr>
         <w:pStyle w:val="PreformattedText"/>
-        <w:shd w:val="clear" w:fill="E1E1E1"/>
+        <w:shd w:fill="E1E1E1" w:val="clear"/>
         <w:bidi w:val="0"/>
         <w:spacing w:before="0" w:after="283"/>
         <w:jc w:val="start"/>
@@ -734,10 +718,6 @@
     <w:p>
       <w:pPr>
         <w:pStyle w:val="Heading3"/>
-        <w:numPr>
-          <w:ilvl w:val="2"/>
-          <w:numId w:val="1"/>
-        </w:numPr>
         <w:bidi w:val="0"/>
         <w:ind w:hanging="0" w:start="0"/>
         <w:jc w:val="start"/>
@@ -757,7 +737,7 @@
       </w:pPr>
       <w:r>
         <w:rPr/>
-        <w:t xml:space="preserve">Tytan SQL identifiers can begin with </w:t>
+        <w:t xml:space="preserve">Tytan identifiers can begin with </w:t>
       </w:r>
       <w:r>
         <w:rPr>
@@ -783,7 +763,7 @@
     <w:p>
       <w:pPr>
         <w:pStyle w:val="PreformattedText"/>
-        <w:shd w:val="clear" w:fill="E1E1E1"/>
+        <w:shd w:fill="E1E1E1" w:val="clear"/>
         <w:bidi w:val="0"/>
         <w:spacing w:before="0" w:after="283"/>
         <w:jc w:val="start"/>
@@ -809,10 +789,6 @@
     <w:p>
       <w:pPr>
         <w:pStyle w:val="Heading3"/>
-        <w:numPr>
-          <w:ilvl w:val="2"/>
-          <w:numId w:val="1"/>
-        </w:numPr>
         <w:bidi w:val="0"/>
         <w:ind w:hanging="0" w:start="0"/>
         <w:jc w:val="start"/>
@@ -858,7 +834,7 @@
     <w:p>
       <w:pPr>
         <w:pStyle w:val="PreformattedText"/>
-        <w:shd w:val="clear" w:fill="E1E1E1"/>
+        <w:shd w:fill="E1E1E1" w:val="clear"/>
         <w:bidi w:val="0"/>
         <w:spacing w:before="0" w:after="283"/>
         <w:jc w:val="start"/>
@@ -889,10 +865,6 @@
     <w:p>
       <w:pPr>
         <w:pStyle w:val="Heading2"/>
-        <w:numPr>
-          <w:ilvl w:val="1"/>
-          <w:numId w:val="1"/>
-        </w:numPr>
         <w:bidi w:val="0"/>
         <w:ind w:hanging="0" w:start="0"/>
         <w:jc w:val="start"/>
@@ -924,7 +896,7 @@
     <w:p>
       <w:pPr>
         <w:pStyle w:val="PreformattedText"/>
-        <w:shd w:val="clear" w:fill="E1E1E1"/>
+        <w:shd w:fill="E1E1E1" w:val="clear"/>
         <w:bidi w:val="0"/>
         <w:spacing w:before="0" w:after="283"/>
         <w:jc w:val="start"/>
@@ -1026,7 +998,7 @@
     <w:p>
       <w:pPr>
         <w:pStyle w:val="PreformattedText"/>
-        <w:shd w:val="clear" w:fill="E1E1E1"/>
+        <w:shd w:fill="E1E1E1" w:val="clear"/>
         <w:bidi w:val="0"/>
         <w:spacing w:before="0" w:after="283"/>
         <w:jc w:val="start"/>
@@ -1040,10 +1012,6 @@
     <w:p>
       <w:pPr>
         <w:pStyle w:val="Heading2"/>
-        <w:numPr>
-          <w:ilvl w:val="1"/>
-          <w:numId w:val="1"/>
-        </w:numPr>
         <w:bidi w:val="0"/>
         <w:ind w:hanging="0" w:start="0"/>
         <w:jc w:val="start"/>
@@ -1051,22 +1019,6 @@
       </w:pPr>
       <w:r>
         <w:rPr/>
-      </w:r>
-    </w:p>
-    <w:p>
-      <w:pPr>
-        <w:pStyle w:val="Heading2"/>
-        <w:numPr>
-          <w:ilvl w:val="1"/>
-          <w:numId w:val="1"/>
-        </w:numPr>
-        <w:bidi w:val="0"/>
-        <w:ind w:hanging="0" w:start="0"/>
-        <w:jc w:val="start"/>
-        <w:rPr/>
-      </w:pPr>
-      <w:r>
-        <w:rPr/>
         <w:t>Performance and maintenance</w:t>
       </w:r>
     </w:p>
@@ -1079,7 +1031,7 @@
       </w:pPr>
       <w:r>
         <w:rPr/>
-        <w:t>The service normally spends 2–5 seconds per XPS job. Tytan SQL creates jobs sequentially, so extra conversion threads do not improve a batch when no XPS jobs are waiting. The main cost is Microsoft XPS generation, followed by GhostXPS rendering.</w:t>
+        <w:t>The service normally spends 2–5 seconds per XPS job. Tytan creates jobs sequentially, so extra conversion threads do not improve a batch when no XPS jobs are waiting. The main cost is Microsoft XPS generation, followed by GhostXPS rendering.</w:t>
       </w:r>
     </w:p>
     <w:p>
@@ -1102,6 +1054,7 @@
           <w:numId w:val="2"/>
         </w:numPr>
         <w:tabs>
+          <w:tab w:val="clear" w:pos="709"/>
           <w:tab w:val="left" w:pos="709" w:leader="none"/>
         </w:tabs>
         <w:bidi w:val="0"/>
@@ -1142,6 +1095,7 @@
           <w:numId w:val="2"/>
         </w:numPr>
         <w:tabs>
+          <w:tab w:val="clear" w:pos="709"/>
           <w:tab w:val="left" w:pos="709" w:leader="none"/>
         </w:tabs>
         <w:bidi w:val="0"/>
@@ -1172,6 +1126,7 @@
           <w:numId w:val="2"/>
         </w:numPr>
         <w:tabs>
+          <w:tab w:val="clear" w:pos="709"/>
           <w:tab w:val="left" w:pos="709" w:leader="none"/>
         </w:tabs>
         <w:bidi w:val="0"/>
@@ -1181,7 +1136,7 @@
       </w:pPr>
       <w:r>
         <w:rPr/>
-        <w:t>Test a multi-document Tytan SQL print.</w:t>
+        <w:t>Test a multi-document Tytan print.</w:t>
       </w:r>
     </w:p>
     <w:p>
@@ -1192,6 +1147,7 @@
           <w:numId w:val="2"/>
         </w:numPr>
         <w:tabs>
+          <w:tab w:val="clear" w:pos="709"/>
           <w:tab w:val="left" w:pos="709" w:leader="none"/>
         </w:tabs>
         <w:bidi w:val="0"/>
@@ -1212,6 +1168,7 @@
           <w:numId w:val="2"/>
         </w:numPr>
         <w:tabs>
+          <w:tab w:val="clear" w:pos="709"/>
           <w:tab w:val="left" w:pos="709" w:leader="none"/>
         </w:tabs>
         <w:bidi w:val="0"/>
@@ -1232,6 +1189,7 @@
           <w:numId w:val="2"/>
         </w:numPr>
         <w:tabs>
+          <w:tab w:val="clear" w:pos="709"/>
           <w:tab w:val="left" w:pos="709" w:leader="none"/>
         </w:tabs>
         <w:bidi w:val="0"/>
@@ -1252,6 +1210,7 @@
           <w:numId w:val="2"/>
         </w:numPr>
         <w:tabs>
+          <w:tab w:val="clear" w:pos="709"/>
           <w:tab w:val="left" w:pos="709" w:leader="none"/>
         </w:tabs>
         <w:bidi w:val="0"/>
@@ -1283,7 +1242,6 @@
       <w:pgNumType w:fmt="decimal"/>
       <w:formProt w:val="false"/>
       <w:textDirection w:val="lrTb"/>
-      <w:docGrid w:type="default" w:linePitch="100" w:charSpace="0"/>
     </w:sectPr>
   </w:body>
 </w:document>
@@ -1295,6 +1253,7 @@
     <w:lvl w:ilvl="0">
       <w:start w:val="1"/>
       <w:numFmt w:val="none"/>
+      <w:pStyle w:val="Heading1"/>
       <w:suff w:val="nothing"/>
       <w:lvlText w:val=""/>
       <w:lvlJc w:val="start"/>
@@ -1304,11 +1263,11 @@
         </w:tabs>
         <w:ind w:start="0" w:hanging="0"/>
       </w:pPr>
-      <w:rPr/>
     </w:lvl>
     <w:lvl w:ilvl="1">
       <w:start w:val="1"/>
       <w:numFmt w:val="none"/>
+      <w:pStyle w:val="Heading2"/>
       <w:suff w:val="nothing"/>
       <w:lvlText w:val=""/>
       <w:lvlJc w:val="start"/>
@@ -1318,11 +1277,11 @@
         </w:tabs>
         <w:ind w:start="0" w:hanging="0"/>
       </w:pPr>
-      <w:rPr/>
     </w:lvl>
     <w:lvl w:ilvl="2">
       <w:start w:val="1"/>
       <w:numFmt w:val="none"/>
+      <w:pStyle w:val="Heading3"/>
       <w:suff w:val="nothing"/>
       <w:lvlText w:val=""/>
       <w:lvlJc w:val="start"/>
@@ -1332,7 +1291,6 @@
         </w:tabs>
         <w:ind w:start="0" w:hanging="0"/>
       </w:pPr>
-      <w:rPr/>
     </w:lvl>
     <w:lvl w:ilvl="3">
       <w:start w:val="1"/>
@@ -1346,7 +1304,6 @@
         </w:tabs>
         <w:ind w:start="0" w:hanging="0"/>
       </w:pPr>
-      <w:rPr/>
     </w:lvl>
     <w:lvl w:ilvl="4">
       <w:start w:val="1"/>
@@ -1360,7 +1317,6 @@
         </w:tabs>
         <w:ind w:start="0" w:hanging="0"/>
       </w:pPr>
-      <w:rPr/>
     </w:lvl>
     <w:lvl w:ilvl="5">
       <w:start w:val="1"/>
@@ -1374,7 +1330,6 @@
         </w:tabs>
         <w:ind w:start="0" w:hanging="0"/>
       </w:pPr>
-      <w:rPr/>
     </w:lvl>
     <w:lvl w:ilvl="6">
       <w:start w:val="1"/>
@@ -1388,7 +1343,6 @@
         </w:tabs>
         <w:ind w:start="0" w:hanging="0"/>
       </w:pPr>
-      <w:rPr/>
     </w:lvl>
     <w:lvl w:ilvl="7">
       <w:start w:val="1"/>
@@ -1402,7 +1356,6 @@
         </w:tabs>
         <w:ind w:start="0" w:hanging="0"/>
       </w:pPr>
-      <w:rPr/>
     </w:lvl>
     <w:lvl w:ilvl="8">
       <w:start w:val="1"/>
@@ -1416,7 +1369,6 @@
         </w:tabs>
         <w:ind w:start="0" w:hanging="0"/>
       </w:pPr>
-      <w:rPr/>
     </w:lvl>
   </w:abstractNum>
   <w:abstractNum w:abstractNumId="2">
@@ -1556,133 +1508,11 @@
       </w:rPr>
     </w:lvl>
   </w:abstractNum>
-  <w:abstractNum w:abstractNumId="3">
-    <w:lvl w:ilvl="0">
-      <w:start w:val="1"/>
-      <w:numFmt w:val="none"/>
-      <w:suff w:val="nothing"/>
-      <w:lvlText w:val=""/>
-      <w:lvlJc w:val="start"/>
-      <w:pPr>
-        <w:tabs>
-          <w:tab w:val="num" w:pos="0"/>
-        </w:tabs>
-        <w:ind w:start="0" w:hanging="0"/>
-      </w:pPr>
-    </w:lvl>
-    <w:lvl w:ilvl="1">
-      <w:start w:val="1"/>
-      <w:numFmt w:val="none"/>
-      <w:suff w:val="nothing"/>
-      <w:lvlText w:val=""/>
-      <w:lvlJc w:val="start"/>
-      <w:pPr>
-        <w:tabs>
-          <w:tab w:val="num" w:pos="0"/>
-        </w:tabs>
-        <w:ind w:start="0" w:hanging="0"/>
-      </w:pPr>
-    </w:lvl>
-    <w:lvl w:ilvl="2">
-      <w:start w:val="1"/>
-      <w:numFmt w:val="none"/>
-      <w:suff w:val="nothing"/>
-      <w:lvlText w:val=""/>
-      <w:lvlJc w:val="start"/>
-      <w:pPr>
-        <w:tabs>
-          <w:tab w:val="num" w:pos="0"/>
-        </w:tabs>
-        <w:ind w:start="0" w:hanging="0"/>
-      </w:pPr>
-    </w:lvl>
-    <w:lvl w:ilvl="3">
-      <w:start w:val="1"/>
-      <w:numFmt w:val="none"/>
-      <w:suff w:val="nothing"/>
-      <w:lvlText w:val=""/>
-      <w:lvlJc w:val="start"/>
-      <w:pPr>
-        <w:tabs>
-          <w:tab w:val="num" w:pos="0"/>
-        </w:tabs>
-        <w:ind w:start="0" w:hanging="0"/>
-      </w:pPr>
-    </w:lvl>
-    <w:lvl w:ilvl="4">
-      <w:start w:val="1"/>
-      <w:numFmt w:val="none"/>
-      <w:suff w:val="nothing"/>
-      <w:lvlText w:val=""/>
-      <w:lvlJc w:val="start"/>
-      <w:pPr>
-        <w:tabs>
-          <w:tab w:val="num" w:pos="0"/>
-        </w:tabs>
-        <w:ind w:start="0" w:hanging="0"/>
-      </w:pPr>
-    </w:lvl>
-    <w:lvl w:ilvl="5">
-      <w:start w:val="1"/>
-      <w:numFmt w:val="none"/>
-      <w:suff w:val="nothing"/>
-      <w:lvlText w:val=""/>
-      <w:lvlJc w:val="start"/>
-      <w:pPr>
-        <w:tabs>
-          <w:tab w:val="num" w:pos="0"/>
-        </w:tabs>
-        <w:ind w:start="0" w:hanging="0"/>
-      </w:pPr>
-    </w:lvl>
-    <w:lvl w:ilvl="6">
-      <w:start w:val="1"/>
-      <w:numFmt w:val="none"/>
-      <w:suff w:val="nothing"/>
-      <w:lvlText w:val=""/>
-      <w:lvlJc w:val="start"/>
-      <w:pPr>
-        <w:tabs>
-          <w:tab w:val="num" w:pos="0"/>
-        </w:tabs>
-        <w:ind w:start="0" w:hanging="0"/>
-      </w:pPr>
-    </w:lvl>
-    <w:lvl w:ilvl="7">
-      <w:start w:val="1"/>
-      <w:numFmt w:val="none"/>
-      <w:suff w:val="nothing"/>
-      <w:lvlText w:val=""/>
-      <w:lvlJc w:val="start"/>
-      <w:pPr>
-        <w:tabs>
-          <w:tab w:val="num" w:pos="0"/>
-        </w:tabs>
-        <w:ind w:start="0" w:hanging="0"/>
-      </w:pPr>
-    </w:lvl>
-    <w:lvl w:ilvl="8">
-      <w:start w:val="1"/>
-      <w:numFmt w:val="none"/>
-      <w:suff w:val="nothing"/>
-      <w:lvlText w:val=""/>
-      <w:lvlJc w:val="start"/>
-      <w:pPr>
-        <w:tabs>
-          <w:tab w:val="num" w:pos="0"/>
-        </w:tabs>
-        <w:ind w:start="0" w:hanging="0"/>
-      </w:pPr>
-    </w:lvl>
-  </w:abstractNum>
   <w:num w:numId="1">
     <w:abstractNumId w:val="1"/>
   </w:num>
   <w:num w:numId="2">
     <w:abstractNumId w:val="2"/>
-  </w:num>
-  <w:num w:numId="3">
-    <w:abstractNumId w:val="3"/>
   </w:num>
 </w:numbering>
 </file>
@@ -1709,15 +1539,11 @@
     <w:qFormat/>
     <w:pPr>
       <w:widowControl w:val="false"/>
-      <w:suppressAutoHyphens w:val="true"/>
       <w:bidi w:val="0"/>
-      <w:spacing w:before="0" w:after="0"/>
-      <w:jc w:val="start"/>
     </w:pPr>
     <w:rPr>
       <w:rFonts w:ascii="Liberation Serif" w:hAnsi="Liberation Serif" w:eastAsia="NSimSun" w:cs="Arial"/>
       <w:color w:val="auto"/>
-      <w:kern w:val="0"/>
       <w:sz w:val="24"/>
       <w:szCs w:val="24"/>
       <w:lang w:val="en-GB" w:eastAsia="zh-CN" w:bidi="hi-IN"/>
@@ -1861,29 +1687,6 @@
       <w:szCs w:val="20"/>
     </w:rPr>
   </w:style>
-  <w:style w:type="paragraph" w:styleId="TableContents">
-    <w:name w:val="Table Contents"/>
-    <w:basedOn w:val="Normal"/>
-    <w:qFormat/>
-    <w:pPr>
-      <w:widowControl w:val="false"/>
-      <w:suppressLineNumbers/>
-    </w:pPr>
-    <w:rPr/>
-  </w:style>
-  <w:style w:type="paragraph" w:styleId="TableHeading">
-    <w:name w:val="Table Heading"/>
-    <w:basedOn w:val="TableContents"/>
-    <w:qFormat/>
-    <w:pPr>
-      <w:suppressLineNumbers/>
-      <w:jc w:val="center"/>
-    </w:pPr>
-    <w:rPr>
-      <w:b/>
-      <w:bCs/>
-    </w:rPr>
-  </w:style>
 </w:styles>
 </file>
 

--- a/XPS_TO_PDF_SERVICE_DOCUMENTATION.docx
+++ b/XPS_TO_PDF_SERVICE_DOCUMENTATION.docx
@@ -1,5 +1,26 @@
 
-<file path=word/document.xml><?xml version="1.0" encoding="utf-8"?>
+<file path=docProps\app.xml><?xml version="1.0" encoding="utf-8"?>
+<Properties xmlns="http://schemas.openxmlformats.org/officeDocument/2006/extended-properties" xmlns:vt="http://schemas.openxmlformats.org/officeDocument/2006/docPropsVTypes">
+  <Template/>
+  <TotalTime>0</TotalTime>
+  <Application>LibreOffice/26.2.5.2$Windows_X86_64 LibreOffice_project/cd7284b4cbbfeb507e630c1aac019f4157393acb</Application>
+  <AppVersion>15.0000</AppVersion>
+</Properties>
+</file>
+
+<file path=docProps\core.xml><?xml version="1.0" encoding="utf-8"?>
+<cp:coreProperties xmlns:cp="http://schemas.openxmlformats.org/package/2006/metadata/core-properties" xmlns:dc="http://purl.org/dc/elements/1.1/" xmlns:dcterms="http://purl.org/dc/terms/" xmlns:dcmitype="http://purl.org/dc/dcmitype/" xmlns:xsi="http://www.w3.org/2001/XMLSchema-instance">
+  <dc:creator/>
+  <dc:description/>
+  <dc:language>en-GB</dc:language>
+  <cp:lastModifiedBy/>
+  <cp:revision>0</cp:revision>
+  <dc:subject/>
+  <dc:title/>
+</cp:coreProperties>
+</file>
+
+<file path=word\document.xml><?xml version="1.0" encoding="utf-8"?>
 <w:document xmlns:o="urn:schemas-microsoft-com:office:office" xmlns:r="http://schemas.openxmlformats.org/officeDocument/2006/relationships" xmlns:v="urn:schemas-microsoft-com:vml" xmlns:w="http://schemas.openxmlformats.org/wordprocessingml/2006/main" xmlns:w10="urn:schemas-microsoft-com:office:word" xmlns:wp="http://schemas.openxmlformats.org/drawingml/2006/wordprocessingDrawing" xmlns:pic="http://schemas.openxmlformats.org/drawingml/2006/picture" xmlns:wps="http://schemas.microsoft.com/office/word/2010/wordprocessingShape" xmlns:wpg="http://schemas.microsoft.com/office/word/2010/wordprocessingGroup" xmlns:mc="http://schemas.openxmlformats.org/markup-compatibility/2006" xmlns:wp14="http://schemas.microsoft.com/office/word/2010/wordprocessingDrawing" xmlns:w14="http://schemas.microsoft.com/office/word/2010/wordml" xmlns:w15="http://schemas.microsoft.com/office/word/2012/wordml" mc:Ignorable="w14 wp14 w15">
   <w:body>
     <w:p>
@@ -40,7 +61,7 @@
       </w:pPr>
       <w:r>
         <w:rPr/>
-        <w:t>Tytan -&gt; Microsoft XPS Document Writer -&gt; AutoHotkey -&gt; C:\XPS_OUT\*.xps</w:t>
+        <w:t>Tytan SQL -&gt; Microsoft XPS Document Writer -&gt; AutoHotkey -&gt; C:\XPS_OUT\*.xps</w:t>
         <w:br/>
         <w:t xml:space="preserve">      -&gt; XpsToPdfService -&gt; GhostXPS -&gt; C:\PDF\*.pdf</w:t>
       </w:r>
@@ -54,7 +75,7 @@
       </w:pPr>
       <w:r>
         <w:rPr/>
-        <w:t>Tytan/Biling SQL is external and closed-source. The project contains an interactive AutoHotkey interceptor and a .NET Windows service because a Windows service cannot control desktop windows in the user's session.</w:t>
+        <w:t>Tytan SQL/Biling SQL is external and closed-source. The project contains an interactive AutoHotkey interceptor and a .NET Windows service because a Windows service cannot control desktop windows in the user's session.</w:t>
       </w:r>
     </w:p>
     <w:p>
@@ -154,7 +175,7 @@
       </w:pPr>
       <w:r>
         <w:rPr/>
-        <w:t xml:space="preserve">Tytan's </w:t>
+        <w:t xml:space="preserve">Tytan SQL's </w:t>
       </w:r>
       <w:r>
         <w:rPr>
@@ -231,7 +252,7 @@
         <w:br/>
         <w:t>if RegExMatch(text, "im)^\s*Page\s+\d+\s+of\s+(.+?)\s*$", &amp;match)</w:t>
         <w:br/>
-        <w:t xml:space="preserve">    pendingPrintName := Trim(match[1])</w:t>
+        <w:t xml:space="preserve">    pendingPrintNames.Push(Trim(match[1]))</w:t>
       </w:r>
     </w:p>
     <w:p>
@@ -737,7 +758,7 @@
       </w:pPr>
       <w:r>
         <w:rPr/>
-        <w:t xml:space="preserve">Tytan identifiers can begin with </w:t>
+        <w:t xml:space="preserve">Tytan SQL identifiers can begin with </w:t>
       </w:r>
       <w:r>
         <w:rPr>
@@ -936,7 +957,7 @@
         <w:rPr>
           <w:rFonts w:ascii="Liberation Mono" w:hAnsi="Liberation Mono"/>
         </w:rPr>
-        <w:t>win-x64</w:t>
+        <w:t>win-x64 and win-x86</w:t>
       </w:r>
       <w:r>
         <w:rPr/>
@@ -1031,7 +1052,7 @@
       </w:pPr>
       <w:r>
         <w:rPr/>
-        <w:t>The service normally spends 2–5 seconds per XPS job. Tytan creates jobs sequentially, so extra conversion threads do not improve a batch when no XPS jobs are waiting. The main cost is Microsoft XPS generation, followed by GhostXPS rendering.</w:t>
+        <w:t>The service normally spends 2–5 seconds per XPS job. Tytan SQL creates jobs sequentially, so extra conversion threads do not improve a batch when no XPS jobs are waiting. The main cost is Microsoft XPS generation, followed by GhostXPS rendering.</w:t>
       </w:r>
     </w:p>
     <w:p>
@@ -1136,7 +1157,7 @@
       </w:pPr>
       <w:r>
         <w:rPr/>
-        <w:t>Test a multi-document Tytan print.</w:t>
+        <w:t>Test a multi-document Tytan SQL print.</w:t>
       </w:r>
     </w:p>
     <w:p>
@@ -1247,7 +1268,56 @@
 </w:document>
 </file>
 
-<file path=word/numbering.xml><?xml version="1.0" encoding="utf-8"?>
+<file path=word\fontTable.xml><?xml version="1.0" encoding="utf-8"?>
+<w:fonts xmlns:w="http://schemas.openxmlformats.org/wordprocessingml/2006/main" xmlns:r="http://schemas.openxmlformats.org/officeDocument/2006/relationships">
+  <w:font w:name="Times New Roman">
+    <w:charset w:val="00" w:characterSet="windows-1252"/>
+    <w:family w:val="roman"/>
+    <w:pitch w:val="variable"/>
+  </w:font>
+  <w:font w:name="Symbol">
+    <w:charset w:val="02"/>
+    <w:family w:val="roman"/>
+    <w:pitch w:val="variable"/>
+  </w:font>
+  <w:font w:name="Arial">
+    <w:charset w:val="00" w:characterSet="windows-1252"/>
+    <w:family w:val="swiss"/>
+    <w:pitch w:val="variable"/>
+  </w:font>
+  <w:font w:name="Liberation Serif">
+    <w:altName w:val="Times New Roman"/>
+    <w:charset w:val="ee" w:characterSet="windows-1250"/>
+    <w:family w:val="roman"/>
+    <w:pitch w:val="variable"/>
+  </w:font>
+  <w:font w:name="OpenSymbol">
+    <w:altName w:val="Arial Unicode MS"/>
+    <w:charset w:val="02"/>
+    <w:family w:val="auto"/>
+    <w:pitch w:val="default"/>
+  </w:font>
+  <w:font w:name="Liberation Sans">
+    <w:altName w:val="Arial"/>
+    <w:charset w:val="ee" w:characterSet="windows-1250"/>
+    <w:family w:val="swiss"/>
+    <w:pitch w:val="variable"/>
+  </w:font>
+  <w:font w:name="Liberation Mono">
+    <w:altName w:val="Courier New"/>
+    <w:charset w:val="ee" w:characterSet="windows-1250"/>
+    <w:family w:val="modern"/>
+    <w:pitch w:val="fixed"/>
+  </w:font>
+  <w:font w:name="Symbol">
+    <w:charset w:val="02"/>
+    <w:family w:val="auto"/>
+    <w:pitch w:val="default"/>
+  </w:font>
+</w:fonts>
+</file>
+
+<file path=word\numbering.xml><?xml version="1.0" encoding="utf-8"?>
 <w:numbering xmlns:w="http://schemas.openxmlformats.org/wordprocessingml/2006/main" xmlns:o="urn:schemas-microsoft-com:office:office" xmlns:r="http://schemas.openxmlformats.org/officeDocument/2006/relationships" xmlns:v="urn:schemas-microsoft-com:vml" xmlns:mc="http://schemas.openxmlformats.org/markup-compatibility/2006" xmlns:w14="http://schemas.microsoft.com/office/word/2010/wordml" mc:Ignorable="w14">
   <w:abstractNum w:abstractNumId="1">
     <w:lvl w:ilvl="0">
@@ -1517,7 +1587,22 @@
 </w:numbering>
 </file>
 
-<file path=word/styles.xml><?xml version="1.0" encoding="utf-8"?>
+<file path=word\settings.xml><?xml version="1.0" encoding="utf-8"?>
+<w:settings xmlns:w="http://schemas.openxmlformats.org/wordprocessingml/2006/main">
+  <w:zoom w:percent="161"/>
+  <w:defaultTabStop w:val="709"/>
+  <w:autoHyphenation w:val="true"/>
+  <w:hyphenationZone w:val="0"/>
+  <w:compat>
+    <w:adjustLineHeightInTable/>
+    <w:compatSetting w:name="compatibilityMode" w:uri="http://schemas.microsoft.com/office/word" w:val="15"/>
+    <w:compatSetting w:name="useWord2013TrackBottomHyphenation" w:uri="http://schemas.microsoft.com/office/word" w:val="1"/>
+    <w:compatSetting w:name="allowHyphenationAtTrackBottom" w:uri="http://schemas.microsoft.com/office/word" w:val="1"/>
+  </w:compat>
+</w:settings>
+</file>
+
+<file path=word\styles.xml><?xml version="1.0" encoding="utf-8"?>
 <w:styles xmlns:w="http://schemas.openxmlformats.org/wordprocessingml/2006/main" xmlns:w14="http://schemas.microsoft.com/office/word/2010/wordml" xmlns:mc="http://schemas.openxmlformats.org/markup-compatibility/2006" mc:Ignorable="w14">
   <w:docDefaults>
     <w:rPrDefault>
@@ -1690,7 +1775,7 @@
 </w:styles>
 </file>
 
-<file path=word/theme/theme1.xml><?xml version="1.0" encoding="utf-8"?>
+<file path=word\theme\theme1.xml><?xml version="1.0" encoding="utf-8"?>
 <a:theme xmlns:a="http://schemas.openxmlformats.org/drawingml/2006/main" xmlns:r="http://schemas.openxmlformats.org/officeDocument/2006/relationships" name="Office">
   <a:themeElements>
     <a:clrScheme name="LibreOffice">

--- a/XPS_TO_PDF_SERVICE_DOCUMENTATION.docx
+++ b/XPS_TO_PDF_SERVICE_DOCUMENTATION.docx
@@ -929,7 +929,7 @@
         <w:br/>
         <w:t>{</w:t>
         <w:br/>
-        <w:t xml:space="preserve">    options.ServiceName = "XpsToPdfService";</w:t>
+        <w:t xml:space="preserve">    options.ServiceName = "TytanXpsToPdf";</w:t>
         <w:br/>
         <w:t>});</w:t>
         <w:br/>
@@ -1027,7 +1027,7 @@
       </w:pPr>
       <w:r>
         <w:rPr/>
-        <w:t>start "" "C:\Program Files\XpsToPdfService\SaveAsInterceptor\AutoHotkey64.exe" "C:\Program Files\XpsToPdfService\SaveAsInterceptor\saveas_xps.ahk"</w:t>
+        <w:t>start "" "C:\Program Files\TytanXpsToPdf\SaveAsInterceptor\AutoHotkey64.exe" "C:\Program Files\TytanXpsToPdf\SaveAsInterceptor\saveas_xps.ahk"</w:t>
       </w:r>
     </w:p>
     <w:p>
